--- a/report_template/template_main/gLS5_CustomEdition_DZRM_v1.1.0.docx
+++ b/report_template/template_main/gLS5_CustomEdition_DZRM_v1.1.0.docx
@@ -330,19 +330,11 @@
               <w:t>{{</w:t>
             </w:r>
             <w:proofErr w:type="spellStart"/>
-            <w:proofErr w:type="gramStart"/>
             <w:r>
               <w:rPr>
                 <w:sz w:val="24"/>
               </w:rPr>
-              <w:t>sample.patient</w:t>
-            </w:r>
-            <w:proofErr w:type="gramEnd"/>
-            <w:r>
-              <w:rPr>
-                <w:sz w:val="24"/>
-              </w:rPr>
-              <w:t>_name</w:t>
+              <w:t>sample.patient_name</w:t>
             </w:r>
             <w:proofErr w:type="spellEnd"/>
             <w:r>
@@ -408,7 +400,6 @@
               <w:t>{{</w:t>
             </w:r>
             <w:proofErr w:type="spellStart"/>
-            <w:proofErr w:type="gramStart"/>
             <w:r>
               <w:rPr>
                 <w:sz w:val="24"/>
@@ -416,7 +407,6 @@
               <w:t>sample.gender</w:t>
             </w:r>
             <w:proofErr w:type="spellEnd"/>
-            <w:proofErr w:type="gramEnd"/>
             <w:r>
               <w:rPr>
                 <w:sz w:val="24"/>
@@ -556,19 +546,11 @@
               <w:t>{{</w:t>
             </w:r>
             <w:proofErr w:type="spellStart"/>
-            <w:proofErr w:type="gramStart"/>
             <w:r>
               <w:rPr>
                 <w:sz w:val="24"/>
               </w:rPr>
-              <w:t>sample.submission</w:t>
-            </w:r>
-            <w:proofErr w:type="gramEnd"/>
-            <w:r>
-              <w:rPr>
-                <w:sz w:val="24"/>
-              </w:rPr>
-              <w:t>_date</w:t>
+              <w:t>sample.submission_date</w:t>
             </w:r>
             <w:proofErr w:type="spellEnd"/>
             <w:r>
@@ -637,19 +619,11 @@
               <w:t>{{</w:t>
             </w:r>
             <w:proofErr w:type="spellStart"/>
-            <w:proofErr w:type="gramStart"/>
             <w:r>
               <w:rPr>
                 <w:sz w:val="24"/>
               </w:rPr>
-              <w:t>sample.submission</w:t>
-            </w:r>
-            <w:proofErr w:type="gramEnd"/>
-            <w:r>
-              <w:rPr>
-                <w:sz w:val="24"/>
-              </w:rPr>
-              <w:t>_department</w:t>
+              <w:t>sample.submission_department</w:t>
             </w:r>
             <w:proofErr w:type="spellEnd"/>
             <w:r>
@@ -716,19 +690,11 @@
               <w:t>{{</w:t>
             </w:r>
             <w:proofErr w:type="spellStart"/>
-            <w:proofErr w:type="gramStart"/>
             <w:r>
               <w:rPr>
                 <w:sz w:val="24"/>
               </w:rPr>
-              <w:t>sample.original</w:t>
-            </w:r>
-            <w:proofErr w:type="gramEnd"/>
-            <w:r>
-              <w:rPr>
-                <w:sz w:val="24"/>
-              </w:rPr>
-              <w:t>_pathological_id</w:t>
+              <w:t>sample.original_pathological_id</w:t>
             </w:r>
             <w:proofErr w:type="spellEnd"/>
             <w:r>
@@ -795,19 +761,11 @@
               <w:t>{{</w:t>
             </w:r>
             <w:proofErr w:type="spellStart"/>
-            <w:proofErr w:type="gramStart"/>
             <w:r>
               <w:rPr>
                 <w:sz w:val="24"/>
               </w:rPr>
-              <w:t>sample.submission</w:t>
-            </w:r>
-            <w:proofErr w:type="gramEnd"/>
-            <w:r>
-              <w:rPr>
-                <w:sz w:val="24"/>
-              </w:rPr>
-              <w:t>_doctor</w:t>
+              <w:t>sample.submission_doctor</w:t>
             </w:r>
             <w:proofErr w:type="spellEnd"/>
             <w:r>
@@ -1006,19 +964,11 @@
               <w:t>{{</w:t>
             </w:r>
             <w:proofErr w:type="spellStart"/>
-            <w:proofErr w:type="gramStart"/>
             <w:r>
               <w:rPr>
                 <w:sz w:val="24"/>
               </w:rPr>
-              <w:t>sample.patient</w:t>
-            </w:r>
-            <w:proofErr w:type="gramEnd"/>
-            <w:r>
-              <w:rPr>
-                <w:sz w:val="24"/>
-              </w:rPr>
-              <w:t>_phonenumber</w:t>
+              <w:t>sample.patient_phonenumber</w:t>
             </w:r>
             <w:proofErr w:type="spellEnd"/>
             <w:r>
@@ -1291,29 +1241,7 @@
                       <w:color w:val="000000" w:themeColor="text1"/>
                       <w:szCs w:val="21"/>
                     </w:rPr>
-                    <w:t>{%tr for gene in [“EPCAM”, “MLH1”, “MSH2”, “MSH6”, “PMS2</w:t>
-                  </w:r>
-                  <w:proofErr w:type="gramStart"/>
-                  <w:r>
-                    <w:rPr>
-                      <w:rFonts w:asciiTheme="minorEastAsia" w:hAnsiTheme="minorEastAsia" w:cs="思源黑体 CN Light"/>
-                      <w:bCs/>
-                      <w:iCs/>
-                      <w:color w:val="000000" w:themeColor="text1"/>
-                      <w:szCs w:val="21"/>
-                    </w:rPr>
-                    <w:t>”]%</w:t>
-                  </w:r>
-                  <w:proofErr w:type="gramEnd"/>
-                  <w:r>
-                    <w:rPr>
-                      <w:rFonts w:asciiTheme="minorEastAsia" w:hAnsiTheme="minorEastAsia" w:cs="思源黑体 CN Light"/>
-                      <w:bCs/>
-                      <w:iCs/>
-                      <w:color w:val="000000" w:themeColor="text1"/>
-                      <w:szCs w:val="21"/>
-                    </w:rPr>
-                    <w:t>}</w:t>
+                    <w:t>{%tr for gene in [“EPCAM”, “MLH1”, “MSH2”, “MSH6”, “PMS2”]%}</w:t>
                   </w:r>
                 </w:p>
               </w:tc>
@@ -1346,29 +1274,7 @@
                       <w:color w:val="000000" w:themeColor="text1"/>
                       <w:szCs w:val="21"/>
                     </w:rPr>
-                    <w:t>{%tr if [(var.var_</w:t>
-                  </w:r>
-                  <w:proofErr w:type="gramStart"/>
-                  <w:r>
-                    <w:rPr>
-                      <w:rFonts w:asciiTheme="minorEastAsia" w:hAnsiTheme="minorEastAsia" w:cs="思源黑体 CN Light"/>
-                      <w:bCs/>
-                      <w:iCs/>
-                      <w:color w:val="000000" w:themeColor="text1"/>
-                      <w:szCs w:val="21"/>
-                    </w:rPr>
-                    <w:t>germline.level</w:t>
-                  </w:r>
-                  <w:proofErr w:type="gramEnd"/>
-                  <w:r>
-                    <w:rPr>
-                      <w:rFonts w:asciiTheme="minorEastAsia" w:hAnsiTheme="minorEastAsia" w:cs="思源黑体 CN Light"/>
-                      <w:bCs/>
-                      <w:iCs/>
-                      <w:color w:val="000000" w:themeColor="text1"/>
-                      <w:szCs w:val="21"/>
-                    </w:rPr>
-                    <w:t>_5 + var.germline_cnv.level_5 + var.var_germline.level_4 + var.germline_cnv.level_4 + var.var_germline.level_3 + var.germline_cnv.level_3), gene]|cqfy_cp40_gene_var_list %}</w:t>
+                    <w:t>{%tr if [(var.var_germline.level_5 + var.germline_cnv.level_5 + var.var_germline.level_4 + var.germline_cnv.level_4 + var.var_germline.level_3 + var.germline_cnv.level_3), gene]|cqfy_cp40_gene_var_list %}</w:t>
                   </w:r>
                 </w:p>
               </w:tc>
@@ -1411,29 +1317,7 @@
                       <w:color w:val="000000" w:themeColor="text1"/>
                       <w:szCs w:val="21"/>
                     </w:rPr>
-                    <w:t>[(var.var_</w:t>
-                  </w:r>
-                  <w:proofErr w:type="gramStart"/>
-                  <w:r>
-                    <w:rPr>
-                      <w:rFonts w:asciiTheme="minorEastAsia" w:hAnsiTheme="minorEastAsia" w:cs="思源黑体 CN Light"/>
-                      <w:bCs/>
-                      <w:iCs/>
-                      <w:color w:val="000000" w:themeColor="text1"/>
-                      <w:szCs w:val="21"/>
-                    </w:rPr>
-                    <w:t>germline.level</w:t>
-                  </w:r>
-                  <w:proofErr w:type="gramEnd"/>
-                  <w:r>
-                    <w:rPr>
-                      <w:rFonts w:asciiTheme="minorEastAsia" w:hAnsiTheme="minorEastAsia" w:cs="思源黑体 CN Light"/>
-                      <w:bCs/>
-                      <w:iCs/>
-                      <w:color w:val="000000" w:themeColor="text1"/>
-                      <w:szCs w:val="21"/>
-                    </w:rPr>
-                    <w:t>_5 + var.germline_cnv.level_5 + var.var_germline.level_4 + var.germline_cnv.level_4 + var.var_germline.level_3 + var.germline_cnv.level_3), gene]|cqfy_cp40_gene_var_list</w:t>
+                    <w:t>[(var.var_germline.level_5 + var.germline_cnv.level_5 + var.var_germline.level_4 + var.germline_cnv.level_4 + var.var_germline.level_3 + var.germline_cnv.level_3), gene]|cqfy_cp40_gene_var_list</w:t>
                   </w:r>
                   <w:r>
                     <w:rPr>
@@ -1500,7 +1384,6 @@
                     <w:t xml:space="preserve">%p if </w:t>
                   </w:r>
                   <w:proofErr w:type="spellStart"/>
-                  <w:proofErr w:type="gramStart"/>
                   <w:r>
                     <w:rPr>
                       <w:rFonts w:asciiTheme="minorEastAsia" w:hAnsiTheme="minorEastAsia" w:cs="思源黑体 CN Light"/>
@@ -1510,19 +1393,7 @@
                       <w:szCs w:val="21"/>
                       <w:highlight w:val="green"/>
                     </w:rPr>
-                    <w:t>a.clinic</w:t>
-                  </w:r>
-                  <w:proofErr w:type="gramEnd"/>
-                  <w:r>
-                    <w:rPr>
-                      <w:rFonts w:asciiTheme="minorEastAsia" w:hAnsiTheme="minorEastAsia" w:cs="思源黑体 CN Light"/>
-                      <w:bCs/>
-                      <w:iCs/>
-                      <w:color w:val="000000" w:themeColor="text1"/>
-                      <w:szCs w:val="21"/>
-                      <w:highlight w:val="green"/>
-                    </w:rPr>
-                    <w:t>_num_g</w:t>
+                    <w:t>a.clinic_num_g</w:t>
                   </w:r>
                   <w:proofErr w:type="spellEnd"/>
                   <w:r>
@@ -1559,7 +1430,6 @@
                     <w:t>{{</w:t>
                   </w:r>
                   <w:proofErr w:type="spellStart"/>
-                  <w:proofErr w:type="gramStart"/>
                   <w:r>
                     <w:rPr>
                       <w:rFonts w:asciiTheme="minorEastAsia" w:hAnsiTheme="minorEastAsia" w:cs="思源黑体 CN Light"/>
@@ -1568,18 +1438,7 @@
                       <w:color w:val="FF0000"/>
                       <w:szCs w:val="21"/>
                     </w:rPr>
-                    <w:t>a.gene</w:t>
-                  </w:r>
-                  <w:proofErr w:type="gramEnd"/>
-                  <w:r>
-                    <w:rPr>
-                      <w:rFonts w:asciiTheme="minorEastAsia" w:hAnsiTheme="minorEastAsia" w:cs="思源黑体 CN Light"/>
-                      <w:bCs/>
-                      <w:i/>
-                      <w:color w:val="FF0000"/>
-                      <w:szCs w:val="21"/>
-                    </w:rPr>
-                    <w:t>_symbol</w:t>
+                    <w:t>a.gene_symbol</w:t>
                   </w:r>
                   <w:proofErr w:type="spellEnd"/>
                   <w:r>
@@ -1650,7 +1509,6 @@
                     <w:t>{{</w:t>
                   </w:r>
                   <w:proofErr w:type="spellStart"/>
-                  <w:proofErr w:type="gramStart"/>
                   <w:r>
                     <w:rPr>
                       <w:rFonts w:asciiTheme="minorEastAsia" w:hAnsiTheme="minorEastAsia" w:cs="思源黑体 CN Light"/>
@@ -1659,18 +1517,7 @@
                       <w:color w:val="000000" w:themeColor="text1"/>
                       <w:szCs w:val="21"/>
                     </w:rPr>
-                    <w:t>a.gene</w:t>
-                  </w:r>
-                  <w:proofErr w:type="gramEnd"/>
-                  <w:r>
-                    <w:rPr>
-                      <w:rFonts w:asciiTheme="minorEastAsia" w:hAnsiTheme="minorEastAsia" w:cs="思源黑体 CN Light"/>
-                      <w:bCs/>
-                      <w:i/>
-                      <w:color w:val="000000" w:themeColor="text1"/>
-                      <w:szCs w:val="21"/>
-                    </w:rPr>
-                    <w:t>_symbol</w:t>
+                    <w:t>a.gene_symbol</w:t>
                   </w:r>
                   <w:proofErr w:type="spellEnd"/>
                   <w:r>
@@ -1758,7 +1605,6 @@
                     <w:t xml:space="preserve">%p if </w:t>
                   </w:r>
                   <w:proofErr w:type="spellStart"/>
-                  <w:proofErr w:type="gramStart"/>
                   <w:r>
                     <w:rPr>
                       <w:rFonts w:asciiTheme="minorEastAsia" w:hAnsiTheme="minorEastAsia" w:cs="思源黑体 CN Light"/>
@@ -1768,19 +1614,7 @@
                       <w:szCs w:val="21"/>
                       <w:highlight w:val="green"/>
                     </w:rPr>
-                    <w:t>a.clinic</w:t>
-                  </w:r>
-                  <w:proofErr w:type="gramEnd"/>
-                  <w:r>
-                    <w:rPr>
-                      <w:rFonts w:asciiTheme="minorEastAsia" w:hAnsiTheme="minorEastAsia" w:cs="思源黑体 CN Light"/>
-                      <w:bCs/>
-                      <w:iCs/>
-                      <w:color w:val="000000" w:themeColor="text1"/>
-                      <w:szCs w:val="21"/>
-                      <w:highlight w:val="green"/>
-                    </w:rPr>
-                    <w:t>_num_g</w:t>
+                    <w:t>a.clinic_num_g</w:t>
                   </w:r>
                   <w:proofErr w:type="spellEnd"/>
                   <w:r>
@@ -1817,7 +1651,6 @@
                     <w:t xml:space="preserve">{%p if </w:t>
                   </w:r>
                   <w:proofErr w:type="spellStart"/>
-                  <w:proofErr w:type="gramStart"/>
                   <w:r>
                     <w:rPr>
                       <w:rFonts w:asciiTheme="minorEastAsia" w:hAnsiTheme="minorEastAsia" w:cs="思源黑体 CN Light"/>
@@ -1829,7 +1662,6 @@
                     <w:t>a.type</w:t>
                   </w:r>
                   <w:proofErr w:type="spellEnd"/>
-                  <w:proofErr w:type="gramEnd"/>
                   <w:r>
                     <w:rPr>
                       <w:rFonts w:asciiTheme="minorEastAsia" w:hAnsiTheme="minorEastAsia" w:cs="思源黑体 CN Light"/>
@@ -1929,7 +1761,6 @@
                     <w:t xml:space="preserve"> </w:t>
                   </w:r>
                   <w:proofErr w:type="spellStart"/>
-                  <w:proofErr w:type="gramStart"/>
                   <w:r>
                     <w:rPr>
                       <w:rFonts w:asciiTheme="minorEastAsia" w:hAnsiTheme="minorEastAsia" w:cs="思源黑体 CN Light"/>
@@ -1941,7 +1772,6 @@
                     <w:t>a.type</w:t>
                   </w:r>
                   <w:proofErr w:type="spellEnd"/>
-                  <w:proofErr w:type="gramEnd"/>
                   <w:r>
                     <w:rPr>
                       <w:rFonts w:asciiTheme="minorEastAsia" w:hAnsiTheme="minorEastAsia" w:cs="思源黑体 CN Light"/>
@@ -2041,7 +1871,6 @@
                     <w:t>{{</w:t>
                   </w:r>
                   <w:proofErr w:type="spellStart"/>
-                  <w:proofErr w:type="gramStart"/>
                   <w:r>
                     <w:rPr>
                       <w:rFonts w:asciiTheme="minorEastAsia" w:hAnsiTheme="minorEastAsia" w:cs="思源黑体 CN Light"/>
@@ -2050,18 +1879,7 @@
                       <w:color w:val="FF0000"/>
                       <w:szCs w:val="21"/>
                     </w:rPr>
-                    <w:t>a.gene</w:t>
-                  </w:r>
-                  <w:proofErr w:type="gramEnd"/>
-                  <w:r>
-                    <w:rPr>
-                      <w:rFonts w:asciiTheme="minorEastAsia" w:hAnsiTheme="minorEastAsia" w:cs="思源黑体 CN Light"/>
-                      <w:bCs/>
-                      <w:iCs/>
-                      <w:color w:val="FF0000"/>
-                      <w:szCs w:val="21"/>
-                    </w:rPr>
-                    <w:t>_region</w:t>
+                    <w:t>a.gene_region</w:t>
                   </w:r>
                   <w:proofErr w:type="spellEnd"/>
                   <w:r>
@@ -2096,6 +1914,7 @@
                     </w:rPr>
                     <w:t xml:space="preserve">}}{%if </w:t>
                   </w:r>
+                  <w:proofErr w:type="spellStart"/>
                   <w:r>
                     <w:rPr>
                       <w:rFonts w:asciiTheme="minorEastAsia" w:hAnsiTheme="minorEastAsia" w:cs="思源黑体 CN Light"/>
@@ -2105,7 +1924,18 @@
                       <w:szCs w:val="21"/>
                     </w:rPr>
                     <w:lastRenderedPageBreak/>
-                    <w:t>a.hgvs_p!=”p.?”%} {{a.hgvs_p}}{%endif%}</w:t>
+                    <w:t>a.hgvs_p</w:t>
+                  </w:r>
+                  <w:proofErr w:type="spellEnd"/>
+                  <w:r>
+                    <w:rPr>
+                      <w:rFonts w:asciiTheme="minorEastAsia" w:hAnsiTheme="minorEastAsia" w:cs="思源黑体 CN Light"/>
+                      <w:bCs/>
+                      <w:iCs/>
+                      <w:color w:val="FF0000"/>
+                      <w:szCs w:val="21"/>
+                    </w:rPr>
+                    <w:t>!=”p.?”%} {{a.hgvs_p}}{%endif%}</w:t>
                   </w:r>
                 </w:p>
                 <w:p>
@@ -2130,7 +1960,6 @@
                     <w:t>{{</w:t>
                   </w:r>
                   <w:proofErr w:type="spellStart"/>
-                  <w:proofErr w:type="gramStart"/>
                   <w:r>
                     <w:rPr>
                       <w:rFonts w:asciiTheme="minorEastAsia" w:hAnsiTheme="minorEastAsia" w:cs="思源黑体 CN Light"/>
@@ -2139,18 +1968,7 @@
                       <w:color w:val="FF0000"/>
                       <w:szCs w:val="21"/>
                     </w:rPr>
-                    <w:t>a.transcript</w:t>
-                  </w:r>
-                  <w:proofErr w:type="gramEnd"/>
-                  <w:r>
-                    <w:rPr>
-                      <w:rFonts w:asciiTheme="minorEastAsia" w:hAnsiTheme="minorEastAsia" w:cs="思源黑体 CN Light"/>
-                      <w:bCs/>
-                      <w:iCs/>
-                      <w:color w:val="FF0000"/>
-                      <w:szCs w:val="21"/>
-                    </w:rPr>
-                    <w:t>_primary</w:t>
+                    <w:t>a.transcript_primary</w:t>
                   </w:r>
                   <w:proofErr w:type="spellEnd"/>
                   <w:r>
@@ -2242,7 +2060,6 @@
                     <w:t xml:space="preserve">{%p if </w:t>
                   </w:r>
                   <w:proofErr w:type="spellStart"/>
-                  <w:proofErr w:type="gramStart"/>
                   <w:r>
                     <w:rPr>
                       <w:rFonts w:asciiTheme="minorEastAsia" w:hAnsiTheme="minorEastAsia" w:cs="思源黑体 CN Light"/>
@@ -2254,7 +2071,6 @@
                     <w:t>a.type</w:t>
                   </w:r>
                   <w:proofErr w:type="spellEnd"/>
-                  <w:proofErr w:type="gramEnd"/>
                   <w:r>
                     <w:rPr>
                       <w:rFonts w:asciiTheme="minorEastAsia" w:hAnsiTheme="minorEastAsia" w:cs="思源黑体 CN Light"/>
@@ -2354,7 +2170,6 @@
                     <w:t xml:space="preserve"> </w:t>
                   </w:r>
                   <w:proofErr w:type="spellStart"/>
-                  <w:proofErr w:type="gramStart"/>
                   <w:r>
                     <w:rPr>
                       <w:rFonts w:asciiTheme="minorEastAsia" w:hAnsiTheme="minorEastAsia" w:cs="思源黑体 CN Light"/>
@@ -2366,7 +2181,6 @@
                     <w:t>a.type</w:t>
                   </w:r>
                   <w:proofErr w:type="spellEnd"/>
-                  <w:proofErr w:type="gramEnd"/>
                   <w:r>
                     <w:rPr>
                       <w:rFonts w:asciiTheme="minorEastAsia" w:hAnsiTheme="minorEastAsia" w:cs="思源黑体 CN Light"/>
@@ -2466,7 +2280,6 @@
                     <w:t>{{</w:t>
                   </w:r>
                   <w:proofErr w:type="spellStart"/>
-                  <w:proofErr w:type="gramStart"/>
                   <w:r>
                     <w:rPr>
                       <w:rFonts w:asciiTheme="minorEastAsia" w:hAnsiTheme="minorEastAsia" w:cs="思源黑体 CN Light"/>
@@ -2475,18 +2288,7 @@
                       <w:color w:val="000000" w:themeColor="text1"/>
                       <w:szCs w:val="21"/>
                     </w:rPr>
-                    <w:t>a.gene</w:t>
-                  </w:r>
-                  <w:proofErr w:type="gramEnd"/>
-                  <w:r>
-                    <w:rPr>
-                      <w:rFonts w:asciiTheme="minorEastAsia" w:hAnsiTheme="minorEastAsia" w:cs="思源黑体 CN Light"/>
-                      <w:bCs/>
-                      <w:iCs/>
-                      <w:color w:val="000000" w:themeColor="text1"/>
-                      <w:szCs w:val="21"/>
-                    </w:rPr>
-                    <w:t>_region</w:t>
+                    <w:t>a.gene_region</w:t>
                   </w:r>
                   <w:proofErr w:type="spellEnd"/>
                   <w:r>
@@ -2519,7 +2321,29 @@
                       <w:color w:val="000000" w:themeColor="text1"/>
                       <w:szCs w:val="21"/>
                     </w:rPr>
-                    <w:t>}}{%if a.hgvs_p!=”p.?”%} {{a.hgvs_p}}{%endif%}</w:t>
+                    <w:t xml:space="preserve">}}{%if </w:t>
+                  </w:r>
+                  <w:proofErr w:type="spellStart"/>
+                  <w:r>
+                    <w:rPr>
+                      <w:rFonts w:asciiTheme="minorEastAsia" w:hAnsiTheme="minorEastAsia" w:cs="思源黑体 CN Light"/>
+                      <w:bCs/>
+                      <w:iCs/>
+                      <w:color w:val="000000" w:themeColor="text1"/>
+                      <w:szCs w:val="21"/>
+                    </w:rPr>
+                    <w:t>a.hgvs_p</w:t>
+                  </w:r>
+                  <w:proofErr w:type="spellEnd"/>
+                  <w:r>
+                    <w:rPr>
+                      <w:rFonts w:asciiTheme="minorEastAsia" w:hAnsiTheme="minorEastAsia" w:cs="思源黑体 CN Light"/>
+                      <w:bCs/>
+                      <w:iCs/>
+                      <w:color w:val="000000" w:themeColor="text1"/>
+                      <w:szCs w:val="21"/>
+                    </w:rPr>
+                    <w:t>!=”p.?”%} {{a.hgvs_p}}{%endif%}</w:t>
                   </w:r>
                 </w:p>
                 <w:p>
@@ -2544,7 +2368,6 @@
                     <w:t>{{</w:t>
                   </w:r>
                   <w:proofErr w:type="spellStart"/>
-                  <w:proofErr w:type="gramStart"/>
                   <w:r>
                     <w:rPr>
                       <w:rFonts w:asciiTheme="minorEastAsia" w:hAnsiTheme="minorEastAsia" w:cs="思源黑体 CN Light"/>
@@ -2553,18 +2376,7 @@
                       <w:color w:val="000000" w:themeColor="text1"/>
                       <w:szCs w:val="21"/>
                     </w:rPr>
-                    <w:t>a.transcript</w:t>
-                  </w:r>
-                  <w:proofErr w:type="gramEnd"/>
-                  <w:r>
-                    <w:rPr>
-                      <w:rFonts w:asciiTheme="minorEastAsia" w:hAnsiTheme="minorEastAsia" w:cs="思源黑体 CN Light"/>
-                      <w:bCs/>
-                      <w:iCs/>
-                      <w:color w:val="000000" w:themeColor="text1"/>
-                      <w:szCs w:val="21"/>
-                    </w:rPr>
-                    <w:t>_primary</w:t>
+                    <w:t>a.transcript_primary</w:t>
                   </w:r>
                   <w:proofErr w:type="spellEnd"/>
                   <w:r>
@@ -2674,7 +2486,6 @@
                     <w:t xml:space="preserve">%p if </w:t>
                   </w:r>
                   <w:proofErr w:type="spellStart"/>
-                  <w:proofErr w:type="gramStart"/>
                   <w:r>
                     <w:rPr>
                       <w:rFonts w:asciiTheme="minorEastAsia" w:hAnsiTheme="minorEastAsia" w:cs="思源黑体 CN Light"/>
@@ -2684,19 +2495,7 @@
                       <w:szCs w:val="21"/>
                       <w:highlight w:val="green"/>
                     </w:rPr>
-                    <w:t>a.clinic</w:t>
-                  </w:r>
-                  <w:proofErr w:type="gramEnd"/>
-                  <w:r>
-                    <w:rPr>
-                      <w:rFonts w:asciiTheme="minorEastAsia" w:hAnsiTheme="minorEastAsia" w:cs="思源黑体 CN Light"/>
-                      <w:bCs/>
-                      <w:iCs/>
-                      <w:color w:val="000000" w:themeColor="text1"/>
-                      <w:szCs w:val="21"/>
-                      <w:highlight w:val="green"/>
-                    </w:rPr>
-                    <w:t>_num_g</w:t>
+                    <w:t>a.clinic_num_g</w:t>
                   </w:r>
                   <w:proofErr w:type="spellEnd"/>
                   <w:r>
@@ -2733,7 +2532,6 @@
                     <w:t xml:space="preserve">{%p if </w:t>
                   </w:r>
                   <w:proofErr w:type="spellStart"/>
-                  <w:proofErr w:type="gramStart"/>
                   <w:r>
                     <w:rPr>
                       <w:rFonts w:asciiTheme="minorEastAsia" w:hAnsiTheme="minorEastAsia" w:cs="思源黑体 CN Light"/>
@@ -2745,7 +2543,6 @@
                     <w:t>a.type</w:t>
                   </w:r>
                   <w:proofErr w:type="spellEnd"/>
-                  <w:proofErr w:type="gramEnd"/>
                   <w:r>
                     <w:rPr>
                       <w:rFonts w:asciiTheme="minorEastAsia" w:hAnsiTheme="minorEastAsia" w:cs="思源黑体 CN Light"/>
@@ -2801,7 +2598,6 @@
                     <w:t xml:space="preserve"> == “</w:t>
                   </w:r>
                   <w:proofErr w:type="spellStart"/>
-                  <w:proofErr w:type="gramStart"/>
                   <w:r>
                     <w:rPr>
                       <w:rFonts w:asciiTheme="minorEastAsia" w:hAnsiTheme="minorEastAsia" w:cs="思源黑体 CN Light"/>
@@ -2821,18 +2617,7 @@
                       <w:color w:val="FF0000"/>
                       <w:szCs w:val="21"/>
                     </w:rPr>
-                    <w:t>”%</w:t>
-                  </w:r>
-                  <w:proofErr w:type="gramEnd"/>
-                  <w:r>
-                    <w:rPr>
-                      <w:rFonts w:asciiTheme="minorEastAsia" w:hAnsiTheme="minorEastAsia" w:cs="思源黑体 CN Light"/>
-                      <w:bCs/>
-                      <w:iCs/>
-                      <w:color w:val="FF0000"/>
-                      <w:szCs w:val="21"/>
-                    </w:rPr>
-                    <w:t>}</w:t>
+                    <w:t>”%}</w:t>
                   </w:r>
                 </w:p>
                 <w:p>
@@ -2924,7 +2709,6 @@
                     <w:t xml:space="preserve"> == “</w:t>
                   </w:r>
                   <w:proofErr w:type="spellStart"/>
-                  <w:proofErr w:type="gramStart"/>
                   <w:r>
                     <w:rPr>
                       <w:rFonts w:asciiTheme="minorEastAsia" w:hAnsiTheme="minorEastAsia" w:cs="思源黑体 CN Light"/>
@@ -2944,18 +2728,7 @@
                       <w:color w:val="FF0000"/>
                       <w:szCs w:val="21"/>
                     </w:rPr>
-                    <w:t>”%</w:t>
-                  </w:r>
-                  <w:proofErr w:type="gramEnd"/>
-                  <w:r>
-                    <w:rPr>
-                      <w:rFonts w:asciiTheme="minorEastAsia" w:hAnsiTheme="minorEastAsia" w:cs="思源黑体 CN Light"/>
-                      <w:bCs/>
-                      <w:iCs/>
-                      <w:color w:val="FF0000"/>
-                      <w:szCs w:val="21"/>
-                    </w:rPr>
-                    <w:t>}</w:t>
+                    <w:t>”%}</w:t>
                   </w:r>
                 </w:p>
                 <w:p>
@@ -3090,7 +2863,6 @@
                     <w:t xml:space="preserve"> </w:t>
                   </w:r>
                   <w:proofErr w:type="spellStart"/>
-                  <w:proofErr w:type="gramStart"/>
                   <w:r>
                     <w:rPr>
                       <w:rFonts w:asciiTheme="minorEastAsia" w:hAnsiTheme="minorEastAsia" w:cs="思源黑体 CN Light"/>
@@ -3102,7 +2874,6 @@
                     <w:t>a.type</w:t>
                   </w:r>
                   <w:proofErr w:type="spellEnd"/>
-                  <w:proofErr w:type="gramEnd"/>
                   <w:r>
                     <w:rPr>
                       <w:rFonts w:asciiTheme="minorEastAsia" w:hAnsiTheme="minorEastAsia" w:cs="思源黑体 CN Light"/>
@@ -3280,7 +3051,6 @@
                     <w:t xml:space="preserve">{%p if </w:t>
                   </w:r>
                   <w:proofErr w:type="spellStart"/>
-                  <w:proofErr w:type="gramStart"/>
                   <w:r>
                     <w:rPr>
                       <w:rFonts w:asciiTheme="minorEastAsia" w:hAnsiTheme="minorEastAsia" w:cs="思源黑体 CN Light"/>
@@ -3292,7 +3062,6 @@
                     <w:t>a.type</w:t>
                   </w:r>
                   <w:proofErr w:type="spellEnd"/>
-                  <w:proofErr w:type="gramEnd"/>
                   <w:r>
                     <w:rPr>
                       <w:rFonts w:asciiTheme="minorEastAsia" w:hAnsiTheme="minorEastAsia" w:cs="思源黑体 CN Light"/>
@@ -3348,7 +3117,6 @@
                     <w:t xml:space="preserve"> == “</w:t>
                   </w:r>
                   <w:proofErr w:type="spellStart"/>
-                  <w:proofErr w:type="gramStart"/>
                   <w:r>
                     <w:rPr>
                       <w:rFonts w:asciiTheme="minorEastAsia" w:hAnsiTheme="minorEastAsia" w:cs="思源黑体 CN Light"/>
@@ -3368,18 +3136,7 @@
                       <w:color w:val="000000" w:themeColor="text1"/>
                       <w:szCs w:val="21"/>
                     </w:rPr>
-                    <w:t>”%</w:t>
-                  </w:r>
-                  <w:proofErr w:type="gramEnd"/>
-                  <w:r>
-                    <w:rPr>
-                      <w:rFonts w:asciiTheme="minorEastAsia" w:hAnsiTheme="minorEastAsia" w:cs="思源黑体 CN Light"/>
-                      <w:bCs/>
-                      <w:iCs/>
-                      <w:color w:val="000000" w:themeColor="text1"/>
-                      <w:szCs w:val="21"/>
-                    </w:rPr>
-                    <w:t>}</w:t>
+                    <w:t>”%}</w:t>
                   </w:r>
                 </w:p>
                 <w:p>
@@ -3470,7 +3227,6 @@
                     <w:t xml:space="preserve"> == “</w:t>
                   </w:r>
                   <w:proofErr w:type="spellStart"/>
-                  <w:proofErr w:type="gramStart"/>
                   <w:r>
                     <w:rPr>
                       <w:rFonts w:asciiTheme="minorEastAsia" w:hAnsiTheme="minorEastAsia" w:cs="思源黑体 CN Light"/>
@@ -3490,18 +3246,7 @@
                       <w:color w:val="000000" w:themeColor="text1"/>
                       <w:szCs w:val="21"/>
                     </w:rPr>
-                    <w:t>”%</w:t>
-                  </w:r>
-                  <w:proofErr w:type="gramEnd"/>
-                  <w:r>
-                    <w:rPr>
-                      <w:rFonts w:asciiTheme="minorEastAsia" w:hAnsiTheme="minorEastAsia" w:cs="思源黑体 CN Light"/>
-                      <w:bCs/>
-                      <w:iCs/>
-                      <w:color w:val="000000" w:themeColor="text1"/>
-                      <w:szCs w:val="21"/>
-                    </w:rPr>
-                    <w:t>}</w:t>
+                    <w:t>”%}</w:t>
                   </w:r>
                 </w:p>
                 <w:p>
@@ -3636,7 +3381,6 @@
                     <w:t xml:space="preserve"> </w:t>
                   </w:r>
                   <w:proofErr w:type="spellStart"/>
-                  <w:proofErr w:type="gramStart"/>
                   <w:r>
                     <w:rPr>
                       <w:rFonts w:asciiTheme="minorEastAsia" w:hAnsiTheme="minorEastAsia" w:cs="思源黑体 CN Light"/>
@@ -3648,7 +3392,6 @@
                     <w:t>a.type</w:t>
                   </w:r>
                   <w:proofErr w:type="spellEnd"/>
-                  <w:proofErr w:type="gramEnd"/>
                   <w:r>
                     <w:rPr>
                       <w:rFonts w:asciiTheme="minorEastAsia" w:hAnsiTheme="minorEastAsia" w:cs="思源黑体 CN Light"/>
@@ -3832,7 +3575,6 @@
                     <w:t xml:space="preserve">{%p if </w:t>
                   </w:r>
                   <w:proofErr w:type="spellStart"/>
-                  <w:proofErr w:type="gramStart"/>
                   <w:r>
                     <w:rPr>
                       <w:rFonts w:asciiTheme="minorEastAsia" w:hAnsiTheme="minorEastAsia" w:cs="思源黑体 CN Light"/>
@@ -3841,18 +3583,7 @@
                       <w:color w:val="000000" w:themeColor="text1"/>
                       <w:szCs w:val="21"/>
                     </w:rPr>
-                    <w:t>a.clinic</w:t>
-                  </w:r>
-                  <w:proofErr w:type="gramEnd"/>
-                  <w:r>
-                    <w:rPr>
-                      <w:rFonts w:asciiTheme="minorEastAsia" w:hAnsiTheme="minorEastAsia" w:cs="思源黑体 CN Light"/>
-                      <w:bCs/>
-                      <w:iCs/>
-                      <w:color w:val="000000" w:themeColor="text1"/>
-                      <w:szCs w:val="21"/>
-                    </w:rPr>
-                    <w:t>_num_g</w:t>
+                    <w:t>a.clinic_num_g</w:t>
                   </w:r>
                   <w:proofErr w:type="spellEnd"/>
                   <w:r>
@@ -3932,7 +3663,6 @@
                     <w:t xml:space="preserve"> </w:t>
                   </w:r>
                   <w:proofErr w:type="spellStart"/>
-                  <w:proofErr w:type="gramStart"/>
                   <w:r>
                     <w:rPr>
                       <w:rFonts w:asciiTheme="minorEastAsia" w:hAnsiTheme="minorEastAsia" w:cs="思源黑体 CN Light"/>
@@ -3941,18 +3671,7 @@
                       <w:color w:val="000000" w:themeColor="text1"/>
                       <w:szCs w:val="21"/>
                     </w:rPr>
-                    <w:t>a.clinic</w:t>
-                  </w:r>
-                  <w:proofErr w:type="gramEnd"/>
-                  <w:r>
-                    <w:rPr>
-                      <w:rFonts w:asciiTheme="minorEastAsia" w:hAnsiTheme="minorEastAsia" w:cs="思源黑体 CN Light"/>
-                      <w:bCs/>
-                      <w:iCs/>
-                      <w:color w:val="000000" w:themeColor="text1"/>
-                      <w:szCs w:val="21"/>
-                    </w:rPr>
-                    <w:t>_num_g</w:t>
+                    <w:t>a.clinic_num_g</w:t>
                   </w:r>
                   <w:proofErr w:type="spellEnd"/>
                   <w:r>
@@ -4455,30 +4174,14 @@
                 <w:b/>
                 <w:szCs w:val="21"/>
               </w:rPr>
-              <w:t>{</w:t>
-            </w:r>
-            <w:proofErr w:type="gramStart"/>
+              <w:t>{sample.</w:t>
+            </w:r>
             <w:r>
               <w:rPr>
                 <w:b/>
                 <w:szCs w:val="21"/>
               </w:rPr>
-              <w:t>sample.</w:t>
-            </w:r>
-            <w:r>
-              <w:rPr>
-                <w:b/>
-                <w:szCs w:val="21"/>
-              </w:rPr>
-              <w:t>report</w:t>
-            </w:r>
-            <w:proofErr w:type="gramEnd"/>
-            <w:r>
-              <w:rPr>
-                <w:b/>
-                <w:szCs w:val="21"/>
-              </w:rPr>
-              <w:t>_date_special_1</w:t>
+              <w:t>report_date_special_1</w:t>
             </w:r>
             <w:r>
               <w:rPr>
@@ -4509,7 +4212,7 @@
           <w:szCs w:val="21"/>
         </w:rPr>
         <w:lastRenderedPageBreak/>
-        <w:t xml:space="preserve">  </w:t>
+        <w:br w:type="page"/>
       </w:r>
     </w:p>
     <w:tbl>
@@ -4566,6 +4269,7 @@
                 <w:sz w:val="18"/>
                 <w:szCs w:val="18"/>
               </w:rPr>
+              <w:lastRenderedPageBreak/>
               <w:t>检测方法</w:t>
             </w:r>
           </w:p>
@@ -5196,25 +4900,7 @@
                 <w:sz w:val="18"/>
                 <w:szCs w:val="18"/>
               </w:rPr>
-              <w:t>本产品</w:t>
-            </w:r>
-            <w:proofErr w:type="gramStart"/>
-            <w:r>
-              <w:rPr>
-                <w:rFonts w:asciiTheme="minorEastAsia" w:hAnsiTheme="minorEastAsia" w:hint="eastAsia"/>
-                <w:sz w:val="18"/>
-                <w:szCs w:val="18"/>
-              </w:rPr>
-              <w:t>可用于结直肠癌</w:t>
-            </w:r>
-            <w:proofErr w:type="gramEnd"/>
-            <w:r>
-              <w:rPr>
-                <w:rFonts w:asciiTheme="minorEastAsia" w:hAnsiTheme="minorEastAsia" w:hint="eastAsia"/>
-                <w:sz w:val="18"/>
-                <w:szCs w:val="18"/>
-              </w:rPr>
-              <w:t>、子宫内膜癌等实体瘤患者或有恶性肿瘤家族史的健康人的林奇综合征遗传基因筛检，以及明确林奇综合征诊断。</w:t>
+              <w:t>本产品可用于结直肠癌、子宫内膜癌等实体瘤患者或有恶性肿瘤家族史的健康人的林奇综合征遗传基因筛检，以及明确林奇综合征诊断。</w:t>
             </w:r>
           </w:p>
         </w:tc>
@@ -5258,29 +4944,7 @@
           <w:sz w:val="18"/>
           <w:szCs w:val="18"/>
         </w:rPr>
-        <w:t>该检测结果仅为临床医生对相关患者选择肿瘤靶</w:t>
-      </w:r>
-      <w:proofErr w:type="gramStart"/>
-      <w:r>
-        <w:rPr>
-          <w:rFonts w:ascii="宋体" w:cs="宋体" w:hint="eastAsia"/>
-          <w:bCs/>
-          <w:kern w:val="0"/>
-          <w:sz w:val="18"/>
-          <w:szCs w:val="18"/>
-        </w:rPr>
-        <w:t>向药物</w:t>
-      </w:r>
-      <w:proofErr w:type="gramEnd"/>
-      <w:r>
-        <w:rPr>
-          <w:rFonts w:ascii="宋体" w:cs="宋体" w:hint="eastAsia"/>
-          <w:bCs/>
-          <w:kern w:val="0"/>
-          <w:sz w:val="18"/>
-          <w:szCs w:val="18"/>
-        </w:rPr>
-        <w:t>治疗提供参考，且本报告仅对本标本负责。</w:t>
+        <w:t>该检测结果仅为临床医生对相关患者选择肿瘤靶向药物治疗提供参考，且本报告仅对本标本负责。</w:t>
       </w:r>
       <w:r>
         <w:rPr>
@@ -5830,25 +5494,7 @@
                 <w:sz w:val="17"/>
                 <w:szCs w:val="17"/>
               </w:rPr>
-              <w:t>{%tr for gene in [“EPCAM”, “MLH1”, “MSH2”, “MSH6”, “PMS2</w:t>
-            </w:r>
-            <w:proofErr w:type="gramStart"/>
-            <w:r>
-              <w:rPr>
-                <w:rFonts w:ascii="思源黑体 CN Normal" w:eastAsia="思源黑体 CN Normal" w:hAnsi="思源黑体 CN Normal"/>
-                <w:sz w:val="17"/>
-                <w:szCs w:val="17"/>
-              </w:rPr>
-              <w:t>”]%</w:t>
-            </w:r>
-            <w:proofErr w:type="gramEnd"/>
-            <w:r>
-              <w:rPr>
-                <w:rFonts w:ascii="思源黑体 CN Normal" w:eastAsia="思源黑体 CN Normal" w:hAnsi="思源黑体 CN Normal"/>
-                <w:sz w:val="17"/>
-                <w:szCs w:val="17"/>
-              </w:rPr>
-              <w:t>}</w:t>
+              <w:t>{%tr for gene in [“EPCAM”, “MLH1”, “MSH2”, “MSH6”, “PMS2”]%}</w:t>
             </w:r>
           </w:p>
         </w:tc>
@@ -5878,25 +5524,7 @@
                 <w:sz w:val="17"/>
                 <w:szCs w:val="17"/>
               </w:rPr>
-              <w:t>{%tr if [(var.var_</w:t>
-            </w:r>
-            <w:proofErr w:type="gramStart"/>
-            <w:r>
-              <w:rPr>
-                <w:rFonts w:ascii="思源黑体 CN Normal" w:eastAsia="思源黑体 CN Normal" w:hAnsi="思源黑体 CN Normal"/>
-                <w:sz w:val="17"/>
-                <w:szCs w:val="17"/>
-              </w:rPr>
-              <w:t>germline.level</w:t>
-            </w:r>
-            <w:proofErr w:type="gramEnd"/>
-            <w:r>
-              <w:rPr>
-                <w:rFonts w:ascii="思源黑体 CN Normal" w:eastAsia="思源黑体 CN Normal" w:hAnsi="思源黑体 CN Normal"/>
-                <w:sz w:val="17"/>
-                <w:szCs w:val="17"/>
-              </w:rPr>
-              <w:t>_5 + var.germline_cnv.level_5 + var.var_germline.level_4 + var.germline_cnv.level_4 + var.var_germline.level_3 + var.germline_cnv.level_3), gene]|cqfy_cp40_gene_var_list %}</w:t>
+              <w:t>{%tr if [(var.var_germline.level_5 + var.germline_cnv.level_5 + var.var_germline.level_4 + var.germline_cnv.level_4 + var.var_germline.level_3 + var.germline_cnv.level_3), gene]|cqfy_cp40_gene_var_list %}</w:t>
             </w:r>
           </w:p>
         </w:tc>
@@ -5926,25 +5554,7 @@
                 <w:sz w:val="17"/>
                 <w:szCs w:val="17"/>
               </w:rPr>
-              <w:t>{%tr for a in [(var.var_</w:t>
-            </w:r>
-            <w:proofErr w:type="gramStart"/>
-            <w:r>
-              <w:rPr>
-                <w:rFonts w:ascii="思源黑体 CN Normal" w:eastAsia="思源黑体 CN Normal" w:hAnsi="思源黑体 CN Normal"/>
-                <w:sz w:val="17"/>
-                <w:szCs w:val="17"/>
-              </w:rPr>
-              <w:t>germline.level</w:t>
-            </w:r>
-            <w:proofErr w:type="gramEnd"/>
-            <w:r>
-              <w:rPr>
-                <w:rFonts w:ascii="思源黑体 CN Normal" w:eastAsia="思源黑体 CN Normal" w:hAnsi="思源黑体 CN Normal"/>
-                <w:sz w:val="17"/>
-                <w:szCs w:val="17"/>
-              </w:rPr>
-              <w:t>_5 + var.germline_cnv.level_5 + var.var_germline.level_4 + var.germline_cnv.level_4 + var.var_germline.level_3 + var.germline_cnv.level_3), gene]|cqfy_cp40_gene_var_list %}</w:t>
+              <w:t>{%tr for a in [(var.var_germline.level_5 + var.germline_cnv.level_5 + var.var_germline.level_4 + var.germline_cnv.level_4 + var.var_germline.level_3 + var.germline_cnv.level_3), gene]|cqfy_cp40_gene_var_list %}</w:t>
             </w:r>
           </w:p>
         </w:tc>
@@ -5982,7 +5592,6 @@
               <w:t xml:space="preserve">{%p if </w:t>
             </w:r>
             <w:proofErr w:type="spellStart"/>
-            <w:proofErr w:type="gramStart"/>
             <w:r>
               <w:rPr>
                 <w:rFonts w:ascii="思源黑体 CN Normal" w:eastAsia="思源黑体 CN Normal" w:hAnsi="思源黑体 CN Normal" w:cs="思源黑体 CN Light"/>
@@ -5992,19 +5601,7 @@
                 <w:sz w:val="17"/>
                 <w:szCs w:val="17"/>
               </w:rPr>
-              <w:t>a.clinic</w:t>
-            </w:r>
-            <w:proofErr w:type="gramEnd"/>
-            <w:r>
-              <w:rPr>
-                <w:rFonts w:ascii="思源黑体 CN Normal" w:eastAsia="思源黑体 CN Normal" w:hAnsi="思源黑体 CN Normal" w:cs="思源黑体 CN Light"/>
-                <w:bCs/>
-                <w:iCs/>
-                <w:color w:val="000000" w:themeColor="text1"/>
-                <w:sz w:val="17"/>
-                <w:szCs w:val="17"/>
-              </w:rPr>
-              <w:t>_num_g</w:t>
+              <w:t>a.clinic_num_g</w:t>
             </w:r>
             <w:proofErr w:type="spellEnd"/>
             <w:r>
@@ -6055,7 +5652,6 @@
               <w:t>{</w:t>
             </w:r>
             <w:proofErr w:type="spellStart"/>
-            <w:proofErr w:type="gramStart"/>
             <w:r>
               <w:rPr>
                 <w:rFonts w:ascii="思源黑体 CN Normal" w:eastAsia="思源黑体 CN Normal" w:hAnsi="思源黑体 CN Normal" w:cs="思源黑体 CN Light"/>
@@ -6065,9 +5661,9 @@
                 <w:sz w:val="17"/>
                 <w:szCs w:val="17"/>
               </w:rPr>
-              <w:t>a.gene</w:t>
-            </w:r>
-            <w:proofErr w:type="gramEnd"/>
+              <w:t>a.gene_symbol</w:t>
+            </w:r>
+            <w:proofErr w:type="spellEnd"/>
             <w:r>
               <w:rPr>
                 <w:rFonts w:ascii="思源黑体 CN Normal" w:eastAsia="思源黑体 CN Normal" w:hAnsi="思源黑体 CN Normal" w:cs="思源黑体 CN Light"/>
@@ -6077,18 +5673,6 @@
                 <w:sz w:val="17"/>
                 <w:szCs w:val="17"/>
               </w:rPr>
-              <w:t>_symbol</w:t>
-            </w:r>
-            <w:proofErr w:type="spellEnd"/>
-            <w:r>
-              <w:rPr>
-                <w:rFonts w:ascii="思源黑体 CN Normal" w:eastAsia="思源黑体 CN Normal" w:hAnsi="思源黑体 CN Normal" w:cs="思源黑体 CN Light"/>
-                <w:bCs/>
-                <w:i/>
-                <w:color w:val="FF0000"/>
-                <w:sz w:val="17"/>
-                <w:szCs w:val="17"/>
-              </w:rPr>
               <w:t>}}</w:t>
             </w:r>
           </w:p>
@@ -6153,7 +5737,6 @@
               <w:t>{{</w:t>
             </w:r>
             <w:proofErr w:type="spellStart"/>
-            <w:proofErr w:type="gramStart"/>
             <w:r>
               <w:rPr>
                 <w:rFonts w:ascii="思源黑体 CN Normal" w:eastAsia="思源黑体 CN Normal" w:hAnsi="思源黑体 CN Normal" w:cs="思源黑体 CN Light"/>
@@ -6163,19 +5746,7 @@
                 <w:sz w:val="17"/>
                 <w:szCs w:val="17"/>
               </w:rPr>
-              <w:t>a.gene</w:t>
-            </w:r>
-            <w:proofErr w:type="gramEnd"/>
-            <w:r>
-              <w:rPr>
-                <w:rFonts w:ascii="思源黑体 CN Normal" w:eastAsia="思源黑体 CN Normal" w:hAnsi="思源黑体 CN Normal" w:cs="思源黑体 CN Light"/>
-                <w:bCs/>
-                <w:i/>
-                <w:color w:val="000000" w:themeColor="text1"/>
-                <w:sz w:val="17"/>
-                <w:szCs w:val="17"/>
-              </w:rPr>
-              <w:t>_symbol</w:t>
+              <w:t>a.gene_symbol</w:t>
             </w:r>
             <w:proofErr w:type="spellEnd"/>
             <w:r>
@@ -6256,7 +5827,6 @@
               <w:t xml:space="preserve">{%p if </w:t>
             </w:r>
             <w:proofErr w:type="spellStart"/>
-            <w:proofErr w:type="gramStart"/>
             <w:r>
               <w:rPr>
                 <w:rFonts w:ascii="思源黑体 CN Normal" w:eastAsia="思源黑体 CN Normal" w:hAnsi="思源黑体 CN Normal" w:cs="思源黑体 CN Light"/>
@@ -6266,19 +5836,7 @@
                 <w:sz w:val="17"/>
                 <w:szCs w:val="17"/>
               </w:rPr>
-              <w:t>a.clinic</w:t>
-            </w:r>
-            <w:proofErr w:type="gramEnd"/>
-            <w:r>
-              <w:rPr>
-                <w:rFonts w:ascii="思源黑体 CN Normal" w:eastAsia="思源黑体 CN Normal" w:hAnsi="思源黑体 CN Normal" w:cs="思源黑体 CN Light"/>
-                <w:bCs/>
-                <w:iCs/>
-                <w:color w:val="000000" w:themeColor="text1"/>
-                <w:sz w:val="17"/>
-                <w:szCs w:val="17"/>
-              </w:rPr>
-              <w:t>_num_g</w:t>
+              <w:t>a.clinic_num_g</w:t>
             </w:r>
             <w:proofErr w:type="spellEnd"/>
             <w:r>
@@ -6318,7 +5876,6 @@
               <w:t xml:space="preserve">{%p if </w:t>
             </w:r>
             <w:proofErr w:type="spellStart"/>
-            <w:proofErr w:type="gramStart"/>
             <w:r>
               <w:rPr>
                 <w:rFonts w:ascii="思源黑体 CN Normal" w:eastAsia="思源黑体 CN Normal" w:hAnsi="思源黑体 CN Normal" w:cs="思源黑体 CN Light"/>
@@ -6331,7 +5888,6 @@
               <w:t>a.type</w:t>
             </w:r>
             <w:proofErr w:type="spellEnd"/>
-            <w:proofErr w:type="gramEnd"/>
             <w:r>
               <w:rPr>
                 <w:rFonts w:ascii="思源黑体 CN Normal" w:eastAsia="思源黑体 CN Normal" w:hAnsi="思源黑体 CN Normal" w:cs="思源黑体 CN Light"/>
@@ -6442,7 +5998,6 @@
               <w:t xml:space="preserve"> </w:t>
             </w:r>
             <w:proofErr w:type="spellStart"/>
-            <w:proofErr w:type="gramStart"/>
             <w:r>
               <w:rPr>
                 <w:rFonts w:ascii="思源黑体 CN Normal" w:eastAsia="思源黑体 CN Normal" w:hAnsi="思源黑体 CN Normal" w:cs="思源黑体 CN Light"/>
@@ -6455,7 +6010,6 @@
               <w:t>a.type</w:t>
             </w:r>
             <w:proofErr w:type="spellEnd"/>
-            <w:proofErr w:type="gramEnd"/>
             <w:r>
               <w:rPr>
                 <w:rFonts w:ascii="思源黑体 CN Normal" w:eastAsia="思源黑体 CN Normal" w:hAnsi="思源黑体 CN Normal" w:cs="思源黑体 CN Light"/>
@@ -6567,7 +6121,6 @@
               <w:t>{{</w:t>
             </w:r>
             <w:proofErr w:type="spellStart"/>
-            <w:proofErr w:type="gramStart"/>
             <w:r>
               <w:rPr>
                 <w:rFonts w:ascii="思源黑体 CN Normal" w:eastAsia="思源黑体 CN Normal" w:hAnsi="思源黑体 CN Normal" w:cs="思源黑体 CN Light"/>
@@ -6577,9 +6130,9 @@
                 <w:sz w:val="17"/>
                 <w:szCs w:val="17"/>
               </w:rPr>
-              <w:t>a.gene</w:t>
-            </w:r>
-            <w:proofErr w:type="gramEnd"/>
+              <w:t>a.gene_region</w:t>
+            </w:r>
+            <w:proofErr w:type="spellEnd"/>
             <w:r>
               <w:rPr>
                 <w:rFonts w:ascii="思源黑体 CN Normal" w:eastAsia="思源黑体 CN Normal" w:hAnsi="思源黑体 CN Normal" w:cs="思源黑体 CN Light"/>
@@ -6589,7 +6142,19 @@
                 <w:sz w:val="17"/>
                 <w:szCs w:val="17"/>
               </w:rPr>
-              <w:t>_region</w:t>
+              <w:t>}} {{</w:t>
+            </w:r>
+            <w:proofErr w:type="spellStart"/>
+            <w:r>
+              <w:rPr>
+                <w:rFonts w:ascii="思源黑体 CN Normal" w:eastAsia="思源黑体 CN Normal" w:hAnsi="思源黑体 CN Normal" w:cs="思源黑体 CN Light"/>
+                <w:bCs/>
+                <w:iCs/>
+                <w:color w:val="FF0000"/>
+                <w:sz w:val="17"/>
+                <w:szCs w:val="17"/>
+              </w:rPr>
+              <w:t>a.hgvs_c</w:t>
             </w:r>
             <w:proofErr w:type="spellEnd"/>
             <w:r>
@@ -6601,7 +6166,7 @@
                 <w:sz w:val="17"/>
                 <w:szCs w:val="17"/>
               </w:rPr>
-              <w:t>}} {{</w:t>
+              <w:t xml:space="preserve">}}{%if </w:t>
             </w:r>
             <w:proofErr w:type="spellStart"/>
             <w:r>
@@ -6613,7 +6178,7 @@
                 <w:sz w:val="17"/>
                 <w:szCs w:val="17"/>
               </w:rPr>
-              <w:t>a.hgvs_c</w:t>
+              <w:t>a.hgvs_p</w:t>
             </w:r>
             <w:proofErr w:type="spellEnd"/>
             <w:r>
@@ -6625,7 +6190,7 @@
                 <w:sz w:val="17"/>
                 <w:szCs w:val="17"/>
               </w:rPr>
-              <w:t>}}{%if a.hgvs_p!=”p.?”%} {{a.hgvs_p}}{%endif%}</w:t>
+              <w:t>!=”p.?”%} {{a.hgvs_p}}{%endif%}</w:t>
             </w:r>
           </w:p>
           <w:p>
@@ -6653,7 +6218,6 @@
               <w:t>{{</w:t>
             </w:r>
             <w:proofErr w:type="spellStart"/>
-            <w:proofErr w:type="gramStart"/>
             <w:r>
               <w:rPr>
                 <w:rFonts w:ascii="思源黑体 CN Normal" w:eastAsia="思源黑体 CN Normal" w:hAnsi="思源黑体 CN Normal" w:cs="思源黑体 CN Light"/>
@@ -6663,19 +6227,7 @@
                 <w:sz w:val="17"/>
                 <w:szCs w:val="17"/>
               </w:rPr>
-              <w:t>a.transcript</w:t>
-            </w:r>
-            <w:proofErr w:type="gramEnd"/>
-            <w:r>
-              <w:rPr>
-                <w:rFonts w:ascii="思源黑体 CN Normal" w:eastAsia="思源黑体 CN Normal" w:hAnsi="思源黑体 CN Normal" w:cs="思源黑体 CN Light"/>
-                <w:bCs/>
-                <w:iCs/>
-                <w:color w:val="FF0000"/>
-                <w:sz w:val="17"/>
-                <w:szCs w:val="17"/>
-              </w:rPr>
-              <w:t>_primary</w:t>
+              <w:t>a.transcript_primary</w:t>
             </w:r>
             <w:proofErr w:type="spellEnd"/>
             <w:r>
@@ -6765,7 +6317,6 @@
               <w:t xml:space="preserve">{%p if </w:t>
             </w:r>
             <w:proofErr w:type="spellStart"/>
-            <w:proofErr w:type="gramStart"/>
             <w:r>
               <w:rPr>
                 <w:rFonts w:ascii="思源黑体 CN Normal" w:eastAsia="思源黑体 CN Normal" w:hAnsi="思源黑体 CN Normal" w:cs="思源黑体 CN Light"/>
@@ -6778,7 +6329,6 @@
               <w:t>a.type</w:t>
             </w:r>
             <w:proofErr w:type="spellEnd"/>
-            <w:proofErr w:type="gramEnd"/>
             <w:r>
               <w:rPr>
                 <w:rFonts w:ascii="思源黑体 CN Normal" w:eastAsia="思源黑体 CN Normal" w:hAnsi="思源黑体 CN Normal" w:cs="思源黑体 CN Light"/>
@@ -6889,7 +6439,6 @@
               <w:t xml:space="preserve"> </w:t>
             </w:r>
             <w:proofErr w:type="spellStart"/>
-            <w:proofErr w:type="gramStart"/>
             <w:r>
               <w:rPr>
                 <w:rFonts w:ascii="思源黑体 CN Normal" w:eastAsia="思源黑体 CN Normal" w:hAnsi="思源黑体 CN Normal" w:cs="思源黑体 CN Light"/>
@@ -6902,7 +6451,6 @@
               <w:t>a.type</w:t>
             </w:r>
             <w:proofErr w:type="spellEnd"/>
-            <w:proofErr w:type="gramEnd"/>
             <w:r>
               <w:rPr>
                 <w:rFonts w:ascii="思源黑体 CN Normal" w:eastAsia="思源黑体 CN Normal" w:hAnsi="思源黑体 CN Normal" w:cs="思源黑体 CN Light"/>
@@ -7014,7 +6562,6 @@
               <w:t>{{</w:t>
             </w:r>
             <w:proofErr w:type="spellStart"/>
-            <w:proofErr w:type="gramStart"/>
             <w:r>
               <w:rPr>
                 <w:rFonts w:ascii="思源黑体 CN Normal" w:eastAsia="思源黑体 CN Normal" w:hAnsi="思源黑体 CN Normal" w:cs="思源黑体 CN Light"/>
@@ -7024,9 +6571,9 @@
                 <w:sz w:val="17"/>
                 <w:szCs w:val="17"/>
               </w:rPr>
-              <w:t>a.gene</w:t>
-            </w:r>
-            <w:proofErr w:type="gramEnd"/>
+              <w:t>a.gene_region</w:t>
+            </w:r>
+            <w:proofErr w:type="spellEnd"/>
             <w:r>
               <w:rPr>
                 <w:rFonts w:ascii="思源黑体 CN Normal" w:eastAsia="思源黑体 CN Normal" w:hAnsi="思源黑体 CN Normal" w:cs="思源黑体 CN Light"/>
@@ -7036,7 +6583,19 @@
                 <w:sz w:val="17"/>
                 <w:szCs w:val="17"/>
               </w:rPr>
-              <w:t>_region</w:t>
+              <w:t>}} {{</w:t>
+            </w:r>
+            <w:proofErr w:type="spellStart"/>
+            <w:r>
+              <w:rPr>
+                <w:rFonts w:ascii="思源黑体 CN Normal" w:eastAsia="思源黑体 CN Normal" w:hAnsi="思源黑体 CN Normal" w:cs="思源黑体 CN Light"/>
+                <w:bCs/>
+                <w:iCs/>
+                <w:color w:val="000000" w:themeColor="text1"/>
+                <w:sz w:val="17"/>
+                <w:szCs w:val="17"/>
+              </w:rPr>
+              <w:t>a.hgvs_c</w:t>
             </w:r>
             <w:proofErr w:type="spellEnd"/>
             <w:r>
@@ -7048,7 +6607,7 @@
                 <w:sz w:val="17"/>
                 <w:szCs w:val="17"/>
               </w:rPr>
-              <w:t>}} {{</w:t>
+              <w:t xml:space="preserve">}}{%if </w:t>
             </w:r>
             <w:proofErr w:type="spellStart"/>
             <w:r>
@@ -7060,7 +6619,7 @@
                 <w:sz w:val="17"/>
                 <w:szCs w:val="17"/>
               </w:rPr>
-              <w:t>a.hgvs_c</w:t>
+              <w:t>a.hgvs_p</w:t>
             </w:r>
             <w:proofErr w:type="spellEnd"/>
             <w:r>
@@ -7072,7 +6631,7 @@
                 <w:sz w:val="17"/>
                 <w:szCs w:val="17"/>
               </w:rPr>
-              <w:t>}}{%if a.hgvs_p!=”p.?”%} {{a.hgvs_p}}{%endif%}</w:t>
+              <w:t>!=”p.?”%} {{a.hgvs_p}}{%endif%}</w:t>
             </w:r>
           </w:p>
           <w:p>
@@ -7100,7 +6659,6 @@
               <w:t>{{</w:t>
             </w:r>
             <w:proofErr w:type="spellStart"/>
-            <w:proofErr w:type="gramStart"/>
             <w:r>
               <w:rPr>
                 <w:rFonts w:ascii="思源黑体 CN Normal" w:eastAsia="思源黑体 CN Normal" w:hAnsi="思源黑体 CN Normal" w:cs="思源黑体 CN Light"/>
@@ -7110,19 +6668,7 @@
                 <w:sz w:val="17"/>
                 <w:szCs w:val="17"/>
               </w:rPr>
-              <w:t>a.transcript</w:t>
-            </w:r>
-            <w:proofErr w:type="gramEnd"/>
-            <w:r>
-              <w:rPr>
-                <w:rFonts w:ascii="思源黑体 CN Normal" w:eastAsia="思源黑体 CN Normal" w:hAnsi="思源黑体 CN Normal" w:cs="思源黑体 CN Light"/>
-                <w:bCs/>
-                <w:iCs/>
-                <w:color w:val="000000" w:themeColor="text1"/>
-                <w:sz w:val="17"/>
-                <w:szCs w:val="17"/>
-              </w:rPr>
-              <w:t>_primary</w:t>
+              <w:t>a.transcript_primary</w:t>
             </w:r>
             <w:proofErr w:type="spellEnd"/>
             <w:r>
@@ -7216,7 +6762,6 @@
               <w:t xml:space="preserve">{%p if </w:t>
             </w:r>
             <w:proofErr w:type="spellStart"/>
-            <w:proofErr w:type="gramStart"/>
             <w:r>
               <w:rPr>
                 <w:rFonts w:ascii="微软雅黑" w:eastAsia="微软雅黑" w:hAnsi="微软雅黑" w:cs="思源黑体 CN Light" w:hint="eastAsia"/>
@@ -7226,9 +6771,9 @@
                 <w:sz w:val="17"/>
                 <w:szCs w:val="17"/>
               </w:rPr>
-              <w:t>a.clinic</w:t>
-            </w:r>
-            <w:proofErr w:type="gramEnd"/>
+              <w:t>a.clinic_num_g</w:t>
+            </w:r>
+            <w:proofErr w:type="spellEnd"/>
             <w:r>
               <w:rPr>
                 <w:rFonts w:ascii="微软雅黑" w:eastAsia="微软雅黑" w:hAnsi="微软雅黑" w:cs="思源黑体 CN Light" w:hint="eastAsia"/>
@@ -7238,7 +6783,43 @@
                 <w:sz w:val="17"/>
                 <w:szCs w:val="17"/>
               </w:rPr>
-              <w:t>_num_g</w:t>
+              <w:t xml:space="preserve"> in [4, 5]%}</w:t>
+            </w:r>
+          </w:p>
+          <w:p>
+            <w:pPr>
+              <w:jc w:val="center"/>
+              <w:rPr>
+                <w:rFonts w:ascii="微软雅黑" w:eastAsia="微软雅黑" w:hAnsi="微软雅黑" w:cs="思源黑体 CN Light"/>
+                <w:bCs/>
+                <w:iCs/>
+                <w:color w:val="FF0000"/>
+                <w:sz w:val="17"/>
+                <w:szCs w:val="17"/>
+              </w:rPr>
+            </w:pPr>
+            <w:r>
+              <w:rPr>
+                <w:rFonts w:ascii="微软雅黑" w:eastAsia="微软雅黑" w:hAnsi="微软雅黑" w:cs="思源黑体 CN Light" w:hint="eastAsia"/>
+                <w:bCs/>
+                <w:iCs/>
+                <w:color w:val="FF0000"/>
+                <w:sz w:val="17"/>
+                <w:szCs w:val="17"/>
+              </w:rPr>
+              <w:t xml:space="preserve">{%p if </w:t>
+            </w:r>
+            <w:proofErr w:type="spellStart"/>
+            <w:r>
+              <w:rPr>
+                <w:rFonts w:ascii="微软雅黑" w:eastAsia="微软雅黑" w:hAnsi="微软雅黑" w:cs="思源黑体 CN Light" w:hint="eastAsia"/>
+                <w:bCs/>
+                <w:iCs/>
+                <w:color w:val="FF0000"/>
+                <w:sz w:val="17"/>
+                <w:szCs w:val="17"/>
+              </w:rPr>
+              <w:t>a.type</w:t>
             </w:r>
             <w:proofErr w:type="spellEnd"/>
             <w:r>
@@ -7246,11 +6827,614 @@
                 <w:rFonts w:ascii="微软雅黑" w:eastAsia="微软雅黑" w:hAnsi="微软雅黑" w:cs="思源黑体 CN Light" w:hint="eastAsia"/>
                 <w:bCs/>
                 <w:iCs/>
+                <w:color w:val="FF0000"/>
+                <w:sz w:val="17"/>
+                <w:szCs w:val="17"/>
+              </w:rPr>
+              <w:t xml:space="preserve"> == </w:t>
+            </w:r>
+            <w:r>
+              <w:rPr>
+                <w:rFonts w:ascii="微软雅黑" w:eastAsia="微软雅黑" w:hAnsi="微软雅黑" w:cs="思源黑体 CN Light"/>
+                <w:bCs/>
+                <w:iCs/>
+                <w:color w:val="FF0000"/>
+                <w:sz w:val="17"/>
+                <w:szCs w:val="17"/>
+              </w:rPr>
+              <w:t>“</w:t>
+            </w:r>
+            <w:r>
+              <w:rPr>
+                <w:rFonts w:ascii="微软雅黑" w:eastAsia="微软雅黑" w:hAnsi="微软雅黑" w:cs="思源黑体 CN Light" w:hint="eastAsia"/>
+                <w:bCs/>
+                <w:iCs/>
+                <w:color w:val="FF0000"/>
+                <w:sz w:val="17"/>
+                <w:szCs w:val="17"/>
+              </w:rPr>
+              <w:t>Loss</w:t>
+            </w:r>
+            <w:r>
+              <w:rPr>
+                <w:rFonts w:ascii="微软雅黑" w:eastAsia="微软雅黑" w:hAnsi="微软雅黑" w:cs="思源黑体 CN Light"/>
+                <w:bCs/>
+                <w:iCs/>
+                <w:color w:val="FF0000"/>
+                <w:sz w:val="17"/>
+                <w:szCs w:val="17"/>
+              </w:rPr>
+              <w:t>”</w:t>
+            </w:r>
+            <w:r>
+              <w:rPr>
+                <w:rFonts w:ascii="微软雅黑" w:eastAsia="微软雅黑" w:hAnsi="微软雅黑" w:cs="思源黑体 CN Light" w:hint="eastAsia"/>
+                <w:bCs/>
+                <w:iCs/>
+                <w:color w:val="FF0000"/>
+                <w:sz w:val="17"/>
+                <w:szCs w:val="17"/>
+              </w:rPr>
+              <w:t>%}</w:t>
+            </w:r>
+          </w:p>
+          <w:p>
+            <w:pPr>
+              <w:jc w:val="center"/>
+              <w:rPr>
+                <w:rFonts w:ascii="微软雅黑" w:eastAsia="微软雅黑" w:hAnsi="微软雅黑" w:cs="思源黑体 CN Light"/>
+                <w:bCs/>
+                <w:iCs/>
+                <w:color w:val="FF0000"/>
+                <w:sz w:val="17"/>
+                <w:szCs w:val="17"/>
+              </w:rPr>
+            </w:pPr>
+            <w:r>
+              <w:rPr>
+                <w:rFonts w:ascii="微软雅黑" w:eastAsia="微软雅黑" w:hAnsi="微软雅黑" w:cs="思源黑体 CN Light"/>
+                <w:bCs/>
+                <w:iCs/>
+                <w:color w:val="FF0000"/>
+                <w:sz w:val="17"/>
+                <w:szCs w:val="17"/>
+              </w:rPr>
+              <w:t xml:space="preserve">{%p if </w:t>
+            </w:r>
+            <w:proofErr w:type="spellStart"/>
+            <w:r>
+              <w:rPr>
+                <w:rFonts w:ascii="微软雅黑" w:eastAsia="微软雅黑" w:hAnsi="微软雅黑" w:cs="思源黑体 CN Light"/>
+                <w:bCs/>
+                <w:iCs/>
+                <w:color w:val="FF0000"/>
+                <w:sz w:val="17"/>
+                <w:szCs w:val="17"/>
+              </w:rPr>
+              <w:t>a.cnv_type</w:t>
+            </w:r>
+            <w:proofErr w:type="spellEnd"/>
+            <w:r>
+              <w:rPr>
+                <w:rFonts w:ascii="微软雅黑" w:eastAsia="微软雅黑" w:hAnsi="微软雅黑" w:cs="思源黑体 CN Light"/>
+                <w:bCs/>
+                <w:iCs/>
+                <w:color w:val="FF0000"/>
+                <w:sz w:val="17"/>
+                <w:szCs w:val="17"/>
+              </w:rPr>
+              <w:t xml:space="preserve"> == “</w:t>
+            </w:r>
+            <w:proofErr w:type="spellStart"/>
+            <w:r>
+              <w:rPr>
+                <w:rFonts w:ascii="微软雅黑" w:eastAsia="微软雅黑" w:hAnsi="微软雅黑" w:cs="思源黑体 CN Light"/>
+                <w:bCs/>
+                <w:iCs/>
+                <w:color w:val="FF0000"/>
+                <w:sz w:val="17"/>
+                <w:szCs w:val="17"/>
+              </w:rPr>
+              <w:t>HeteDel</w:t>
+            </w:r>
+            <w:proofErr w:type="spellEnd"/>
+            <w:r>
+              <w:rPr>
+                <w:rFonts w:ascii="微软雅黑" w:eastAsia="微软雅黑" w:hAnsi="微软雅黑" w:cs="思源黑体 CN Light"/>
+                <w:bCs/>
+                <w:iCs/>
+                <w:color w:val="FF0000"/>
+                <w:sz w:val="17"/>
+                <w:szCs w:val="17"/>
+              </w:rPr>
+              <w:t>”%}</w:t>
+            </w:r>
+          </w:p>
+          <w:p>
+            <w:pPr>
+              <w:jc w:val="center"/>
+              <w:rPr>
+                <w:rFonts w:ascii="微软雅黑" w:eastAsia="微软雅黑" w:hAnsi="微软雅黑" w:cs="思源黑体 CN Light"/>
+                <w:bCs/>
+                <w:iCs/>
+                <w:color w:val="FF0000"/>
+                <w:sz w:val="17"/>
+                <w:szCs w:val="17"/>
+              </w:rPr>
+            </w:pPr>
+            <w:r>
+              <w:rPr>
+                <w:rFonts w:ascii="微软雅黑" w:eastAsia="微软雅黑" w:hAnsi="微软雅黑" w:cs="思源黑体 CN Light" w:hint="eastAsia"/>
+                <w:bCs/>
+                <w:iCs/>
+                <w:color w:val="FF0000"/>
+                <w:sz w:val="17"/>
+                <w:szCs w:val="17"/>
+              </w:rPr>
+              <w:t>杂合</w:t>
+            </w:r>
+          </w:p>
+          <w:p>
+            <w:pPr>
+              <w:jc w:val="center"/>
+              <w:rPr>
+                <w:rFonts w:ascii="微软雅黑" w:eastAsia="微软雅黑" w:hAnsi="微软雅黑" w:cs="思源黑体 CN Light"/>
+                <w:bCs/>
+                <w:iCs/>
+                <w:color w:val="FF0000"/>
+                <w:sz w:val="17"/>
+                <w:szCs w:val="17"/>
+              </w:rPr>
+            </w:pPr>
+            <w:r>
+              <w:rPr>
+                <w:rFonts w:ascii="微软雅黑" w:eastAsia="微软雅黑" w:hAnsi="微软雅黑" w:cs="思源黑体 CN Light"/>
+                <w:bCs/>
+                <w:iCs/>
+                <w:color w:val="FF0000"/>
+                <w:sz w:val="17"/>
+                <w:szCs w:val="17"/>
+              </w:rPr>
+              <w:t xml:space="preserve">{%p </w:t>
+            </w:r>
+            <w:proofErr w:type="spellStart"/>
+            <w:r>
+              <w:rPr>
+                <w:rFonts w:ascii="微软雅黑" w:eastAsia="微软雅黑" w:hAnsi="微软雅黑" w:cs="思源黑体 CN Light"/>
+                <w:bCs/>
+                <w:iCs/>
+                <w:color w:val="FF0000"/>
+                <w:sz w:val="17"/>
+                <w:szCs w:val="17"/>
+              </w:rPr>
+              <w:t>elif</w:t>
+            </w:r>
+            <w:proofErr w:type="spellEnd"/>
+            <w:r>
+              <w:rPr>
+                <w:rFonts w:ascii="微软雅黑" w:eastAsia="微软雅黑" w:hAnsi="微软雅黑" w:cs="思源黑体 CN Light"/>
+                <w:bCs/>
+                <w:iCs/>
+                <w:color w:val="FF0000"/>
+                <w:sz w:val="17"/>
+                <w:szCs w:val="17"/>
+              </w:rPr>
+              <w:t xml:space="preserve"> </w:t>
+            </w:r>
+            <w:proofErr w:type="spellStart"/>
+            <w:r>
+              <w:rPr>
+                <w:rFonts w:ascii="微软雅黑" w:eastAsia="微软雅黑" w:hAnsi="微软雅黑" w:cs="思源黑体 CN Light"/>
+                <w:bCs/>
+                <w:iCs/>
+                <w:color w:val="FF0000"/>
+                <w:sz w:val="17"/>
+                <w:szCs w:val="17"/>
+              </w:rPr>
+              <w:t>a.cnv_type</w:t>
+            </w:r>
+            <w:proofErr w:type="spellEnd"/>
+            <w:r>
+              <w:rPr>
+                <w:rFonts w:ascii="微软雅黑" w:eastAsia="微软雅黑" w:hAnsi="微软雅黑" w:cs="思源黑体 CN Light"/>
+                <w:bCs/>
+                <w:iCs/>
+                <w:color w:val="FF0000"/>
+                <w:sz w:val="17"/>
+                <w:szCs w:val="17"/>
+              </w:rPr>
+              <w:t xml:space="preserve"> == “</w:t>
+            </w:r>
+            <w:proofErr w:type="spellStart"/>
+            <w:r>
+              <w:rPr>
+                <w:rFonts w:ascii="微软雅黑" w:eastAsia="微软雅黑" w:hAnsi="微软雅黑" w:cs="思源黑体 CN Light"/>
+                <w:bCs/>
+                <w:iCs/>
+                <w:color w:val="FF0000"/>
+                <w:sz w:val="17"/>
+                <w:szCs w:val="17"/>
+              </w:rPr>
+              <w:t>HomoDel</w:t>
+            </w:r>
+            <w:proofErr w:type="spellEnd"/>
+            <w:r>
+              <w:rPr>
+                <w:rFonts w:ascii="微软雅黑" w:eastAsia="微软雅黑" w:hAnsi="微软雅黑" w:cs="思源黑体 CN Light"/>
+                <w:bCs/>
+                <w:iCs/>
+                <w:color w:val="FF0000"/>
+                <w:sz w:val="17"/>
+                <w:szCs w:val="17"/>
+              </w:rPr>
+              <w:t>”%}</w:t>
+            </w:r>
+          </w:p>
+          <w:p>
+            <w:pPr>
+              <w:jc w:val="center"/>
+              <w:rPr>
+                <w:rFonts w:ascii="微软雅黑" w:eastAsia="微软雅黑" w:hAnsi="微软雅黑" w:cs="思源黑体 CN Light"/>
+                <w:bCs/>
+                <w:iCs/>
+                <w:color w:val="FF0000"/>
+                <w:sz w:val="17"/>
+                <w:szCs w:val="17"/>
+              </w:rPr>
+            </w:pPr>
+            <w:r>
+              <w:rPr>
+                <w:rFonts w:ascii="微软雅黑" w:eastAsia="微软雅黑" w:hAnsi="微软雅黑" w:cs="思源黑体 CN Light" w:hint="eastAsia"/>
+                <w:bCs/>
+                <w:iCs/>
+                <w:color w:val="FF0000"/>
+                <w:sz w:val="17"/>
+                <w:szCs w:val="17"/>
+              </w:rPr>
+              <w:t>纯合</w:t>
+            </w:r>
+          </w:p>
+          <w:p>
+            <w:pPr>
+              <w:jc w:val="center"/>
+              <w:rPr>
+                <w:rFonts w:ascii="微软雅黑" w:eastAsia="微软雅黑" w:hAnsi="微软雅黑" w:cs="思源黑体 CN Light"/>
+                <w:bCs/>
+                <w:iCs/>
+                <w:color w:val="FF0000"/>
+                <w:sz w:val="17"/>
+                <w:szCs w:val="17"/>
+              </w:rPr>
+            </w:pPr>
+            <w:r>
+              <w:rPr>
+                <w:rFonts w:ascii="微软雅黑" w:eastAsia="微软雅黑" w:hAnsi="微软雅黑" w:cs="思源黑体 CN Light"/>
+                <w:bCs/>
+                <w:iCs/>
+                <w:color w:val="FF0000"/>
+                <w:sz w:val="17"/>
+                <w:szCs w:val="17"/>
+              </w:rPr>
+              <w:t>{%p else%}</w:t>
+            </w:r>
+          </w:p>
+          <w:p>
+            <w:pPr>
+              <w:jc w:val="center"/>
+              <w:rPr>
+                <w:rFonts w:ascii="微软雅黑" w:eastAsia="微软雅黑" w:hAnsi="微软雅黑" w:cs="思源黑体 CN Light"/>
+                <w:bCs/>
+                <w:iCs/>
+                <w:color w:val="FF0000"/>
+                <w:sz w:val="17"/>
+                <w:szCs w:val="17"/>
+              </w:rPr>
+            </w:pPr>
+            <w:r>
+              <w:rPr>
+                <w:rFonts w:ascii="微软雅黑" w:eastAsia="微软雅黑" w:hAnsi="微软雅黑" w:cs="思源黑体 CN Light"/>
+                <w:bCs/>
+                <w:iCs/>
+                <w:color w:val="FF0000"/>
+                <w:sz w:val="17"/>
+                <w:szCs w:val="17"/>
+              </w:rPr>
+              <w:t>/</w:t>
+            </w:r>
+          </w:p>
+          <w:p>
+            <w:pPr>
+              <w:jc w:val="center"/>
+              <w:rPr>
+                <w:rFonts w:ascii="微软雅黑" w:eastAsia="微软雅黑" w:hAnsi="微软雅黑" w:cs="思源黑体 CN Light"/>
+                <w:bCs/>
+                <w:iCs/>
+                <w:color w:val="FF0000"/>
+                <w:sz w:val="17"/>
+                <w:szCs w:val="17"/>
+              </w:rPr>
+            </w:pPr>
+            <w:r>
+              <w:rPr>
+                <w:rFonts w:ascii="微软雅黑" w:eastAsia="微软雅黑" w:hAnsi="微软雅黑" w:cs="思源黑体 CN Light"/>
+                <w:bCs/>
+                <w:iCs/>
+                <w:color w:val="FF0000"/>
+                <w:sz w:val="17"/>
+                <w:szCs w:val="17"/>
+              </w:rPr>
+              <w:t>{%p endif%}</w:t>
+            </w:r>
+          </w:p>
+          <w:p>
+            <w:pPr>
+              <w:jc w:val="center"/>
+              <w:rPr>
+                <w:rFonts w:ascii="微软雅黑" w:eastAsia="微软雅黑" w:hAnsi="微软雅黑" w:cs="思源黑体 CN Light"/>
+                <w:bCs/>
+                <w:iCs/>
+                <w:color w:val="FF0000"/>
+                <w:sz w:val="17"/>
+                <w:szCs w:val="17"/>
+              </w:rPr>
+            </w:pPr>
+            <w:r>
+              <w:rPr>
+                <w:rFonts w:ascii="微软雅黑" w:eastAsia="微软雅黑" w:hAnsi="微软雅黑" w:cs="思源黑体 CN Light" w:hint="eastAsia"/>
+                <w:bCs/>
+                <w:iCs/>
+                <w:color w:val="FF0000"/>
+                <w:sz w:val="17"/>
+                <w:szCs w:val="17"/>
+              </w:rPr>
+              <w:t xml:space="preserve">{%p </w:t>
+            </w:r>
+            <w:proofErr w:type="spellStart"/>
+            <w:r>
+              <w:rPr>
+                <w:rFonts w:ascii="微软雅黑" w:eastAsia="微软雅黑" w:hAnsi="微软雅黑" w:cs="思源黑体 CN Light" w:hint="eastAsia"/>
+                <w:bCs/>
+                <w:iCs/>
+                <w:color w:val="FF0000"/>
+                <w:sz w:val="17"/>
+                <w:szCs w:val="17"/>
+              </w:rPr>
+              <w:t>elif</w:t>
+            </w:r>
+            <w:proofErr w:type="spellEnd"/>
+            <w:r>
+              <w:rPr>
+                <w:rFonts w:ascii="微软雅黑" w:eastAsia="微软雅黑" w:hAnsi="微软雅黑" w:cs="思源黑体 CN Light" w:hint="eastAsia"/>
+                <w:bCs/>
+                <w:iCs/>
+                <w:color w:val="FF0000"/>
+                <w:sz w:val="17"/>
+                <w:szCs w:val="17"/>
+              </w:rPr>
+              <w:t xml:space="preserve"> </w:t>
+            </w:r>
+            <w:proofErr w:type="spellStart"/>
+            <w:r>
+              <w:rPr>
+                <w:rFonts w:ascii="微软雅黑" w:eastAsia="微软雅黑" w:hAnsi="微软雅黑" w:cs="思源黑体 CN Light" w:hint="eastAsia"/>
+                <w:bCs/>
+                <w:iCs/>
+                <w:color w:val="FF0000"/>
+                <w:sz w:val="17"/>
+                <w:szCs w:val="17"/>
+              </w:rPr>
+              <w:t>a.type</w:t>
+            </w:r>
+            <w:proofErr w:type="spellEnd"/>
+            <w:r>
+              <w:rPr>
+                <w:rFonts w:ascii="微软雅黑" w:eastAsia="微软雅黑" w:hAnsi="微软雅黑" w:cs="思源黑体 CN Light" w:hint="eastAsia"/>
+                <w:bCs/>
+                <w:iCs/>
+                <w:color w:val="FF0000"/>
+                <w:sz w:val="17"/>
+                <w:szCs w:val="17"/>
+              </w:rPr>
+              <w:t xml:space="preserve"> == </w:t>
+            </w:r>
+            <w:r>
+              <w:rPr>
+                <w:rFonts w:ascii="微软雅黑" w:eastAsia="微软雅黑" w:hAnsi="微软雅黑" w:cs="思源黑体 CN Light"/>
+                <w:bCs/>
+                <w:iCs/>
+                <w:color w:val="FF0000"/>
+                <w:sz w:val="17"/>
+                <w:szCs w:val="17"/>
+              </w:rPr>
+              <w:t>“</w:t>
+            </w:r>
+            <w:r>
+              <w:rPr>
+                <w:rFonts w:ascii="微软雅黑" w:eastAsia="微软雅黑" w:hAnsi="微软雅黑" w:cs="思源黑体 CN Light" w:hint="eastAsia"/>
+                <w:bCs/>
+                <w:iCs/>
+                <w:color w:val="FF0000"/>
+                <w:sz w:val="17"/>
+                <w:szCs w:val="17"/>
+              </w:rPr>
+              <w:t>Gain</w:t>
+            </w:r>
+            <w:r>
+              <w:rPr>
+                <w:rFonts w:ascii="微软雅黑" w:eastAsia="微软雅黑" w:hAnsi="微软雅黑" w:cs="思源黑体 CN Light"/>
+                <w:bCs/>
+                <w:iCs/>
+                <w:color w:val="FF0000"/>
+                <w:sz w:val="17"/>
+                <w:szCs w:val="17"/>
+              </w:rPr>
+              <w:t>”</w:t>
+            </w:r>
+            <w:r>
+              <w:rPr>
+                <w:rFonts w:ascii="微软雅黑" w:eastAsia="微软雅黑" w:hAnsi="微软雅黑" w:cs="思源黑体 CN Light" w:hint="eastAsia"/>
+                <w:bCs/>
+                <w:iCs/>
+                <w:color w:val="FF0000"/>
+                <w:sz w:val="17"/>
+                <w:szCs w:val="17"/>
+              </w:rPr>
+              <w:t>%}</w:t>
+            </w:r>
+          </w:p>
+          <w:p>
+            <w:pPr>
+              <w:jc w:val="center"/>
+              <w:rPr>
+                <w:rFonts w:ascii="微软雅黑" w:eastAsia="微软雅黑" w:hAnsi="微软雅黑" w:cs="思源黑体 CN Light"/>
+                <w:bCs/>
+                <w:iCs/>
+                <w:color w:val="FF0000"/>
+                <w:sz w:val="17"/>
+                <w:szCs w:val="17"/>
+              </w:rPr>
+            </w:pPr>
+            <w:r>
+              <w:rPr>
+                <w:rFonts w:ascii="微软雅黑" w:eastAsia="微软雅黑" w:hAnsi="微软雅黑" w:cs="思源黑体 CN Light" w:hint="eastAsia"/>
+                <w:bCs/>
+                <w:iCs/>
+                <w:color w:val="FF0000"/>
+                <w:sz w:val="17"/>
+                <w:szCs w:val="17"/>
+              </w:rPr>
+              <w:t>/</w:t>
+            </w:r>
+          </w:p>
+          <w:p>
+            <w:pPr>
+              <w:jc w:val="center"/>
+              <w:rPr>
+                <w:rFonts w:ascii="微软雅黑" w:eastAsia="微软雅黑" w:hAnsi="微软雅黑" w:cs="思源黑体 CN Light"/>
+                <w:bCs/>
+                <w:iCs/>
+                <w:color w:val="FF0000"/>
+                <w:sz w:val="17"/>
+                <w:szCs w:val="17"/>
+              </w:rPr>
+            </w:pPr>
+            <w:r>
+              <w:rPr>
+                <w:rFonts w:ascii="微软雅黑" w:eastAsia="微软雅黑" w:hAnsi="微软雅黑" w:cs="思源黑体 CN Light" w:hint="eastAsia"/>
+                <w:bCs/>
+                <w:iCs/>
+                <w:color w:val="FF0000"/>
+                <w:sz w:val="17"/>
+                <w:szCs w:val="17"/>
+              </w:rPr>
+              <w:t>{%p else%}</w:t>
+            </w:r>
+          </w:p>
+          <w:p>
+            <w:pPr>
+              <w:jc w:val="center"/>
+              <w:rPr>
+                <w:rFonts w:ascii="微软雅黑" w:eastAsia="微软雅黑" w:hAnsi="微软雅黑" w:cs="思源黑体 CN Light"/>
+                <w:bCs/>
+                <w:iCs/>
+                <w:color w:val="FF0000"/>
+                <w:sz w:val="17"/>
+                <w:szCs w:val="17"/>
+              </w:rPr>
+            </w:pPr>
+            <w:r>
+              <w:rPr>
+                <w:rFonts w:ascii="微软雅黑" w:eastAsia="微软雅黑" w:hAnsi="微软雅黑" w:cs="思源黑体 CN Light" w:hint="eastAsia"/>
+                <w:bCs/>
+                <w:iCs/>
+                <w:color w:val="FF0000"/>
+                <w:sz w:val="17"/>
+                <w:szCs w:val="17"/>
+              </w:rPr>
+              <w:t xml:space="preserve">{%if </w:t>
+            </w:r>
+            <w:proofErr w:type="spellStart"/>
+            <w:r>
+              <w:rPr>
+                <w:rFonts w:ascii="微软雅黑" w:eastAsia="微软雅黑" w:hAnsi="微软雅黑" w:cs="思源黑体 CN Light" w:hint="eastAsia"/>
+                <w:bCs/>
+                <w:iCs/>
+                <w:color w:val="FF0000"/>
+                <w:sz w:val="17"/>
+                <w:szCs w:val="17"/>
+              </w:rPr>
+              <w:t>a.freq</w:t>
+            </w:r>
+            <w:proofErr w:type="spellEnd"/>
+            <w:r>
+              <w:rPr>
+                <w:rFonts w:ascii="微软雅黑" w:eastAsia="微软雅黑" w:hAnsi="微软雅黑" w:cs="思源黑体 CN Light" w:hint="eastAsia"/>
+                <w:bCs/>
+                <w:iCs/>
+                <w:color w:val="FF0000"/>
+                <w:sz w:val="17"/>
+                <w:szCs w:val="17"/>
+              </w:rPr>
+              <w:t xml:space="preserve"> &gt;=0.85%}纯合{%else%}杂合{%endif%}</w:t>
+            </w:r>
+          </w:p>
+          <w:p>
+            <w:pPr>
+              <w:jc w:val="center"/>
+              <w:rPr>
+                <w:rFonts w:ascii="微软雅黑" w:eastAsia="微软雅黑" w:hAnsi="微软雅黑" w:cs="思源黑体 CN Light"/>
+                <w:bCs/>
+                <w:iCs/>
+                <w:color w:val="FF0000"/>
+                <w:sz w:val="17"/>
+                <w:szCs w:val="17"/>
+              </w:rPr>
+            </w:pPr>
+            <w:r>
+              <w:rPr>
+                <w:rFonts w:ascii="微软雅黑" w:eastAsia="微软雅黑" w:hAnsi="微软雅黑" w:cs="思源黑体 CN Light" w:hint="eastAsia"/>
+                <w:bCs/>
+                <w:iCs/>
+                <w:color w:val="FF0000"/>
+                <w:sz w:val="17"/>
+                <w:szCs w:val="17"/>
+              </w:rPr>
+              <w:t>{</w:t>
+            </w:r>
+            <w:r>
+              <w:rPr>
+                <w:rFonts w:ascii="微软雅黑" w:eastAsia="微软雅黑" w:hAnsi="微软雅黑" w:cs="思源黑体 CN Light"/>
+                <w:bCs/>
+                <w:iCs/>
+                <w:color w:val="FF0000"/>
+                <w:sz w:val="17"/>
+                <w:szCs w:val="17"/>
+              </w:rPr>
+              <w:t>%p endif%}</w:t>
+            </w:r>
+          </w:p>
+          <w:p>
+            <w:pPr>
+              <w:jc w:val="center"/>
+              <w:rPr>
+                <w:rFonts w:ascii="微软雅黑" w:eastAsia="微软雅黑" w:hAnsi="微软雅黑" w:cs="思源黑体 CN Light"/>
+                <w:bCs/>
+                <w:iCs/>
                 <w:color w:val="000000" w:themeColor="text1"/>
                 <w:sz w:val="17"/>
                 <w:szCs w:val="17"/>
               </w:rPr>
-              <w:t xml:space="preserve"> in [4, 5]%}</w:t>
+            </w:pPr>
+            <w:r>
+              <w:rPr>
+                <w:rFonts w:ascii="微软雅黑" w:eastAsia="微软雅黑" w:hAnsi="微软雅黑" w:cs="思源黑体 CN Light" w:hint="eastAsia"/>
+                <w:bCs/>
+                <w:iCs/>
+                <w:color w:val="000000" w:themeColor="text1"/>
+                <w:sz w:val="17"/>
+                <w:szCs w:val="17"/>
+              </w:rPr>
+              <w:t>{%p else%}</w:t>
             </w:r>
           </w:p>
           <w:p>
@@ -7260,7 +7444,127 @@
                 <w:rFonts w:ascii="微软雅黑" w:eastAsia="微软雅黑" w:hAnsi="微软雅黑" w:cs="思源黑体 CN Light"/>
                 <w:bCs/>
                 <w:iCs/>
-                <w:color w:val="FF0000"/>
+                <w:color w:val="000000" w:themeColor="text1"/>
+                <w:sz w:val="17"/>
+                <w:szCs w:val="17"/>
+              </w:rPr>
+            </w:pPr>
+            <w:r>
+              <w:rPr>
+                <w:rFonts w:ascii="微软雅黑" w:eastAsia="微软雅黑" w:hAnsi="微软雅黑" w:cs="思源黑体 CN Light"/>
+                <w:bCs/>
+                <w:iCs/>
+                <w:color w:val="000000" w:themeColor="text1"/>
+                <w:sz w:val="17"/>
+                <w:szCs w:val="17"/>
+              </w:rPr>
+              <w:t xml:space="preserve">{%p if </w:t>
+            </w:r>
+            <w:proofErr w:type="spellStart"/>
+            <w:r>
+              <w:rPr>
+                <w:rFonts w:ascii="微软雅黑" w:eastAsia="微软雅黑" w:hAnsi="微软雅黑" w:cs="思源黑体 CN Light"/>
+                <w:bCs/>
+                <w:iCs/>
+                <w:color w:val="000000" w:themeColor="text1"/>
+                <w:sz w:val="17"/>
+                <w:szCs w:val="17"/>
+              </w:rPr>
+              <w:t>a.type</w:t>
+            </w:r>
+            <w:proofErr w:type="spellEnd"/>
+            <w:r>
+              <w:rPr>
+                <w:rFonts w:ascii="微软雅黑" w:eastAsia="微软雅黑" w:hAnsi="微软雅黑" w:cs="思源黑体 CN Light"/>
+                <w:bCs/>
+                <w:iCs/>
+                <w:color w:val="000000" w:themeColor="text1"/>
+                <w:sz w:val="17"/>
+                <w:szCs w:val="17"/>
+              </w:rPr>
+              <w:t xml:space="preserve"> == “Loss”%}</w:t>
+            </w:r>
+          </w:p>
+          <w:p>
+            <w:pPr>
+              <w:jc w:val="center"/>
+              <w:rPr>
+                <w:rFonts w:ascii="微软雅黑" w:eastAsia="微软雅黑" w:hAnsi="微软雅黑" w:cs="思源黑体 CN Light"/>
+                <w:bCs/>
+                <w:iCs/>
+                <w:color w:val="000000" w:themeColor="text1"/>
+                <w:sz w:val="17"/>
+                <w:szCs w:val="17"/>
+              </w:rPr>
+            </w:pPr>
+            <w:r>
+              <w:rPr>
+                <w:rFonts w:ascii="微软雅黑" w:eastAsia="微软雅黑" w:hAnsi="微软雅黑" w:cs="思源黑体 CN Light"/>
+                <w:bCs/>
+                <w:iCs/>
+                <w:color w:val="000000" w:themeColor="text1"/>
+                <w:sz w:val="17"/>
+                <w:szCs w:val="17"/>
+              </w:rPr>
+              <w:t xml:space="preserve">{%p if </w:t>
+            </w:r>
+            <w:proofErr w:type="spellStart"/>
+            <w:r>
+              <w:rPr>
+                <w:rFonts w:ascii="微软雅黑" w:eastAsia="微软雅黑" w:hAnsi="微软雅黑" w:cs="思源黑体 CN Light"/>
+                <w:bCs/>
+                <w:iCs/>
+                <w:color w:val="000000" w:themeColor="text1"/>
+                <w:sz w:val="17"/>
+                <w:szCs w:val="17"/>
+              </w:rPr>
+              <w:t>a.cnv_type</w:t>
+            </w:r>
+            <w:proofErr w:type="spellEnd"/>
+            <w:r>
+              <w:rPr>
+                <w:rFonts w:ascii="微软雅黑" w:eastAsia="微软雅黑" w:hAnsi="微软雅黑" w:cs="思源黑体 CN Light"/>
+                <w:bCs/>
+                <w:iCs/>
+                <w:color w:val="000000" w:themeColor="text1"/>
+                <w:sz w:val="17"/>
+                <w:szCs w:val="17"/>
+              </w:rPr>
+              <w:t xml:space="preserve"> == “</w:t>
+            </w:r>
+            <w:proofErr w:type="spellStart"/>
+            <w:r>
+              <w:rPr>
+                <w:rFonts w:ascii="微软雅黑" w:eastAsia="微软雅黑" w:hAnsi="微软雅黑" w:cs="思源黑体 CN Light"/>
+                <w:bCs/>
+                <w:iCs/>
+                <w:color w:val="000000" w:themeColor="text1"/>
+                <w:sz w:val="17"/>
+                <w:szCs w:val="17"/>
+              </w:rPr>
+              <w:t>HeteDel</w:t>
+            </w:r>
+            <w:proofErr w:type="spellEnd"/>
+            <w:r>
+              <w:rPr>
+                <w:rFonts w:ascii="微软雅黑" w:eastAsia="微软雅黑" w:hAnsi="微软雅黑" w:cs="思源黑体 CN Light"/>
+                <w:bCs/>
+                <w:iCs/>
+                <w:color w:val="000000" w:themeColor="text1"/>
+                <w:sz w:val="17"/>
+                <w:szCs w:val="17"/>
+              </w:rPr>
+              <w:t>”%}</w:t>
+            </w:r>
+          </w:p>
+          <w:p>
+            <w:pPr>
+              <w:jc w:val="center"/>
+              <w:rPr>
+                <w:rFonts w:ascii="微软雅黑" w:eastAsia="微软雅黑" w:hAnsi="微软雅黑" w:cs="思源黑体 CN Light"/>
+                <w:bCs/>
+                <w:iCs/>
+                <w:color w:val="000000" w:themeColor="text1"/>
                 <w:sz w:val="17"/>
                 <w:szCs w:val="17"/>
               </w:rPr>
@@ -7270,1096 +7574,265 @@
                 <w:rFonts w:ascii="微软雅黑" w:eastAsia="微软雅黑" w:hAnsi="微软雅黑" w:cs="思源黑体 CN Light" w:hint="eastAsia"/>
                 <w:bCs/>
                 <w:iCs/>
-                <w:color w:val="FF0000"/>
-                <w:sz w:val="17"/>
-                <w:szCs w:val="17"/>
-              </w:rPr>
-              <w:t xml:space="preserve">{%p if </w:t>
+                <w:color w:val="000000" w:themeColor="text1"/>
+                <w:sz w:val="17"/>
+                <w:szCs w:val="17"/>
+              </w:rPr>
+              <w:t>杂合</w:t>
+            </w:r>
+          </w:p>
+          <w:p>
+            <w:pPr>
+              <w:jc w:val="center"/>
+              <w:rPr>
+                <w:rFonts w:ascii="微软雅黑" w:eastAsia="微软雅黑" w:hAnsi="微软雅黑" w:cs="思源黑体 CN Light"/>
+                <w:bCs/>
+                <w:iCs/>
+                <w:color w:val="000000" w:themeColor="text1"/>
+                <w:sz w:val="17"/>
+                <w:szCs w:val="17"/>
+              </w:rPr>
+            </w:pPr>
+            <w:r>
+              <w:rPr>
+                <w:rFonts w:ascii="微软雅黑" w:eastAsia="微软雅黑" w:hAnsi="微软雅黑" w:cs="思源黑体 CN Light"/>
+                <w:bCs/>
+                <w:iCs/>
+                <w:color w:val="000000" w:themeColor="text1"/>
+                <w:sz w:val="17"/>
+                <w:szCs w:val="17"/>
+              </w:rPr>
+              <w:t xml:space="preserve">{%p </w:t>
             </w:r>
             <w:proofErr w:type="spellStart"/>
-            <w:proofErr w:type="gramStart"/>
+            <w:r>
+              <w:rPr>
+                <w:rFonts w:ascii="微软雅黑" w:eastAsia="微软雅黑" w:hAnsi="微软雅黑" w:cs="思源黑体 CN Light"/>
+                <w:bCs/>
+                <w:iCs/>
+                <w:color w:val="000000" w:themeColor="text1"/>
+                <w:sz w:val="17"/>
+                <w:szCs w:val="17"/>
+              </w:rPr>
+              <w:t>elif</w:t>
+            </w:r>
+            <w:proofErr w:type="spellEnd"/>
+            <w:r>
+              <w:rPr>
+                <w:rFonts w:ascii="微软雅黑" w:eastAsia="微软雅黑" w:hAnsi="微软雅黑" w:cs="思源黑体 CN Light"/>
+                <w:bCs/>
+                <w:iCs/>
+                <w:color w:val="000000" w:themeColor="text1"/>
+                <w:sz w:val="17"/>
+                <w:szCs w:val="17"/>
+              </w:rPr>
+              <w:t xml:space="preserve"> </w:t>
+            </w:r>
+            <w:proofErr w:type="spellStart"/>
+            <w:r>
+              <w:rPr>
+                <w:rFonts w:ascii="微软雅黑" w:eastAsia="微软雅黑" w:hAnsi="微软雅黑" w:cs="思源黑体 CN Light"/>
+                <w:bCs/>
+                <w:iCs/>
+                <w:color w:val="000000" w:themeColor="text1"/>
+                <w:sz w:val="17"/>
+                <w:szCs w:val="17"/>
+              </w:rPr>
+              <w:t>a.cnv_type</w:t>
+            </w:r>
+            <w:proofErr w:type="spellEnd"/>
+            <w:r>
+              <w:rPr>
+                <w:rFonts w:ascii="微软雅黑" w:eastAsia="微软雅黑" w:hAnsi="微软雅黑" w:cs="思源黑体 CN Light"/>
+                <w:bCs/>
+                <w:iCs/>
+                <w:color w:val="000000" w:themeColor="text1"/>
+                <w:sz w:val="17"/>
+                <w:szCs w:val="17"/>
+              </w:rPr>
+              <w:t xml:space="preserve"> == “</w:t>
+            </w:r>
+            <w:proofErr w:type="spellStart"/>
+            <w:r>
+              <w:rPr>
+                <w:rFonts w:ascii="微软雅黑" w:eastAsia="微软雅黑" w:hAnsi="微软雅黑" w:cs="思源黑体 CN Light"/>
+                <w:bCs/>
+                <w:iCs/>
+                <w:color w:val="000000" w:themeColor="text1"/>
+                <w:sz w:val="17"/>
+                <w:szCs w:val="17"/>
+              </w:rPr>
+              <w:t>HomoDel</w:t>
+            </w:r>
+            <w:proofErr w:type="spellEnd"/>
+            <w:r>
+              <w:rPr>
+                <w:rFonts w:ascii="微软雅黑" w:eastAsia="微软雅黑" w:hAnsi="微软雅黑" w:cs="思源黑体 CN Light"/>
+                <w:bCs/>
+                <w:iCs/>
+                <w:color w:val="000000" w:themeColor="text1"/>
+                <w:sz w:val="17"/>
+                <w:szCs w:val="17"/>
+              </w:rPr>
+              <w:t>”%}</w:t>
+            </w:r>
+          </w:p>
+          <w:p>
+            <w:pPr>
+              <w:jc w:val="center"/>
+              <w:rPr>
+                <w:rFonts w:ascii="微软雅黑" w:eastAsia="微软雅黑" w:hAnsi="微软雅黑" w:cs="思源黑体 CN Light"/>
+                <w:bCs/>
+                <w:iCs/>
+                <w:color w:val="000000" w:themeColor="text1"/>
+                <w:sz w:val="17"/>
+                <w:szCs w:val="17"/>
+              </w:rPr>
+            </w:pPr>
             <w:r>
               <w:rPr>
                 <w:rFonts w:ascii="微软雅黑" w:eastAsia="微软雅黑" w:hAnsi="微软雅黑" w:cs="思源黑体 CN Light" w:hint="eastAsia"/>
                 <w:bCs/>
                 <w:iCs/>
-                <w:color w:val="FF0000"/>
+                <w:color w:val="000000" w:themeColor="text1"/>
+                <w:sz w:val="17"/>
+                <w:szCs w:val="17"/>
+              </w:rPr>
+              <w:t>纯合</w:t>
+            </w:r>
+          </w:p>
+          <w:p>
+            <w:pPr>
+              <w:jc w:val="center"/>
+              <w:rPr>
+                <w:rFonts w:ascii="微软雅黑" w:eastAsia="微软雅黑" w:hAnsi="微软雅黑" w:cs="思源黑体 CN Light"/>
+                <w:bCs/>
+                <w:iCs/>
+                <w:color w:val="000000" w:themeColor="text1"/>
+                <w:sz w:val="17"/>
+                <w:szCs w:val="17"/>
+              </w:rPr>
+            </w:pPr>
+            <w:r>
+              <w:rPr>
+                <w:rFonts w:ascii="微软雅黑" w:eastAsia="微软雅黑" w:hAnsi="微软雅黑" w:cs="思源黑体 CN Light"/>
+                <w:bCs/>
+                <w:iCs/>
+                <w:color w:val="000000" w:themeColor="text1"/>
+                <w:sz w:val="17"/>
+                <w:szCs w:val="17"/>
+              </w:rPr>
+              <w:t>{%p else%}</w:t>
+            </w:r>
+          </w:p>
+          <w:p>
+            <w:pPr>
+              <w:jc w:val="center"/>
+              <w:rPr>
+                <w:rFonts w:ascii="微软雅黑" w:eastAsia="微软雅黑" w:hAnsi="微软雅黑" w:cs="思源黑体 CN Light"/>
+                <w:bCs/>
+                <w:iCs/>
+                <w:color w:val="000000" w:themeColor="text1"/>
+                <w:sz w:val="17"/>
+                <w:szCs w:val="17"/>
+              </w:rPr>
+            </w:pPr>
+            <w:r>
+              <w:rPr>
+                <w:rFonts w:ascii="微软雅黑" w:eastAsia="微软雅黑" w:hAnsi="微软雅黑" w:cs="思源黑体 CN Light"/>
+                <w:bCs/>
+                <w:iCs/>
+                <w:color w:val="000000" w:themeColor="text1"/>
+                <w:sz w:val="17"/>
+                <w:szCs w:val="17"/>
+              </w:rPr>
+              <w:t>/</w:t>
+            </w:r>
+          </w:p>
+          <w:p>
+            <w:pPr>
+              <w:jc w:val="center"/>
+              <w:rPr>
+                <w:rFonts w:ascii="微软雅黑" w:eastAsia="微软雅黑" w:hAnsi="微软雅黑" w:cs="思源黑体 CN Light"/>
+                <w:bCs/>
+                <w:iCs/>
+                <w:color w:val="000000" w:themeColor="text1"/>
+                <w:sz w:val="17"/>
+                <w:szCs w:val="17"/>
+              </w:rPr>
+            </w:pPr>
+            <w:r>
+              <w:rPr>
+                <w:rFonts w:ascii="微软雅黑" w:eastAsia="微软雅黑" w:hAnsi="微软雅黑" w:cs="思源黑体 CN Light"/>
+                <w:bCs/>
+                <w:iCs/>
+                <w:color w:val="000000" w:themeColor="text1"/>
+                <w:sz w:val="17"/>
+                <w:szCs w:val="17"/>
+              </w:rPr>
+              <w:t>{%p endif%}</w:t>
+            </w:r>
+          </w:p>
+          <w:p>
+            <w:pPr>
+              <w:jc w:val="center"/>
+              <w:rPr>
+                <w:rFonts w:ascii="微软雅黑" w:eastAsia="微软雅黑" w:hAnsi="微软雅黑" w:cs="思源黑体 CN Light"/>
+                <w:bCs/>
+                <w:iCs/>
+                <w:color w:val="000000" w:themeColor="text1"/>
+                <w:sz w:val="17"/>
+                <w:szCs w:val="17"/>
+              </w:rPr>
+            </w:pPr>
+            <w:r>
+              <w:rPr>
+                <w:rFonts w:ascii="微软雅黑" w:eastAsia="微软雅黑" w:hAnsi="微软雅黑" w:cs="思源黑体 CN Light"/>
+                <w:bCs/>
+                <w:iCs/>
+                <w:color w:val="000000" w:themeColor="text1"/>
+                <w:sz w:val="17"/>
+                <w:szCs w:val="17"/>
+              </w:rPr>
+              <w:t xml:space="preserve">{%p </w:t>
+            </w:r>
+            <w:proofErr w:type="spellStart"/>
+            <w:r>
+              <w:rPr>
+                <w:rFonts w:ascii="微软雅黑" w:eastAsia="微软雅黑" w:hAnsi="微软雅黑" w:cs="思源黑体 CN Light"/>
+                <w:bCs/>
+                <w:iCs/>
+                <w:color w:val="000000" w:themeColor="text1"/>
+                <w:sz w:val="17"/>
+                <w:szCs w:val="17"/>
+              </w:rPr>
+              <w:t>elif</w:t>
+            </w:r>
+            <w:proofErr w:type="spellEnd"/>
+            <w:r>
+              <w:rPr>
+                <w:rFonts w:ascii="微软雅黑" w:eastAsia="微软雅黑" w:hAnsi="微软雅黑" w:cs="思源黑体 CN Light"/>
+                <w:bCs/>
+                <w:iCs/>
+                <w:color w:val="000000" w:themeColor="text1"/>
+                <w:sz w:val="17"/>
+                <w:szCs w:val="17"/>
+              </w:rPr>
+              <w:t xml:space="preserve"> </w:t>
+            </w:r>
+            <w:proofErr w:type="spellStart"/>
+            <w:r>
+              <w:rPr>
+                <w:rFonts w:ascii="微软雅黑" w:eastAsia="微软雅黑" w:hAnsi="微软雅黑" w:cs="思源黑体 CN Light"/>
+                <w:bCs/>
+                <w:iCs/>
+                <w:color w:val="000000" w:themeColor="text1"/>
                 <w:sz w:val="17"/>
                 <w:szCs w:val="17"/>
               </w:rPr>
               <w:t>a.type</w:t>
             </w:r>
             <w:proofErr w:type="spellEnd"/>
-            <w:proofErr w:type="gramEnd"/>
-            <w:r>
-              <w:rPr>
-                <w:rFonts w:ascii="微软雅黑" w:eastAsia="微软雅黑" w:hAnsi="微软雅黑" w:cs="思源黑体 CN Light" w:hint="eastAsia"/>
-                <w:bCs/>
-                <w:iCs/>
-                <w:color w:val="FF0000"/>
-                <w:sz w:val="17"/>
-                <w:szCs w:val="17"/>
-              </w:rPr>
-              <w:t xml:space="preserve"> == </w:t>
-            </w:r>
-            <w:r>
-              <w:rPr>
-                <w:rFonts w:ascii="微软雅黑" w:eastAsia="微软雅黑" w:hAnsi="微软雅黑" w:cs="思源黑体 CN Light"/>
-                <w:bCs/>
-                <w:iCs/>
-                <w:color w:val="FF0000"/>
-                <w:sz w:val="17"/>
-                <w:szCs w:val="17"/>
-              </w:rPr>
-              <w:t>“</w:t>
-            </w:r>
-            <w:r>
-              <w:rPr>
-                <w:rFonts w:ascii="微软雅黑" w:eastAsia="微软雅黑" w:hAnsi="微软雅黑" w:cs="思源黑体 CN Light" w:hint="eastAsia"/>
-                <w:bCs/>
-                <w:iCs/>
-                <w:color w:val="FF0000"/>
-                <w:sz w:val="17"/>
-                <w:szCs w:val="17"/>
-              </w:rPr>
-              <w:t>Loss</w:t>
-            </w:r>
-            <w:r>
-              <w:rPr>
-                <w:rFonts w:ascii="微软雅黑" w:eastAsia="微软雅黑" w:hAnsi="微软雅黑" w:cs="思源黑体 CN Light"/>
-                <w:bCs/>
-                <w:iCs/>
-                <w:color w:val="FF0000"/>
-                <w:sz w:val="17"/>
-                <w:szCs w:val="17"/>
-              </w:rPr>
-              <w:t>”</w:t>
-            </w:r>
-            <w:r>
-              <w:rPr>
-                <w:rFonts w:ascii="微软雅黑" w:eastAsia="微软雅黑" w:hAnsi="微软雅黑" w:cs="思源黑体 CN Light" w:hint="eastAsia"/>
-                <w:bCs/>
-                <w:iCs/>
-                <w:color w:val="FF0000"/>
-                <w:sz w:val="17"/>
-                <w:szCs w:val="17"/>
-              </w:rPr>
-              <w:t>%}</w:t>
-            </w:r>
-          </w:p>
-          <w:p>
-            <w:pPr>
-              <w:jc w:val="center"/>
-              <w:rPr>
-                <w:rFonts w:ascii="微软雅黑" w:eastAsia="微软雅黑" w:hAnsi="微软雅黑" w:cs="思源黑体 CN Light"/>
-                <w:bCs/>
-                <w:iCs/>
-                <w:color w:val="FF0000"/>
-                <w:sz w:val="17"/>
-                <w:szCs w:val="17"/>
-              </w:rPr>
-            </w:pPr>
-            <w:r>
-              <w:rPr>
-                <w:rFonts w:ascii="微软雅黑" w:eastAsia="微软雅黑" w:hAnsi="微软雅黑" w:cs="思源黑体 CN Light"/>
-                <w:bCs/>
-                <w:iCs/>
-                <w:color w:val="FF0000"/>
-                <w:sz w:val="17"/>
-                <w:szCs w:val="17"/>
-              </w:rPr>
-              <w:t xml:space="preserve">{%p if </w:t>
-            </w:r>
-            <w:proofErr w:type="spellStart"/>
-            <w:r>
-              <w:rPr>
-                <w:rFonts w:ascii="微软雅黑" w:eastAsia="微软雅黑" w:hAnsi="微软雅黑" w:cs="思源黑体 CN Light"/>
-                <w:bCs/>
-                <w:iCs/>
-                <w:color w:val="FF0000"/>
-                <w:sz w:val="17"/>
-                <w:szCs w:val="17"/>
-              </w:rPr>
-              <w:t>a.cnv_type</w:t>
-            </w:r>
-            <w:proofErr w:type="spellEnd"/>
-            <w:r>
-              <w:rPr>
-                <w:rFonts w:ascii="微软雅黑" w:eastAsia="微软雅黑" w:hAnsi="微软雅黑" w:cs="思源黑体 CN Light"/>
-                <w:bCs/>
-                <w:iCs/>
-                <w:color w:val="FF0000"/>
-                <w:sz w:val="17"/>
-                <w:szCs w:val="17"/>
-              </w:rPr>
-              <w:t xml:space="preserve"> == “</w:t>
-            </w:r>
-            <w:proofErr w:type="spellStart"/>
-            <w:proofErr w:type="gramStart"/>
-            <w:r>
-              <w:rPr>
-                <w:rFonts w:ascii="微软雅黑" w:eastAsia="微软雅黑" w:hAnsi="微软雅黑" w:cs="思源黑体 CN Light"/>
-                <w:bCs/>
-                <w:iCs/>
-                <w:color w:val="FF0000"/>
-                <w:sz w:val="17"/>
-                <w:szCs w:val="17"/>
-              </w:rPr>
-              <w:t>HeteDel</w:t>
-            </w:r>
-            <w:proofErr w:type="spellEnd"/>
-            <w:r>
-              <w:rPr>
-                <w:rFonts w:ascii="微软雅黑" w:eastAsia="微软雅黑" w:hAnsi="微软雅黑" w:cs="思源黑体 CN Light"/>
-                <w:bCs/>
-                <w:iCs/>
-                <w:color w:val="FF0000"/>
-                <w:sz w:val="17"/>
-                <w:szCs w:val="17"/>
-              </w:rPr>
-              <w:t>”%</w:t>
-            </w:r>
-            <w:proofErr w:type="gramEnd"/>
-            <w:r>
-              <w:rPr>
-                <w:rFonts w:ascii="微软雅黑" w:eastAsia="微软雅黑" w:hAnsi="微软雅黑" w:cs="思源黑体 CN Light"/>
-                <w:bCs/>
-                <w:iCs/>
-                <w:color w:val="FF0000"/>
-                <w:sz w:val="17"/>
-                <w:szCs w:val="17"/>
-              </w:rPr>
-              <w:t>}</w:t>
-            </w:r>
-          </w:p>
-          <w:p>
-            <w:pPr>
-              <w:jc w:val="center"/>
-              <w:rPr>
-                <w:rFonts w:ascii="微软雅黑" w:eastAsia="微软雅黑" w:hAnsi="微软雅黑" w:cs="思源黑体 CN Light"/>
-                <w:bCs/>
-                <w:iCs/>
-                <w:color w:val="FF0000"/>
-                <w:sz w:val="17"/>
-                <w:szCs w:val="17"/>
-              </w:rPr>
-            </w:pPr>
-            <w:r>
-              <w:rPr>
-                <w:rFonts w:ascii="微软雅黑" w:eastAsia="微软雅黑" w:hAnsi="微软雅黑" w:cs="思源黑体 CN Light" w:hint="eastAsia"/>
-                <w:bCs/>
-                <w:iCs/>
-                <w:color w:val="FF0000"/>
-                <w:sz w:val="17"/>
-                <w:szCs w:val="17"/>
-              </w:rPr>
-              <w:t>杂合</w:t>
-            </w:r>
-          </w:p>
-          <w:p>
-            <w:pPr>
-              <w:jc w:val="center"/>
-              <w:rPr>
-                <w:rFonts w:ascii="微软雅黑" w:eastAsia="微软雅黑" w:hAnsi="微软雅黑" w:cs="思源黑体 CN Light"/>
-                <w:bCs/>
-                <w:iCs/>
-                <w:color w:val="FF0000"/>
-                <w:sz w:val="17"/>
-                <w:szCs w:val="17"/>
-              </w:rPr>
-            </w:pPr>
-            <w:r>
-              <w:rPr>
-                <w:rFonts w:ascii="微软雅黑" w:eastAsia="微软雅黑" w:hAnsi="微软雅黑" w:cs="思源黑体 CN Light"/>
-                <w:bCs/>
-                <w:iCs/>
-                <w:color w:val="FF0000"/>
-                <w:sz w:val="17"/>
-                <w:szCs w:val="17"/>
-              </w:rPr>
-              <w:t xml:space="preserve">{%p </w:t>
-            </w:r>
-            <w:proofErr w:type="spellStart"/>
-            <w:r>
-              <w:rPr>
-                <w:rFonts w:ascii="微软雅黑" w:eastAsia="微软雅黑" w:hAnsi="微软雅黑" w:cs="思源黑体 CN Light"/>
-                <w:bCs/>
-                <w:iCs/>
-                <w:color w:val="FF0000"/>
-                <w:sz w:val="17"/>
-                <w:szCs w:val="17"/>
-              </w:rPr>
-              <w:t>elif</w:t>
-            </w:r>
-            <w:proofErr w:type="spellEnd"/>
-            <w:r>
-              <w:rPr>
-                <w:rFonts w:ascii="微软雅黑" w:eastAsia="微软雅黑" w:hAnsi="微软雅黑" w:cs="思源黑体 CN Light"/>
-                <w:bCs/>
-                <w:iCs/>
-                <w:color w:val="FF0000"/>
-                <w:sz w:val="17"/>
-                <w:szCs w:val="17"/>
-              </w:rPr>
-              <w:t xml:space="preserve"> </w:t>
-            </w:r>
-            <w:proofErr w:type="spellStart"/>
-            <w:r>
-              <w:rPr>
-                <w:rFonts w:ascii="微软雅黑" w:eastAsia="微软雅黑" w:hAnsi="微软雅黑" w:cs="思源黑体 CN Light"/>
-                <w:bCs/>
-                <w:iCs/>
-                <w:color w:val="FF0000"/>
-                <w:sz w:val="17"/>
-                <w:szCs w:val="17"/>
-              </w:rPr>
-              <w:t>a.cnv_type</w:t>
-            </w:r>
-            <w:proofErr w:type="spellEnd"/>
-            <w:r>
-              <w:rPr>
-                <w:rFonts w:ascii="微软雅黑" w:eastAsia="微软雅黑" w:hAnsi="微软雅黑" w:cs="思源黑体 CN Light"/>
-                <w:bCs/>
-                <w:iCs/>
-                <w:color w:val="FF0000"/>
-                <w:sz w:val="17"/>
-                <w:szCs w:val="17"/>
-              </w:rPr>
-              <w:t xml:space="preserve"> == “</w:t>
-            </w:r>
-            <w:proofErr w:type="spellStart"/>
-            <w:proofErr w:type="gramStart"/>
-            <w:r>
-              <w:rPr>
-                <w:rFonts w:ascii="微软雅黑" w:eastAsia="微软雅黑" w:hAnsi="微软雅黑" w:cs="思源黑体 CN Light"/>
-                <w:bCs/>
-                <w:iCs/>
-                <w:color w:val="FF0000"/>
-                <w:sz w:val="17"/>
-                <w:szCs w:val="17"/>
-              </w:rPr>
-              <w:t>HomoDel</w:t>
-            </w:r>
-            <w:proofErr w:type="spellEnd"/>
-            <w:r>
-              <w:rPr>
-                <w:rFonts w:ascii="微软雅黑" w:eastAsia="微软雅黑" w:hAnsi="微软雅黑" w:cs="思源黑体 CN Light"/>
-                <w:bCs/>
-                <w:iCs/>
-                <w:color w:val="FF0000"/>
-                <w:sz w:val="17"/>
-                <w:szCs w:val="17"/>
-              </w:rPr>
-              <w:t>”%</w:t>
-            </w:r>
-            <w:proofErr w:type="gramEnd"/>
-            <w:r>
-              <w:rPr>
-                <w:rFonts w:ascii="微软雅黑" w:eastAsia="微软雅黑" w:hAnsi="微软雅黑" w:cs="思源黑体 CN Light"/>
-                <w:bCs/>
-                <w:iCs/>
-                <w:color w:val="FF0000"/>
-                <w:sz w:val="17"/>
-                <w:szCs w:val="17"/>
-              </w:rPr>
-              <w:t>}</w:t>
-            </w:r>
-          </w:p>
-          <w:p>
-            <w:pPr>
-              <w:jc w:val="center"/>
-              <w:rPr>
-                <w:rFonts w:ascii="微软雅黑" w:eastAsia="微软雅黑" w:hAnsi="微软雅黑" w:cs="思源黑体 CN Light"/>
-                <w:bCs/>
-                <w:iCs/>
-                <w:color w:val="FF0000"/>
-                <w:sz w:val="17"/>
-                <w:szCs w:val="17"/>
-              </w:rPr>
-            </w:pPr>
-            <w:r>
-              <w:rPr>
-                <w:rFonts w:ascii="微软雅黑" w:eastAsia="微软雅黑" w:hAnsi="微软雅黑" w:cs="思源黑体 CN Light" w:hint="eastAsia"/>
-                <w:bCs/>
-                <w:iCs/>
-                <w:color w:val="FF0000"/>
-                <w:sz w:val="17"/>
-                <w:szCs w:val="17"/>
-              </w:rPr>
-              <w:t>纯合</w:t>
-            </w:r>
-          </w:p>
-          <w:p>
-            <w:pPr>
-              <w:jc w:val="center"/>
-              <w:rPr>
-                <w:rFonts w:ascii="微软雅黑" w:eastAsia="微软雅黑" w:hAnsi="微软雅黑" w:cs="思源黑体 CN Light"/>
-                <w:bCs/>
-                <w:iCs/>
-                <w:color w:val="FF0000"/>
-                <w:sz w:val="17"/>
-                <w:szCs w:val="17"/>
-              </w:rPr>
-            </w:pPr>
-            <w:r>
-              <w:rPr>
-                <w:rFonts w:ascii="微软雅黑" w:eastAsia="微软雅黑" w:hAnsi="微软雅黑" w:cs="思源黑体 CN Light"/>
-                <w:bCs/>
-                <w:iCs/>
-                <w:color w:val="FF0000"/>
-                <w:sz w:val="17"/>
-                <w:szCs w:val="17"/>
-              </w:rPr>
-              <w:t>{%p else%}</w:t>
-            </w:r>
-          </w:p>
-          <w:p>
-            <w:pPr>
-              <w:jc w:val="center"/>
-              <w:rPr>
-                <w:rFonts w:ascii="微软雅黑" w:eastAsia="微软雅黑" w:hAnsi="微软雅黑" w:cs="思源黑体 CN Light"/>
-                <w:bCs/>
-                <w:iCs/>
-                <w:color w:val="FF0000"/>
-                <w:sz w:val="17"/>
-                <w:szCs w:val="17"/>
-              </w:rPr>
-            </w:pPr>
-            <w:r>
-              <w:rPr>
-                <w:rFonts w:ascii="微软雅黑" w:eastAsia="微软雅黑" w:hAnsi="微软雅黑" w:cs="思源黑体 CN Light"/>
-                <w:bCs/>
-                <w:iCs/>
-                <w:color w:val="FF0000"/>
-                <w:sz w:val="17"/>
-                <w:szCs w:val="17"/>
-              </w:rPr>
-              <w:t>/</w:t>
-            </w:r>
-          </w:p>
-          <w:p>
-            <w:pPr>
-              <w:jc w:val="center"/>
-              <w:rPr>
-                <w:rFonts w:ascii="微软雅黑" w:eastAsia="微软雅黑" w:hAnsi="微软雅黑" w:cs="思源黑体 CN Light"/>
-                <w:bCs/>
-                <w:iCs/>
-                <w:color w:val="FF0000"/>
-                <w:sz w:val="17"/>
-                <w:szCs w:val="17"/>
-              </w:rPr>
-            </w:pPr>
-            <w:r>
-              <w:rPr>
-                <w:rFonts w:ascii="微软雅黑" w:eastAsia="微软雅黑" w:hAnsi="微软雅黑" w:cs="思源黑体 CN Light"/>
-                <w:bCs/>
-                <w:iCs/>
-                <w:color w:val="FF0000"/>
-                <w:sz w:val="17"/>
-                <w:szCs w:val="17"/>
-              </w:rPr>
-              <w:t>{%p endif%}</w:t>
-            </w:r>
-          </w:p>
-          <w:p>
-            <w:pPr>
-              <w:jc w:val="center"/>
-              <w:rPr>
-                <w:rFonts w:ascii="微软雅黑" w:eastAsia="微软雅黑" w:hAnsi="微软雅黑" w:cs="思源黑体 CN Light"/>
-                <w:bCs/>
-                <w:iCs/>
-                <w:color w:val="FF0000"/>
-                <w:sz w:val="17"/>
-                <w:szCs w:val="17"/>
-              </w:rPr>
-            </w:pPr>
-            <w:r>
-              <w:rPr>
-                <w:rFonts w:ascii="微软雅黑" w:eastAsia="微软雅黑" w:hAnsi="微软雅黑" w:cs="思源黑体 CN Light" w:hint="eastAsia"/>
-                <w:bCs/>
-                <w:iCs/>
-                <w:color w:val="FF0000"/>
-                <w:sz w:val="17"/>
-                <w:szCs w:val="17"/>
-              </w:rPr>
-              <w:t xml:space="preserve">{%p </w:t>
-            </w:r>
-            <w:proofErr w:type="spellStart"/>
-            <w:r>
-              <w:rPr>
-                <w:rFonts w:ascii="微软雅黑" w:eastAsia="微软雅黑" w:hAnsi="微软雅黑" w:cs="思源黑体 CN Light" w:hint="eastAsia"/>
-                <w:bCs/>
-                <w:iCs/>
-                <w:color w:val="FF0000"/>
-                <w:sz w:val="17"/>
-                <w:szCs w:val="17"/>
-              </w:rPr>
-              <w:t>elif</w:t>
-            </w:r>
-            <w:proofErr w:type="spellEnd"/>
-            <w:r>
-              <w:rPr>
-                <w:rFonts w:ascii="微软雅黑" w:eastAsia="微软雅黑" w:hAnsi="微软雅黑" w:cs="思源黑体 CN Light" w:hint="eastAsia"/>
-                <w:bCs/>
-                <w:iCs/>
-                <w:color w:val="FF0000"/>
-                <w:sz w:val="17"/>
-                <w:szCs w:val="17"/>
-              </w:rPr>
-              <w:t xml:space="preserve"> </w:t>
-            </w:r>
-            <w:proofErr w:type="spellStart"/>
-            <w:proofErr w:type="gramStart"/>
-            <w:r>
-              <w:rPr>
-                <w:rFonts w:ascii="微软雅黑" w:eastAsia="微软雅黑" w:hAnsi="微软雅黑" w:cs="思源黑体 CN Light" w:hint="eastAsia"/>
-                <w:bCs/>
-                <w:iCs/>
-                <w:color w:val="FF0000"/>
-                <w:sz w:val="17"/>
-                <w:szCs w:val="17"/>
-              </w:rPr>
-              <w:t>a.type</w:t>
-            </w:r>
-            <w:proofErr w:type="spellEnd"/>
-            <w:proofErr w:type="gramEnd"/>
-            <w:r>
-              <w:rPr>
-                <w:rFonts w:ascii="微软雅黑" w:eastAsia="微软雅黑" w:hAnsi="微软雅黑" w:cs="思源黑体 CN Light" w:hint="eastAsia"/>
-                <w:bCs/>
-                <w:iCs/>
-                <w:color w:val="FF0000"/>
-                <w:sz w:val="17"/>
-                <w:szCs w:val="17"/>
-              </w:rPr>
-              <w:t xml:space="preserve"> == </w:t>
-            </w:r>
-            <w:r>
-              <w:rPr>
-                <w:rFonts w:ascii="微软雅黑" w:eastAsia="微软雅黑" w:hAnsi="微软雅黑" w:cs="思源黑体 CN Light"/>
-                <w:bCs/>
-                <w:iCs/>
-                <w:color w:val="FF0000"/>
-                <w:sz w:val="17"/>
-                <w:szCs w:val="17"/>
-              </w:rPr>
-              <w:t>“</w:t>
-            </w:r>
-            <w:r>
-              <w:rPr>
-                <w:rFonts w:ascii="微软雅黑" w:eastAsia="微软雅黑" w:hAnsi="微软雅黑" w:cs="思源黑体 CN Light" w:hint="eastAsia"/>
-                <w:bCs/>
-                <w:iCs/>
-                <w:color w:val="FF0000"/>
-                <w:sz w:val="17"/>
-                <w:szCs w:val="17"/>
-              </w:rPr>
-              <w:t>Gain</w:t>
-            </w:r>
-            <w:r>
-              <w:rPr>
-                <w:rFonts w:ascii="微软雅黑" w:eastAsia="微软雅黑" w:hAnsi="微软雅黑" w:cs="思源黑体 CN Light"/>
-                <w:bCs/>
-                <w:iCs/>
-                <w:color w:val="FF0000"/>
-                <w:sz w:val="17"/>
-                <w:szCs w:val="17"/>
-              </w:rPr>
-              <w:t>”</w:t>
-            </w:r>
-            <w:r>
-              <w:rPr>
-                <w:rFonts w:ascii="微软雅黑" w:eastAsia="微软雅黑" w:hAnsi="微软雅黑" w:cs="思源黑体 CN Light" w:hint="eastAsia"/>
-                <w:bCs/>
-                <w:iCs/>
-                <w:color w:val="FF0000"/>
-                <w:sz w:val="17"/>
-                <w:szCs w:val="17"/>
-              </w:rPr>
-              <w:t>%}</w:t>
-            </w:r>
-          </w:p>
-          <w:p>
-            <w:pPr>
-              <w:jc w:val="center"/>
-              <w:rPr>
-                <w:rFonts w:ascii="微软雅黑" w:eastAsia="微软雅黑" w:hAnsi="微软雅黑" w:cs="思源黑体 CN Light"/>
-                <w:bCs/>
-                <w:iCs/>
-                <w:color w:val="FF0000"/>
-                <w:sz w:val="17"/>
-                <w:szCs w:val="17"/>
-              </w:rPr>
-            </w:pPr>
-            <w:r>
-              <w:rPr>
-                <w:rFonts w:ascii="微软雅黑" w:eastAsia="微软雅黑" w:hAnsi="微软雅黑" w:cs="思源黑体 CN Light" w:hint="eastAsia"/>
-                <w:bCs/>
-                <w:iCs/>
-                <w:color w:val="FF0000"/>
-                <w:sz w:val="17"/>
-                <w:szCs w:val="17"/>
-              </w:rPr>
-              <w:t>/</w:t>
-            </w:r>
-          </w:p>
-          <w:p>
-            <w:pPr>
-              <w:jc w:val="center"/>
-              <w:rPr>
-                <w:rFonts w:ascii="微软雅黑" w:eastAsia="微软雅黑" w:hAnsi="微软雅黑" w:cs="思源黑体 CN Light"/>
-                <w:bCs/>
-                <w:iCs/>
-                <w:color w:val="FF0000"/>
-                <w:sz w:val="17"/>
-                <w:szCs w:val="17"/>
-              </w:rPr>
-            </w:pPr>
-            <w:r>
-              <w:rPr>
-                <w:rFonts w:ascii="微软雅黑" w:eastAsia="微软雅黑" w:hAnsi="微软雅黑" w:cs="思源黑体 CN Light" w:hint="eastAsia"/>
-                <w:bCs/>
-                <w:iCs/>
-                <w:color w:val="FF0000"/>
-                <w:sz w:val="17"/>
-                <w:szCs w:val="17"/>
-              </w:rPr>
-              <w:t>{%p else%}</w:t>
-            </w:r>
-          </w:p>
-          <w:p>
-            <w:pPr>
-              <w:jc w:val="center"/>
-              <w:rPr>
-                <w:rFonts w:ascii="微软雅黑" w:eastAsia="微软雅黑" w:hAnsi="微软雅黑" w:cs="思源黑体 CN Light"/>
-                <w:bCs/>
-                <w:iCs/>
-                <w:color w:val="FF0000"/>
-                <w:sz w:val="17"/>
-                <w:szCs w:val="17"/>
-              </w:rPr>
-            </w:pPr>
-            <w:r>
-              <w:rPr>
-                <w:rFonts w:ascii="微软雅黑" w:eastAsia="微软雅黑" w:hAnsi="微软雅黑" w:cs="思源黑体 CN Light" w:hint="eastAsia"/>
-                <w:bCs/>
-                <w:iCs/>
-                <w:color w:val="FF0000"/>
-                <w:sz w:val="17"/>
-                <w:szCs w:val="17"/>
-              </w:rPr>
-              <w:t xml:space="preserve">{%if </w:t>
-            </w:r>
-            <w:proofErr w:type="spellStart"/>
-            <w:r>
-              <w:rPr>
-                <w:rFonts w:ascii="微软雅黑" w:eastAsia="微软雅黑" w:hAnsi="微软雅黑" w:cs="思源黑体 CN Light" w:hint="eastAsia"/>
-                <w:bCs/>
-                <w:iCs/>
-                <w:color w:val="FF0000"/>
-                <w:sz w:val="17"/>
-                <w:szCs w:val="17"/>
-              </w:rPr>
-              <w:t>a.freq</w:t>
-            </w:r>
-            <w:proofErr w:type="spellEnd"/>
-            <w:r>
-              <w:rPr>
-                <w:rFonts w:ascii="微软雅黑" w:eastAsia="微软雅黑" w:hAnsi="微软雅黑" w:cs="思源黑体 CN Light" w:hint="eastAsia"/>
-                <w:bCs/>
-                <w:iCs/>
-                <w:color w:val="FF0000"/>
-                <w:sz w:val="17"/>
-                <w:szCs w:val="17"/>
-              </w:rPr>
-              <w:t xml:space="preserve"> &gt;=0.85%}纯合{%else%}杂合{%endif%}</w:t>
-            </w:r>
-          </w:p>
-          <w:p>
-            <w:pPr>
-              <w:jc w:val="center"/>
-              <w:rPr>
-                <w:rFonts w:ascii="微软雅黑" w:eastAsia="微软雅黑" w:hAnsi="微软雅黑" w:cs="思源黑体 CN Light"/>
-                <w:bCs/>
-                <w:iCs/>
-                <w:color w:val="FF0000"/>
-                <w:sz w:val="17"/>
-                <w:szCs w:val="17"/>
-              </w:rPr>
-            </w:pPr>
-            <w:r>
-              <w:rPr>
-                <w:rFonts w:ascii="微软雅黑" w:eastAsia="微软雅黑" w:hAnsi="微软雅黑" w:cs="思源黑体 CN Light" w:hint="eastAsia"/>
-                <w:bCs/>
-                <w:iCs/>
-                <w:color w:val="FF0000"/>
-                <w:sz w:val="17"/>
-                <w:szCs w:val="17"/>
-              </w:rPr>
-              <w:t>{</w:t>
-            </w:r>
-            <w:r>
-              <w:rPr>
-                <w:rFonts w:ascii="微软雅黑" w:eastAsia="微软雅黑" w:hAnsi="微软雅黑" w:cs="思源黑体 CN Light"/>
-                <w:bCs/>
-                <w:iCs/>
-                <w:color w:val="FF0000"/>
-                <w:sz w:val="17"/>
-                <w:szCs w:val="17"/>
-              </w:rPr>
-              <w:t>%p endif%}</w:t>
-            </w:r>
-          </w:p>
-          <w:p>
-            <w:pPr>
-              <w:jc w:val="center"/>
-              <w:rPr>
-                <w:rFonts w:ascii="微软雅黑" w:eastAsia="微软雅黑" w:hAnsi="微软雅黑" w:cs="思源黑体 CN Light"/>
-                <w:bCs/>
-                <w:iCs/>
-                <w:color w:val="000000" w:themeColor="text1"/>
-                <w:sz w:val="17"/>
-                <w:szCs w:val="17"/>
-              </w:rPr>
-            </w:pPr>
-            <w:r>
-              <w:rPr>
-                <w:rFonts w:ascii="微软雅黑" w:eastAsia="微软雅黑" w:hAnsi="微软雅黑" w:cs="思源黑体 CN Light" w:hint="eastAsia"/>
-                <w:bCs/>
-                <w:iCs/>
-                <w:color w:val="000000" w:themeColor="text1"/>
-                <w:sz w:val="17"/>
-                <w:szCs w:val="17"/>
-              </w:rPr>
-              <w:t>{%p else%}</w:t>
-            </w:r>
-          </w:p>
-          <w:p>
-            <w:pPr>
-              <w:jc w:val="center"/>
-              <w:rPr>
-                <w:rFonts w:ascii="微软雅黑" w:eastAsia="微软雅黑" w:hAnsi="微软雅黑" w:cs="思源黑体 CN Light"/>
-                <w:bCs/>
-                <w:iCs/>
-                <w:color w:val="000000" w:themeColor="text1"/>
-                <w:sz w:val="17"/>
-                <w:szCs w:val="17"/>
-              </w:rPr>
-            </w:pPr>
-            <w:r>
-              <w:rPr>
-                <w:rFonts w:ascii="微软雅黑" w:eastAsia="微软雅黑" w:hAnsi="微软雅黑" w:cs="思源黑体 CN Light"/>
-                <w:bCs/>
-                <w:iCs/>
-                <w:color w:val="000000" w:themeColor="text1"/>
-                <w:sz w:val="17"/>
-                <w:szCs w:val="17"/>
-              </w:rPr>
-              <w:t xml:space="preserve">{%p if </w:t>
-            </w:r>
-            <w:proofErr w:type="spellStart"/>
-            <w:proofErr w:type="gramStart"/>
-            <w:r>
-              <w:rPr>
-                <w:rFonts w:ascii="微软雅黑" w:eastAsia="微软雅黑" w:hAnsi="微软雅黑" w:cs="思源黑体 CN Light"/>
-                <w:bCs/>
-                <w:iCs/>
-                <w:color w:val="000000" w:themeColor="text1"/>
-                <w:sz w:val="17"/>
-                <w:szCs w:val="17"/>
-              </w:rPr>
-              <w:t>a.type</w:t>
-            </w:r>
-            <w:proofErr w:type="spellEnd"/>
-            <w:proofErr w:type="gramEnd"/>
-            <w:r>
-              <w:rPr>
-                <w:rFonts w:ascii="微软雅黑" w:eastAsia="微软雅黑" w:hAnsi="微软雅黑" w:cs="思源黑体 CN Light"/>
-                <w:bCs/>
-                <w:iCs/>
-                <w:color w:val="000000" w:themeColor="text1"/>
-                <w:sz w:val="17"/>
-                <w:szCs w:val="17"/>
-              </w:rPr>
-              <w:t xml:space="preserve"> == “Loss”%}</w:t>
-            </w:r>
-          </w:p>
-          <w:p>
-            <w:pPr>
-              <w:jc w:val="center"/>
-              <w:rPr>
-                <w:rFonts w:ascii="微软雅黑" w:eastAsia="微软雅黑" w:hAnsi="微软雅黑" w:cs="思源黑体 CN Light"/>
-                <w:bCs/>
-                <w:iCs/>
-                <w:color w:val="000000" w:themeColor="text1"/>
-                <w:sz w:val="17"/>
-                <w:szCs w:val="17"/>
-              </w:rPr>
-            </w:pPr>
-            <w:r>
-              <w:rPr>
-                <w:rFonts w:ascii="微软雅黑" w:eastAsia="微软雅黑" w:hAnsi="微软雅黑" w:cs="思源黑体 CN Light"/>
-                <w:bCs/>
-                <w:iCs/>
-                <w:color w:val="000000" w:themeColor="text1"/>
-                <w:sz w:val="17"/>
-                <w:szCs w:val="17"/>
-              </w:rPr>
-              <w:t xml:space="preserve">{%p if </w:t>
-            </w:r>
-            <w:proofErr w:type="spellStart"/>
-            <w:r>
-              <w:rPr>
-                <w:rFonts w:ascii="微软雅黑" w:eastAsia="微软雅黑" w:hAnsi="微软雅黑" w:cs="思源黑体 CN Light"/>
-                <w:bCs/>
-                <w:iCs/>
-                <w:color w:val="000000" w:themeColor="text1"/>
-                <w:sz w:val="17"/>
-                <w:szCs w:val="17"/>
-              </w:rPr>
-              <w:t>a.cnv_type</w:t>
-            </w:r>
-            <w:proofErr w:type="spellEnd"/>
-            <w:r>
-              <w:rPr>
-                <w:rFonts w:ascii="微软雅黑" w:eastAsia="微软雅黑" w:hAnsi="微软雅黑" w:cs="思源黑体 CN Light"/>
-                <w:bCs/>
-                <w:iCs/>
-                <w:color w:val="000000" w:themeColor="text1"/>
-                <w:sz w:val="17"/>
-                <w:szCs w:val="17"/>
-              </w:rPr>
-              <w:t xml:space="preserve"> == “</w:t>
-            </w:r>
-            <w:proofErr w:type="spellStart"/>
-            <w:proofErr w:type="gramStart"/>
-            <w:r>
-              <w:rPr>
-                <w:rFonts w:ascii="微软雅黑" w:eastAsia="微软雅黑" w:hAnsi="微软雅黑" w:cs="思源黑体 CN Light"/>
-                <w:bCs/>
-                <w:iCs/>
-                <w:color w:val="000000" w:themeColor="text1"/>
-                <w:sz w:val="17"/>
-                <w:szCs w:val="17"/>
-              </w:rPr>
-              <w:t>HeteDel</w:t>
-            </w:r>
-            <w:proofErr w:type="spellEnd"/>
-            <w:r>
-              <w:rPr>
-                <w:rFonts w:ascii="微软雅黑" w:eastAsia="微软雅黑" w:hAnsi="微软雅黑" w:cs="思源黑体 CN Light"/>
-                <w:bCs/>
-                <w:iCs/>
-                <w:color w:val="000000" w:themeColor="text1"/>
-                <w:sz w:val="17"/>
-                <w:szCs w:val="17"/>
-              </w:rPr>
-              <w:t>”%</w:t>
-            </w:r>
-            <w:proofErr w:type="gramEnd"/>
-            <w:r>
-              <w:rPr>
-                <w:rFonts w:ascii="微软雅黑" w:eastAsia="微软雅黑" w:hAnsi="微软雅黑" w:cs="思源黑体 CN Light"/>
-                <w:bCs/>
-                <w:iCs/>
-                <w:color w:val="000000" w:themeColor="text1"/>
-                <w:sz w:val="17"/>
-                <w:szCs w:val="17"/>
-              </w:rPr>
-              <w:t>}</w:t>
-            </w:r>
-          </w:p>
-          <w:p>
-            <w:pPr>
-              <w:jc w:val="center"/>
-              <w:rPr>
-                <w:rFonts w:ascii="微软雅黑" w:eastAsia="微软雅黑" w:hAnsi="微软雅黑" w:cs="思源黑体 CN Light"/>
-                <w:bCs/>
-                <w:iCs/>
-                <w:color w:val="000000" w:themeColor="text1"/>
-                <w:sz w:val="17"/>
-                <w:szCs w:val="17"/>
-              </w:rPr>
-            </w:pPr>
-            <w:r>
-              <w:rPr>
-                <w:rFonts w:ascii="微软雅黑" w:eastAsia="微软雅黑" w:hAnsi="微软雅黑" w:cs="思源黑体 CN Light" w:hint="eastAsia"/>
-                <w:bCs/>
-                <w:iCs/>
-                <w:color w:val="000000" w:themeColor="text1"/>
-                <w:sz w:val="17"/>
-                <w:szCs w:val="17"/>
-              </w:rPr>
-              <w:t>杂合</w:t>
-            </w:r>
-          </w:p>
-          <w:p>
-            <w:pPr>
-              <w:jc w:val="center"/>
-              <w:rPr>
-                <w:rFonts w:ascii="微软雅黑" w:eastAsia="微软雅黑" w:hAnsi="微软雅黑" w:cs="思源黑体 CN Light"/>
-                <w:bCs/>
-                <w:iCs/>
-                <w:color w:val="000000" w:themeColor="text1"/>
-                <w:sz w:val="17"/>
-                <w:szCs w:val="17"/>
-              </w:rPr>
-            </w:pPr>
-            <w:r>
-              <w:rPr>
-                <w:rFonts w:ascii="微软雅黑" w:eastAsia="微软雅黑" w:hAnsi="微软雅黑" w:cs="思源黑体 CN Light"/>
-                <w:bCs/>
-                <w:iCs/>
-                <w:color w:val="000000" w:themeColor="text1"/>
-                <w:sz w:val="17"/>
-                <w:szCs w:val="17"/>
-              </w:rPr>
-              <w:t xml:space="preserve">{%p </w:t>
-            </w:r>
-            <w:proofErr w:type="spellStart"/>
-            <w:r>
-              <w:rPr>
-                <w:rFonts w:ascii="微软雅黑" w:eastAsia="微软雅黑" w:hAnsi="微软雅黑" w:cs="思源黑体 CN Light"/>
-                <w:bCs/>
-                <w:iCs/>
-                <w:color w:val="000000" w:themeColor="text1"/>
-                <w:sz w:val="17"/>
-                <w:szCs w:val="17"/>
-              </w:rPr>
-              <w:t>elif</w:t>
-            </w:r>
-            <w:proofErr w:type="spellEnd"/>
-            <w:r>
-              <w:rPr>
-                <w:rFonts w:ascii="微软雅黑" w:eastAsia="微软雅黑" w:hAnsi="微软雅黑" w:cs="思源黑体 CN Light"/>
-                <w:bCs/>
-                <w:iCs/>
-                <w:color w:val="000000" w:themeColor="text1"/>
-                <w:sz w:val="17"/>
-                <w:szCs w:val="17"/>
-              </w:rPr>
-              <w:t xml:space="preserve"> </w:t>
-            </w:r>
-            <w:proofErr w:type="spellStart"/>
-            <w:r>
-              <w:rPr>
-                <w:rFonts w:ascii="微软雅黑" w:eastAsia="微软雅黑" w:hAnsi="微软雅黑" w:cs="思源黑体 CN Light"/>
-                <w:bCs/>
-                <w:iCs/>
-                <w:color w:val="000000" w:themeColor="text1"/>
-                <w:sz w:val="17"/>
-                <w:szCs w:val="17"/>
-              </w:rPr>
-              <w:t>a.cnv_type</w:t>
-            </w:r>
-            <w:proofErr w:type="spellEnd"/>
-            <w:r>
-              <w:rPr>
-                <w:rFonts w:ascii="微软雅黑" w:eastAsia="微软雅黑" w:hAnsi="微软雅黑" w:cs="思源黑体 CN Light"/>
-                <w:bCs/>
-                <w:iCs/>
-                <w:color w:val="000000" w:themeColor="text1"/>
-                <w:sz w:val="17"/>
-                <w:szCs w:val="17"/>
-              </w:rPr>
-              <w:t xml:space="preserve"> == “</w:t>
-            </w:r>
-            <w:proofErr w:type="spellStart"/>
-            <w:proofErr w:type="gramStart"/>
-            <w:r>
-              <w:rPr>
-                <w:rFonts w:ascii="微软雅黑" w:eastAsia="微软雅黑" w:hAnsi="微软雅黑" w:cs="思源黑体 CN Light"/>
-                <w:bCs/>
-                <w:iCs/>
-                <w:color w:val="000000" w:themeColor="text1"/>
-                <w:sz w:val="17"/>
-                <w:szCs w:val="17"/>
-              </w:rPr>
-              <w:t>HomoDel</w:t>
-            </w:r>
-            <w:proofErr w:type="spellEnd"/>
-            <w:r>
-              <w:rPr>
-                <w:rFonts w:ascii="微软雅黑" w:eastAsia="微软雅黑" w:hAnsi="微软雅黑" w:cs="思源黑体 CN Light"/>
-                <w:bCs/>
-                <w:iCs/>
-                <w:color w:val="000000" w:themeColor="text1"/>
-                <w:sz w:val="17"/>
-                <w:szCs w:val="17"/>
-              </w:rPr>
-              <w:t>”%</w:t>
-            </w:r>
-            <w:proofErr w:type="gramEnd"/>
-            <w:r>
-              <w:rPr>
-                <w:rFonts w:ascii="微软雅黑" w:eastAsia="微软雅黑" w:hAnsi="微软雅黑" w:cs="思源黑体 CN Light"/>
-                <w:bCs/>
-                <w:iCs/>
-                <w:color w:val="000000" w:themeColor="text1"/>
-                <w:sz w:val="17"/>
-                <w:szCs w:val="17"/>
-              </w:rPr>
-              <w:t>}</w:t>
-            </w:r>
-          </w:p>
-          <w:p>
-            <w:pPr>
-              <w:jc w:val="center"/>
-              <w:rPr>
-                <w:rFonts w:ascii="微软雅黑" w:eastAsia="微软雅黑" w:hAnsi="微软雅黑" w:cs="思源黑体 CN Light"/>
-                <w:bCs/>
-                <w:iCs/>
-                <w:color w:val="000000" w:themeColor="text1"/>
-                <w:sz w:val="17"/>
-                <w:szCs w:val="17"/>
-              </w:rPr>
-            </w:pPr>
-            <w:r>
-              <w:rPr>
-                <w:rFonts w:ascii="微软雅黑" w:eastAsia="微软雅黑" w:hAnsi="微软雅黑" w:cs="思源黑体 CN Light" w:hint="eastAsia"/>
-                <w:bCs/>
-                <w:iCs/>
-                <w:color w:val="000000" w:themeColor="text1"/>
-                <w:sz w:val="17"/>
-                <w:szCs w:val="17"/>
-              </w:rPr>
-              <w:t>纯合</w:t>
-            </w:r>
-          </w:p>
-          <w:p>
-            <w:pPr>
-              <w:jc w:val="center"/>
-              <w:rPr>
-                <w:rFonts w:ascii="微软雅黑" w:eastAsia="微软雅黑" w:hAnsi="微软雅黑" w:cs="思源黑体 CN Light"/>
-                <w:bCs/>
-                <w:iCs/>
-                <w:color w:val="000000" w:themeColor="text1"/>
-                <w:sz w:val="17"/>
-                <w:szCs w:val="17"/>
-              </w:rPr>
-            </w:pPr>
-            <w:r>
-              <w:rPr>
-                <w:rFonts w:ascii="微软雅黑" w:eastAsia="微软雅黑" w:hAnsi="微软雅黑" w:cs="思源黑体 CN Light"/>
-                <w:bCs/>
-                <w:iCs/>
-                <w:color w:val="000000" w:themeColor="text1"/>
-                <w:sz w:val="17"/>
-                <w:szCs w:val="17"/>
-              </w:rPr>
-              <w:t>{%p else%}</w:t>
-            </w:r>
-          </w:p>
-          <w:p>
-            <w:pPr>
-              <w:jc w:val="center"/>
-              <w:rPr>
-                <w:rFonts w:ascii="微软雅黑" w:eastAsia="微软雅黑" w:hAnsi="微软雅黑" w:cs="思源黑体 CN Light"/>
-                <w:bCs/>
-                <w:iCs/>
-                <w:color w:val="000000" w:themeColor="text1"/>
-                <w:sz w:val="17"/>
-                <w:szCs w:val="17"/>
-              </w:rPr>
-            </w:pPr>
-            <w:r>
-              <w:rPr>
-                <w:rFonts w:ascii="微软雅黑" w:eastAsia="微软雅黑" w:hAnsi="微软雅黑" w:cs="思源黑体 CN Light"/>
-                <w:bCs/>
-                <w:iCs/>
-                <w:color w:val="000000" w:themeColor="text1"/>
-                <w:sz w:val="17"/>
-                <w:szCs w:val="17"/>
-              </w:rPr>
-              <w:t>/</w:t>
-            </w:r>
-          </w:p>
-          <w:p>
-            <w:pPr>
-              <w:jc w:val="center"/>
-              <w:rPr>
-                <w:rFonts w:ascii="微软雅黑" w:eastAsia="微软雅黑" w:hAnsi="微软雅黑" w:cs="思源黑体 CN Light"/>
-                <w:bCs/>
-                <w:iCs/>
-                <w:color w:val="000000" w:themeColor="text1"/>
-                <w:sz w:val="17"/>
-                <w:szCs w:val="17"/>
-              </w:rPr>
-            </w:pPr>
-            <w:r>
-              <w:rPr>
-                <w:rFonts w:ascii="微软雅黑" w:eastAsia="微软雅黑" w:hAnsi="微软雅黑" w:cs="思源黑体 CN Light"/>
-                <w:bCs/>
-                <w:iCs/>
-                <w:color w:val="000000" w:themeColor="text1"/>
-                <w:sz w:val="17"/>
-                <w:szCs w:val="17"/>
-              </w:rPr>
-              <w:t>{%p endif%}</w:t>
-            </w:r>
-          </w:p>
-          <w:p>
-            <w:pPr>
-              <w:jc w:val="center"/>
-              <w:rPr>
-                <w:rFonts w:ascii="微软雅黑" w:eastAsia="微软雅黑" w:hAnsi="微软雅黑" w:cs="思源黑体 CN Light"/>
-                <w:bCs/>
-                <w:iCs/>
-                <w:color w:val="000000" w:themeColor="text1"/>
-                <w:sz w:val="17"/>
-                <w:szCs w:val="17"/>
-              </w:rPr>
-            </w:pPr>
-            <w:r>
-              <w:rPr>
-                <w:rFonts w:ascii="微软雅黑" w:eastAsia="微软雅黑" w:hAnsi="微软雅黑" w:cs="思源黑体 CN Light"/>
-                <w:bCs/>
-                <w:iCs/>
-                <w:color w:val="000000" w:themeColor="text1"/>
-                <w:sz w:val="17"/>
-                <w:szCs w:val="17"/>
-              </w:rPr>
-              <w:t xml:space="preserve">{%p </w:t>
-            </w:r>
-            <w:proofErr w:type="spellStart"/>
-            <w:r>
-              <w:rPr>
-                <w:rFonts w:ascii="微软雅黑" w:eastAsia="微软雅黑" w:hAnsi="微软雅黑" w:cs="思源黑体 CN Light"/>
-                <w:bCs/>
-                <w:iCs/>
-                <w:color w:val="000000" w:themeColor="text1"/>
-                <w:sz w:val="17"/>
-                <w:szCs w:val="17"/>
-              </w:rPr>
-              <w:t>elif</w:t>
-            </w:r>
-            <w:proofErr w:type="spellEnd"/>
-            <w:r>
-              <w:rPr>
-                <w:rFonts w:ascii="微软雅黑" w:eastAsia="微软雅黑" w:hAnsi="微软雅黑" w:cs="思源黑体 CN Light"/>
-                <w:bCs/>
-                <w:iCs/>
-                <w:color w:val="000000" w:themeColor="text1"/>
-                <w:sz w:val="17"/>
-                <w:szCs w:val="17"/>
-              </w:rPr>
-              <w:t xml:space="preserve"> </w:t>
-            </w:r>
-            <w:proofErr w:type="spellStart"/>
-            <w:proofErr w:type="gramStart"/>
-            <w:r>
-              <w:rPr>
-                <w:rFonts w:ascii="微软雅黑" w:eastAsia="微软雅黑" w:hAnsi="微软雅黑" w:cs="思源黑体 CN Light"/>
-                <w:bCs/>
-                <w:iCs/>
-                <w:color w:val="000000" w:themeColor="text1"/>
-                <w:sz w:val="17"/>
-                <w:szCs w:val="17"/>
-              </w:rPr>
-              <w:t>a.type</w:t>
-            </w:r>
-            <w:proofErr w:type="spellEnd"/>
-            <w:proofErr w:type="gramEnd"/>
             <w:r>
               <w:rPr>
                 <w:rFonts w:ascii="微软雅黑" w:eastAsia="微软雅黑" w:hAnsi="微软雅黑" w:cs="思源黑体 CN Light"/>
@@ -8560,7 +8033,6 @@
               <w:t xml:space="preserve">%p if </w:t>
             </w:r>
             <w:proofErr w:type="spellStart"/>
-            <w:proofErr w:type="gramStart"/>
             <w:r>
               <w:rPr>
                 <w:rFonts w:ascii="思源黑体 CN Normal" w:eastAsia="思源黑体 CN Normal" w:hAnsi="思源黑体 CN Normal" w:cs="思源黑体 CN Light"/>
@@ -8570,19 +8042,7 @@
                 <w:sz w:val="17"/>
                 <w:szCs w:val="17"/>
               </w:rPr>
-              <w:t>a.clinic</w:t>
-            </w:r>
-            <w:proofErr w:type="gramEnd"/>
-            <w:r>
-              <w:rPr>
-                <w:rFonts w:ascii="思源黑体 CN Normal" w:eastAsia="思源黑体 CN Normal" w:hAnsi="思源黑体 CN Normal" w:cs="思源黑体 CN Light"/>
-                <w:bCs/>
-                <w:iCs/>
-                <w:color w:val="000000" w:themeColor="text1"/>
-                <w:sz w:val="17"/>
-                <w:szCs w:val="17"/>
-              </w:rPr>
-              <w:t>_num_g</w:t>
+              <w:t>a.clinic_num_g</w:t>
             </w:r>
             <w:proofErr w:type="spellEnd"/>
             <w:r>
@@ -8619,22 +8079,9 @@
                 <w:sz w:val="17"/>
                 <w:szCs w:val="17"/>
               </w:rPr>
-              <w:t>{{[a, “s2</w:t>
-            </w:r>
-            <w:proofErr w:type="gramStart"/>
-            <w:r>
-              <w:rPr>
-                <w:rFonts w:ascii="思源黑体 CN Normal" w:eastAsia="思源黑体 CN Normal" w:hAnsi="思源黑体 CN Normal" w:cs="思源黑体 CN Light"/>
-                <w:bCs/>
-                <w:iCs/>
-                <w:color w:val="FF0000"/>
-                <w:sz w:val="17"/>
-                <w:szCs w:val="17"/>
-              </w:rPr>
-              <w:t>”]|</w:t>
+              <w:t>{{[a, “s2”]|</w:t>
             </w:r>
             <w:proofErr w:type="spellStart"/>
-            <w:proofErr w:type="gramEnd"/>
             <w:r>
               <w:rPr>
                 <w:rFonts w:ascii="思源黑体 CN Normal" w:eastAsia="思源黑体 CN Normal" w:hAnsi="思源黑体 CN Normal" w:cs="思源黑体 CN Light"/>
@@ -8706,22 +8153,9 @@
                 <w:sz w:val="17"/>
                 <w:szCs w:val="17"/>
               </w:rPr>
-              <w:t>{{[a, “s2</w:t>
-            </w:r>
-            <w:proofErr w:type="gramStart"/>
-            <w:r>
-              <w:rPr>
-                <w:rFonts w:ascii="思源黑体 CN Normal" w:eastAsia="思源黑体 CN Normal" w:hAnsi="思源黑体 CN Normal" w:cs="思源黑体 CN Light"/>
-                <w:bCs/>
-                <w:iCs/>
-                <w:color w:val="000000" w:themeColor="text1"/>
-                <w:sz w:val="17"/>
-                <w:szCs w:val="17"/>
-              </w:rPr>
-              <w:t>”]|</w:t>
+              <w:t>{{[a, “s2”]|</w:t>
             </w:r>
             <w:proofErr w:type="spellStart"/>
-            <w:proofErr w:type="gramEnd"/>
             <w:r>
               <w:rPr>
                 <w:rFonts w:ascii="思源黑体 CN Normal" w:eastAsia="思源黑体 CN Normal" w:hAnsi="思源黑体 CN Normal" w:cs="思源黑体 CN Light"/>
@@ -9352,25 +8786,7 @@
                 <w:sz w:val="17"/>
                 <w:szCs w:val="17"/>
               </w:rPr>
-              <w:t>%tr if var.var_</w:t>
-            </w:r>
-            <w:proofErr w:type="gramStart"/>
-            <w:r>
-              <w:rPr>
-                <w:rFonts w:ascii="思源黑体 CN Normal" w:eastAsia="思源黑体 CN Normal" w:hAnsi="思源黑体 CN Normal"/>
-                <w:sz w:val="17"/>
-                <w:szCs w:val="17"/>
-              </w:rPr>
-              <w:t>germline.level</w:t>
-            </w:r>
-            <w:proofErr w:type="gramEnd"/>
-            <w:r>
-              <w:rPr>
-                <w:rFonts w:ascii="思源黑体 CN Normal" w:eastAsia="思源黑体 CN Normal" w:hAnsi="思源黑体 CN Normal"/>
-                <w:sz w:val="17"/>
-                <w:szCs w:val="17"/>
-              </w:rPr>
-              <w:t xml:space="preserve">_2 </w:t>
+              <w:t xml:space="preserve">%tr if var.var_germline.level_2 </w:t>
             </w:r>
             <w:r>
               <w:rPr>
@@ -9452,25 +8868,7 @@
                 <w:sz w:val="17"/>
                 <w:szCs w:val="17"/>
               </w:rPr>
-              <w:t>var.var_</w:t>
-            </w:r>
-            <w:proofErr w:type="gramStart"/>
-            <w:r>
-              <w:rPr>
-                <w:rFonts w:ascii="思源黑体 CN Normal" w:eastAsia="思源黑体 CN Normal" w:hAnsi="思源黑体 CN Normal"/>
-                <w:sz w:val="17"/>
-                <w:szCs w:val="17"/>
-              </w:rPr>
-              <w:t>germline.level</w:t>
-            </w:r>
-            <w:proofErr w:type="gramEnd"/>
-            <w:r>
-              <w:rPr>
-                <w:rFonts w:ascii="思源黑体 CN Normal" w:eastAsia="思源黑体 CN Normal" w:hAnsi="思源黑体 CN Normal"/>
-                <w:sz w:val="17"/>
-                <w:szCs w:val="17"/>
-              </w:rPr>
-              <w:t>_2 + var.germline_cnv.level_2 + var.var_germline.level_1 + var.germline_cnv.level_1</w:t>
+              <w:t>var.var_germline.level_2 + var.germline_cnv.level_2 + var.var_germline.level_1 + var.germline_cnv.level_1</w:t>
             </w:r>
             <w:r>
               <w:rPr>
@@ -9511,7 +8909,6 @@
               <w:t>{{</w:t>
             </w:r>
             <w:proofErr w:type="spellStart"/>
-            <w:proofErr w:type="gramStart"/>
             <w:r>
               <w:rPr>
                 <w:rFonts w:ascii="思源黑体 CN Normal" w:eastAsia="思源黑体 CN Normal" w:hAnsi="思源黑体 CN Normal"/>
@@ -9521,7 +8918,6 @@
               <w:t>loop.index</w:t>
             </w:r>
             <w:proofErr w:type="spellEnd"/>
-            <w:proofErr w:type="gramEnd"/>
             <w:r>
               <w:rPr>
                 <w:rFonts w:ascii="思源黑体 CN Normal" w:eastAsia="思源黑体 CN Normal" w:hAnsi="思源黑体 CN Normal" w:hint="eastAsia"/>
@@ -9560,7 +8956,6 @@
               <w:t>{{</w:t>
             </w:r>
             <w:proofErr w:type="spellStart"/>
-            <w:proofErr w:type="gramStart"/>
             <w:r>
               <w:rPr>
                 <w:rFonts w:ascii="思源黑体 CN Normal" w:eastAsia="思源黑体 CN Normal" w:hAnsi="思源黑体 CN Normal"/>
@@ -9569,18 +8964,7 @@
                 <w:sz w:val="17"/>
                 <w:szCs w:val="17"/>
               </w:rPr>
-              <w:t>a.gene</w:t>
-            </w:r>
-            <w:proofErr w:type="gramEnd"/>
-            <w:r>
-              <w:rPr>
-                <w:rFonts w:ascii="思源黑体 CN Normal" w:eastAsia="思源黑体 CN Normal" w:hAnsi="思源黑体 CN Normal"/>
-                <w:i/>
-                <w:iCs/>
-                <w:sz w:val="17"/>
-                <w:szCs w:val="17"/>
-              </w:rPr>
-              <w:t>_symbol</w:t>
+              <w:t>a.gene_symbol</w:t>
             </w:r>
             <w:proofErr w:type="spellEnd"/>
             <w:r>
@@ -9624,7 +9008,6 @@
               <w:t xml:space="preserve">{%p if </w:t>
             </w:r>
             <w:proofErr w:type="spellStart"/>
-            <w:proofErr w:type="gramStart"/>
             <w:r>
               <w:rPr>
                 <w:rFonts w:ascii="思源黑体 CN Normal" w:eastAsia="思源黑体 CN Normal" w:hAnsi="思源黑体 CN Normal" w:cs="思源黑体 CN Light"/>
@@ -9637,7 +9020,6 @@
               <w:t>a.type</w:t>
             </w:r>
             <w:proofErr w:type="spellEnd"/>
-            <w:proofErr w:type="gramEnd"/>
             <w:r>
               <w:rPr>
                 <w:rFonts w:ascii="思源黑体 CN Normal" w:eastAsia="思源黑体 CN Normal" w:hAnsi="思源黑体 CN Normal" w:cs="思源黑体 CN Light"/>
@@ -9748,7 +9130,6 @@
               <w:t xml:space="preserve"> </w:t>
             </w:r>
             <w:proofErr w:type="spellStart"/>
-            <w:proofErr w:type="gramStart"/>
             <w:r>
               <w:rPr>
                 <w:rFonts w:ascii="思源黑体 CN Normal" w:eastAsia="思源黑体 CN Normal" w:hAnsi="思源黑体 CN Normal" w:cs="思源黑体 CN Light"/>
@@ -9761,7 +9142,6 @@
               <w:t>a.type</w:t>
             </w:r>
             <w:proofErr w:type="spellEnd"/>
-            <w:proofErr w:type="gramEnd"/>
             <w:r>
               <w:rPr>
                 <w:rFonts w:ascii="思源黑体 CN Normal" w:eastAsia="思源黑体 CN Normal" w:hAnsi="思源黑体 CN Normal" w:cs="思源黑体 CN Light"/>
@@ -9873,7 +9253,6 @@
               <w:t>{{</w:t>
             </w:r>
             <w:proofErr w:type="spellStart"/>
-            <w:proofErr w:type="gramStart"/>
             <w:r>
               <w:rPr>
                 <w:rFonts w:ascii="思源黑体 CN Normal" w:eastAsia="思源黑体 CN Normal" w:hAnsi="思源黑体 CN Normal" w:cs="思源黑体 CN Light"/>
@@ -9883,9 +9262,9 @@
                 <w:sz w:val="17"/>
                 <w:szCs w:val="17"/>
               </w:rPr>
-              <w:t>a.gene</w:t>
-            </w:r>
-            <w:proofErr w:type="gramEnd"/>
+              <w:t>a.gene_region</w:t>
+            </w:r>
+            <w:proofErr w:type="spellEnd"/>
             <w:r>
               <w:rPr>
                 <w:rFonts w:ascii="思源黑体 CN Normal" w:eastAsia="思源黑体 CN Normal" w:hAnsi="思源黑体 CN Normal" w:cs="思源黑体 CN Light"/>
@@ -9895,7 +9274,19 @@
                 <w:sz w:val="17"/>
                 <w:szCs w:val="17"/>
               </w:rPr>
-              <w:t>_region</w:t>
+              <w:t>}} {{</w:t>
+            </w:r>
+            <w:proofErr w:type="spellStart"/>
+            <w:r>
+              <w:rPr>
+                <w:rFonts w:ascii="思源黑体 CN Normal" w:eastAsia="思源黑体 CN Normal" w:hAnsi="思源黑体 CN Normal" w:cs="思源黑体 CN Light"/>
+                <w:bCs/>
+                <w:iCs/>
+                <w:color w:val="000000" w:themeColor="text1"/>
+                <w:sz w:val="17"/>
+                <w:szCs w:val="17"/>
+              </w:rPr>
+              <w:t>a.hgvs_c</w:t>
             </w:r>
             <w:proofErr w:type="spellEnd"/>
             <w:r>
@@ -9907,7 +9298,7 @@
                 <w:sz w:val="17"/>
                 <w:szCs w:val="17"/>
               </w:rPr>
-              <w:t>}} {{</w:t>
+              <w:t xml:space="preserve">}}{%if </w:t>
             </w:r>
             <w:proofErr w:type="spellStart"/>
             <w:r>
@@ -9919,7 +9310,7 @@
                 <w:sz w:val="17"/>
                 <w:szCs w:val="17"/>
               </w:rPr>
-              <w:t>a.hgvs_c</w:t>
+              <w:t>a.hgvs_p</w:t>
             </w:r>
             <w:proofErr w:type="spellEnd"/>
             <w:r>
@@ -9931,7 +9322,7 @@
                 <w:sz w:val="17"/>
                 <w:szCs w:val="17"/>
               </w:rPr>
-              <w:t>}}{%if a.hgvs_p!=”p.?”%} {{a.hgvs_p}}{%endif%}</w:t>
+              <w:t>!=”p.?”%} {{a.hgvs_p}}{%endif%}</w:t>
             </w:r>
           </w:p>
           <w:p>
@@ -9959,7 +9350,6 @@
               <w:t>{{</w:t>
             </w:r>
             <w:proofErr w:type="spellStart"/>
-            <w:proofErr w:type="gramStart"/>
             <w:r>
               <w:rPr>
                 <w:rFonts w:ascii="思源黑体 CN Normal" w:eastAsia="思源黑体 CN Normal" w:hAnsi="思源黑体 CN Normal" w:cs="思源黑体 CN Light"/>
@@ -9969,19 +9359,7 @@
                 <w:sz w:val="17"/>
                 <w:szCs w:val="17"/>
               </w:rPr>
-              <w:t>a.transcript</w:t>
-            </w:r>
-            <w:proofErr w:type="gramEnd"/>
-            <w:r>
-              <w:rPr>
-                <w:rFonts w:ascii="思源黑体 CN Normal" w:eastAsia="思源黑体 CN Normal" w:hAnsi="思源黑体 CN Normal" w:cs="思源黑体 CN Light"/>
-                <w:bCs/>
-                <w:iCs/>
-                <w:color w:val="000000" w:themeColor="text1"/>
-                <w:sz w:val="17"/>
-                <w:szCs w:val="17"/>
-              </w:rPr>
-              <w:t>_primary</w:t>
+              <w:t>a.transcript_primary</w:t>
             </w:r>
             <w:proofErr w:type="spellEnd"/>
             <w:r>
@@ -10049,7 +9427,6 @@
               <w:t xml:space="preserve">{%p if </w:t>
             </w:r>
             <w:proofErr w:type="spellStart"/>
-            <w:proofErr w:type="gramStart"/>
             <w:r>
               <w:rPr>
                 <w:rFonts w:ascii="微软雅黑" w:eastAsia="微软雅黑" w:hAnsi="微软雅黑" w:cs="思源黑体 CN Light"/>
@@ -10062,7 +9439,6 @@
               <w:t>a.type</w:t>
             </w:r>
             <w:proofErr w:type="spellEnd"/>
-            <w:proofErr w:type="gramEnd"/>
             <w:r>
               <w:rPr>
                 <w:rFonts w:ascii="微软雅黑" w:eastAsia="微软雅黑" w:hAnsi="微软雅黑" w:cs="思源黑体 CN Light"/>
@@ -10123,7 +9499,6 @@
               <w:t xml:space="preserve"> == “</w:t>
             </w:r>
             <w:proofErr w:type="spellStart"/>
-            <w:proofErr w:type="gramStart"/>
             <w:r>
               <w:rPr>
                 <w:rFonts w:ascii="微软雅黑" w:eastAsia="微软雅黑" w:hAnsi="微软雅黑" w:cs="思源黑体 CN Light"/>
@@ -10145,10 +9520,12 @@
                 <w:sz w:val="17"/>
                 <w:szCs w:val="17"/>
               </w:rPr>
-              <w:t>”%</w:t>
-            </w:r>
-            <w:proofErr w:type="gramEnd"/>
-            <w:r>
+              <w:t>”%}</w:t>
+            </w:r>
+          </w:p>
+          <w:p>
+            <w:pPr>
+              <w:jc w:val="center"/>
               <w:rPr>
                 <w:rFonts w:ascii="微软雅黑" w:eastAsia="微软雅黑" w:hAnsi="微软雅黑" w:cs="思源黑体 CN Light"/>
                 <w:bCs/>
@@ -10157,7 +9534,17 @@
                 <w:sz w:val="17"/>
                 <w:szCs w:val="17"/>
               </w:rPr>
-              <w:t>}</w:t>
+            </w:pPr>
+            <w:r>
+              <w:rPr>
+                <w:rFonts w:ascii="微软雅黑" w:eastAsia="微软雅黑" w:hAnsi="微软雅黑" w:cs="思源黑体 CN Light" w:hint="eastAsia"/>
+                <w:bCs/>
+                <w:iCs/>
+                <w:color w:val="000000" w:themeColor="text1"/>
+                <w:sz w:val="17"/>
+                <w:szCs w:val="17"/>
+              </w:rPr>
+              <w:t>杂合</w:t>
             </w:r>
           </w:p>
           <w:p>
@@ -10174,6 +9561,102 @@
             </w:pPr>
             <w:r>
               <w:rPr>
+                <w:rFonts w:ascii="微软雅黑" w:eastAsia="微软雅黑" w:hAnsi="微软雅黑" w:cs="思源黑体 CN Light"/>
+                <w:bCs/>
+                <w:iCs/>
+                <w:color w:val="000000" w:themeColor="text1"/>
+                <w:sz w:val="17"/>
+                <w:szCs w:val="17"/>
+              </w:rPr>
+              <w:t xml:space="preserve">{%p </w:t>
+            </w:r>
+            <w:proofErr w:type="spellStart"/>
+            <w:r>
+              <w:rPr>
+                <w:rFonts w:ascii="微软雅黑" w:eastAsia="微软雅黑" w:hAnsi="微软雅黑" w:cs="思源黑体 CN Light"/>
+                <w:bCs/>
+                <w:iCs/>
+                <w:color w:val="000000" w:themeColor="text1"/>
+                <w:sz w:val="17"/>
+                <w:szCs w:val="17"/>
+              </w:rPr>
+              <w:t>elif</w:t>
+            </w:r>
+            <w:proofErr w:type="spellEnd"/>
+            <w:r>
+              <w:rPr>
+                <w:rFonts w:ascii="微软雅黑" w:eastAsia="微软雅黑" w:hAnsi="微软雅黑" w:cs="思源黑体 CN Light"/>
+                <w:bCs/>
+                <w:iCs/>
+                <w:color w:val="000000" w:themeColor="text1"/>
+                <w:sz w:val="17"/>
+                <w:szCs w:val="17"/>
+              </w:rPr>
+              <w:t xml:space="preserve"> </w:t>
+            </w:r>
+            <w:proofErr w:type="spellStart"/>
+            <w:r>
+              <w:rPr>
+                <w:rFonts w:ascii="微软雅黑" w:eastAsia="微软雅黑" w:hAnsi="微软雅黑" w:cs="思源黑体 CN Light"/>
+                <w:bCs/>
+                <w:iCs/>
+                <w:color w:val="000000" w:themeColor="text1"/>
+                <w:sz w:val="17"/>
+                <w:szCs w:val="17"/>
+              </w:rPr>
+              <w:t>a.cnv_type</w:t>
+            </w:r>
+            <w:proofErr w:type="spellEnd"/>
+            <w:r>
+              <w:rPr>
+                <w:rFonts w:ascii="微软雅黑" w:eastAsia="微软雅黑" w:hAnsi="微软雅黑" w:cs="思源黑体 CN Light"/>
+                <w:bCs/>
+                <w:iCs/>
+                <w:color w:val="000000" w:themeColor="text1"/>
+                <w:sz w:val="17"/>
+                <w:szCs w:val="17"/>
+              </w:rPr>
+              <w:t xml:space="preserve"> == “</w:t>
+            </w:r>
+            <w:proofErr w:type="spellStart"/>
+            <w:r>
+              <w:rPr>
+                <w:rFonts w:ascii="微软雅黑" w:eastAsia="微软雅黑" w:hAnsi="微软雅黑" w:cs="思源黑体 CN Light"/>
+                <w:bCs/>
+                <w:iCs/>
+                <w:color w:val="000000" w:themeColor="text1"/>
+                <w:sz w:val="17"/>
+                <w:szCs w:val="17"/>
+              </w:rPr>
+              <w:t>HomoDel</w:t>
+            </w:r>
+            <w:proofErr w:type="spellEnd"/>
+            <w:r>
+              <w:rPr>
+                <w:rFonts w:ascii="微软雅黑" w:eastAsia="微软雅黑" w:hAnsi="微软雅黑" w:cs="思源黑体 CN Light"/>
+                <w:bCs/>
+                <w:iCs/>
+                <w:color w:val="000000" w:themeColor="text1"/>
+                <w:sz w:val="17"/>
+                <w:szCs w:val="17"/>
+              </w:rPr>
+              <w:t>”%}</w:t>
+            </w:r>
+          </w:p>
+          <w:p>
+            <w:pPr>
+              <w:jc w:val="center"/>
+              <w:rPr>
+                <w:rFonts w:ascii="微软雅黑" w:eastAsia="微软雅黑" w:hAnsi="微软雅黑" w:cs="思源黑体 CN Light"/>
+                <w:bCs/>
+                <w:iCs/>
+                <w:color w:val="000000" w:themeColor="text1"/>
+                <w:sz w:val="17"/>
+                <w:szCs w:val="17"/>
+              </w:rPr>
+            </w:pPr>
+            <w:r>
+              <w:rPr>
                 <w:rFonts w:ascii="微软雅黑" w:eastAsia="微软雅黑" w:hAnsi="微软雅黑" w:cs="思源黑体 CN Light" w:hint="eastAsia"/>
                 <w:bCs/>
                 <w:iCs/>
@@ -10181,7 +9664,7 @@
                 <w:sz w:val="17"/>
                 <w:szCs w:val="17"/>
               </w:rPr>
-              <w:t>杂合</w:t>
+              <w:t>纯合</w:t>
             </w:r>
           </w:p>
           <w:p>
@@ -10205,6 +9688,78 @@
                 <w:sz w:val="17"/>
                 <w:szCs w:val="17"/>
               </w:rPr>
+              <w:t>{%p else%}</w:t>
+            </w:r>
+          </w:p>
+          <w:p>
+            <w:pPr>
+              <w:jc w:val="center"/>
+              <w:rPr>
+                <w:rFonts w:ascii="微软雅黑" w:eastAsia="微软雅黑" w:hAnsi="微软雅黑" w:cs="思源黑体 CN Light"/>
+                <w:bCs/>
+                <w:iCs/>
+                <w:color w:val="000000" w:themeColor="text1"/>
+                <w:sz w:val="17"/>
+                <w:szCs w:val="17"/>
+              </w:rPr>
+            </w:pPr>
+            <w:r>
+              <w:rPr>
+                <w:rFonts w:ascii="微软雅黑" w:eastAsia="微软雅黑" w:hAnsi="微软雅黑" w:cs="思源黑体 CN Light"/>
+                <w:bCs/>
+                <w:iCs/>
+                <w:color w:val="000000" w:themeColor="text1"/>
+                <w:sz w:val="17"/>
+                <w:szCs w:val="17"/>
+              </w:rPr>
+              <w:t>/</w:t>
+            </w:r>
+          </w:p>
+          <w:p>
+            <w:pPr>
+              <w:jc w:val="center"/>
+              <w:rPr>
+                <w:rFonts w:ascii="微软雅黑" w:eastAsia="微软雅黑" w:hAnsi="微软雅黑" w:cs="思源黑体 CN Light"/>
+                <w:bCs/>
+                <w:iCs/>
+                <w:color w:val="000000" w:themeColor="text1"/>
+                <w:sz w:val="17"/>
+                <w:szCs w:val="17"/>
+              </w:rPr>
+            </w:pPr>
+            <w:r>
+              <w:rPr>
+                <w:rFonts w:ascii="微软雅黑" w:eastAsia="微软雅黑" w:hAnsi="微软雅黑" w:cs="思源黑体 CN Light"/>
+                <w:bCs/>
+                <w:iCs/>
+                <w:color w:val="000000" w:themeColor="text1"/>
+                <w:sz w:val="17"/>
+                <w:szCs w:val="17"/>
+              </w:rPr>
+              <w:t>{%p endif%}</w:t>
+            </w:r>
+          </w:p>
+          <w:p>
+            <w:pPr>
+              <w:jc w:val="center"/>
+              <w:rPr>
+                <w:rFonts w:ascii="微软雅黑" w:eastAsia="微软雅黑" w:hAnsi="微软雅黑" w:cs="思源黑体 CN Light"/>
+                <w:bCs/>
+                <w:iCs/>
+                <w:color w:val="000000" w:themeColor="text1"/>
+                <w:sz w:val="17"/>
+                <w:szCs w:val="17"/>
+              </w:rPr>
+            </w:pPr>
+            <w:r>
+              <w:rPr>
+                <w:rFonts w:ascii="微软雅黑" w:eastAsia="微软雅黑" w:hAnsi="微软雅黑" w:cs="思源黑体 CN Light"/>
+                <w:bCs/>
+                <w:iCs/>
+                <w:color w:val="000000" w:themeColor="text1"/>
+                <w:sz w:val="17"/>
+                <w:szCs w:val="17"/>
+              </w:rPr>
               <w:t xml:space="preserve">{%p </w:t>
             </w:r>
             <w:proofErr w:type="spellStart"/>
@@ -10241,216 +9796,9 @@
                 <w:sz w:val="17"/>
                 <w:szCs w:val="17"/>
               </w:rPr>
-              <w:t>a.cnv_type</w:t>
+              <w:t>a.type</w:t>
             </w:r>
             <w:proofErr w:type="spellEnd"/>
-            <w:r>
-              <w:rPr>
-                <w:rFonts w:ascii="微软雅黑" w:eastAsia="微软雅黑" w:hAnsi="微软雅黑" w:cs="思源黑体 CN Light"/>
-                <w:bCs/>
-                <w:iCs/>
-                <w:color w:val="000000" w:themeColor="text1"/>
-                <w:sz w:val="17"/>
-                <w:szCs w:val="17"/>
-              </w:rPr>
-              <w:t xml:space="preserve"> == “</w:t>
-            </w:r>
-            <w:proofErr w:type="spellStart"/>
-            <w:proofErr w:type="gramStart"/>
-            <w:r>
-              <w:rPr>
-                <w:rFonts w:ascii="微软雅黑" w:eastAsia="微软雅黑" w:hAnsi="微软雅黑" w:cs="思源黑体 CN Light"/>
-                <w:bCs/>
-                <w:iCs/>
-                <w:color w:val="000000" w:themeColor="text1"/>
-                <w:sz w:val="17"/>
-                <w:szCs w:val="17"/>
-              </w:rPr>
-              <w:t>HomoDel</w:t>
-            </w:r>
-            <w:proofErr w:type="spellEnd"/>
-            <w:r>
-              <w:rPr>
-                <w:rFonts w:ascii="微软雅黑" w:eastAsia="微软雅黑" w:hAnsi="微软雅黑" w:cs="思源黑体 CN Light"/>
-                <w:bCs/>
-                <w:iCs/>
-                <w:color w:val="000000" w:themeColor="text1"/>
-                <w:sz w:val="17"/>
-                <w:szCs w:val="17"/>
-              </w:rPr>
-              <w:t>”%</w:t>
-            </w:r>
-            <w:proofErr w:type="gramEnd"/>
-            <w:r>
-              <w:rPr>
-                <w:rFonts w:ascii="微软雅黑" w:eastAsia="微软雅黑" w:hAnsi="微软雅黑" w:cs="思源黑体 CN Light"/>
-                <w:bCs/>
-                <w:iCs/>
-                <w:color w:val="000000" w:themeColor="text1"/>
-                <w:sz w:val="17"/>
-                <w:szCs w:val="17"/>
-              </w:rPr>
-              <w:t>}</w:t>
-            </w:r>
-          </w:p>
-          <w:p>
-            <w:pPr>
-              <w:jc w:val="center"/>
-              <w:rPr>
-                <w:rFonts w:ascii="微软雅黑" w:eastAsia="微软雅黑" w:hAnsi="微软雅黑" w:cs="思源黑体 CN Light"/>
-                <w:bCs/>
-                <w:iCs/>
-                <w:color w:val="000000" w:themeColor="text1"/>
-                <w:sz w:val="17"/>
-                <w:szCs w:val="17"/>
-              </w:rPr>
-            </w:pPr>
-            <w:r>
-              <w:rPr>
-                <w:rFonts w:ascii="微软雅黑" w:eastAsia="微软雅黑" w:hAnsi="微软雅黑" w:cs="思源黑体 CN Light" w:hint="eastAsia"/>
-                <w:bCs/>
-                <w:iCs/>
-                <w:color w:val="000000" w:themeColor="text1"/>
-                <w:sz w:val="17"/>
-                <w:szCs w:val="17"/>
-              </w:rPr>
-              <w:t>纯合</w:t>
-            </w:r>
-          </w:p>
-          <w:p>
-            <w:pPr>
-              <w:jc w:val="center"/>
-              <w:rPr>
-                <w:rFonts w:ascii="微软雅黑" w:eastAsia="微软雅黑" w:hAnsi="微软雅黑" w:cs="思源黑体 CN Light"/>
-                <w:bCs/>
-                <w:iCs/>
-                <w:color w:val="000000" w:themeColor="text1"/>
-                <w:sz w:val="17"/>
-                <w:szCs w:val="17"/>
-              </w:rPr>
-            </w:pPr>
-            <w:r>
-              <w:rPr>
-                <w:rFonts w:ascii="微软雅黑" w:eastAsia="微软雅黑" w:hAnsi="微软雅黑" w:cs="思源黑体 CN Light"/>
-                <w:bCs/>
-                <w:iCs/>
-                <w:color w:val="000000" w:themeColor="text1"/>
-                <w:sz w:val="17"/>
-                <w:szCs w:val="17"/>
-              </w:rPr>
-              <w:t>{%p else%}</w:t>
-            </w:r>
-          </w:p>
-          <w:p>
-            <w:pPr>
-              <w:jc w:val="center"/>
-              <w:rPr>
-                <w:rFonts w:ascii="微软雅黑" w:eastAsia="微软雅黑" w:hAnsi="微软雅黑" w:cs="思源黑体 CN Light"/>
-                <w:bCs/>
-                <w:iCs/>
-                <w:color w:val="000000" w:themeColor="text1"/>
-                <w:sz w:val="17"/>
-                <w:szCs w:val="17"/>
-              </w:rPr>
-            </w:pPr>
-            <w:r>
-              <w:rPr>
-                <w:rFonts w:ascii="微软雅黑" w:eastAsia="微软雅黑" w:hAnsi="微软雅黑" w:cs="思源黑体 CN Light"/>
-                <w:bCs/>
-                <w:iCs/>
-                <w:color w:val="000000" w:themeColor="text1"/>
-                <w:sz w:val="17"/>
-                <w:szCs w:val="17"/>
-              </w:rPr>
-              <w:t>/</w:t>
-            </w:r>
-          </w:p>
-          <w:p>
-            <w:pPr>
-              <w:jc w:val="center"/>
-              <w:rPr>
-                <w:rFonts w:ascii="微软雅黑" w:eastAsia="微软雅黑" w:hAnsi="微软雅黑" w:cs="思源黑体 CN Light"/>
-                <w:bCs/>
-                <w:iCs/>
-                <w:color w:val="000000" w:themeColor="text1"/>
-                <w:sz w:val="17"/>
-                <w:szCs w:val="17"/>
-              </w:rPr>
-            </w:pPr>
-            <w:r>
-              <w:rPr>
-                <w:rFonts w:ascii="微软雅黑" w:eastAsia="微软雅黑" w:hAnsi="微软雅黑" w:cs="思源黑体 CN Light"/>
-                <w:bCs/>
-                <w:iCs/>
-                <w:color w:val="000000" w:themeColor="text1"/>
-                <w:sz w:val="17"/>
-                <w:szCs w:val="17"/>
-              </w:rPr>
-              <w:t>{%p endif%}</w:t>
-            </w:r>
-          </w:p>
-          <w:p>
-            <w:pPr>
-              <w:jc w:val="center"/>
-              <w:rPr>
-                <w:rFonts w:ascii="微软雅黑" w:eastAsia="微软雅黑" w:hAnsi="微软雅黑" w:cs="思源黑体 CN Light"/>
-                <w:bCs/>
-                <w:iCs/>
-                <w:color w:val="000000" w:themeColor="text1"/>
-                <w:sz w:val="17"/>
-                <w:szCs w:val="17"/>
-              </w:rPr>
-            </w:pPr>
-            <w:r>
-              <w:rPr>
-                <w:rFonts w:ascii="微软雅黑" w:eastAsia="微软雅黑" w:hAnsi="微软雅黑" w:cs="思源黑体 CN Light"/>
-                <w:bCs/>
-                <w:iCs/>
-                <w:color w:val="000000" w:themeColor="text1"/>
-                <w:sz w:val="17"/>
-                <w:szCs w:val="17"/>
-              </w:rPr>
-              <w:t xml:space="preserve">{%p </w:t>
-            </w:r>
-            <w:proofErr w:type="spellStart"/>
-            <w:r>
-              <w:rPr>
-                <w:rFonts w:ascii="微软雅黑" w:eastAsia="微软雅黑" w:hAnsi="微软雅黑" w:cs="思源黑体 CN Light"/>
-                <w:bCs/>
-                <w:iCs/>
-                <w:color w:val="000000" w:themeColor="text1"/>
-                <w:sz w:val="17"/>
-                <w:szCs w:val="17"/>
-              </w:rPr>
-              <w:t>elif</w:t>
-            </w:r>
-            <w:proofErr w:type="spellEnd"/>
-            <w:r>
-              <w:rPr>
-                <w:rFonts w:ascii="微软雅黑" w:eastAsia="微软雅黑" w:hAnsi="微软雅黑" w:cs="思源黑体 CN Light"/>
-                <w:bCs/>
-                <w:iCs/>
-                <w:color w:val="000000" w:themeColor="text1"/>
-                <w:sz w:val="17"/>
-                <w:szCs w:val="17"/>
-              </w:rPr>
-              <w:t xml:space="preserve"> </w:t>
-            </w:r>
-            <w:proofErr w:type="spellStart"/>
-            <w:proofErr w:type="gramStart"/>
-            <w:r>
-              <w:rPr>
-                <w:rFonts w:ascii="微软雅黑" w:eastAsia="微软雅黑" w:hAnsi="微软雅黑" w:cs="思源黑体 CN Light"/>
-                <w:bCs/>
-                <w:iCs/>
-                <w:color w:val="000000" w:themeColor="text1"/>
-                <w:sz w:val="17"/>
-                <w:szCs w:val="17"/>
-              </w:rPr>
-              <w:t>a.type</w:t>
-            </w:r>
-            <w:proofErr w:type="spellEnd"/>
-            <w:proofErr w:type="gramEnd"/>
             <w:r>
               <w:rPr>
                 <w:rFonts w:ascii="微软雅黑" w:eastAsia="微软雅黑" w:hAnsi="微软雅黑" w:cs="思源黑体 CN Light"/>
@@ -10631,7 +9979,6 @@
               </w:rPr>
               <w:t>a</w:t>
             </w:r>
-            <w:proofErr w:type="gramStart"/>
             <w:r>
               <w:rPr>
                 <w:rFonts w:ascii="思源黑体 CN Normal" w:eastAsia="思源黑体 CN Normal" w:hAnsi="思源黑体 CN Normal"/>
@@ -10639,17 +9986,7 @@
                 <w:sz w:val="17"/>
                 <w:szCs w:val="17"/>
               </w:rPr>
-              <w:t>,”s</w:t>
-            </w:r>
-            <w:proofErr w:type="gramEnd"/>
-            <w:r>
-              <w:rPr>
-                <w:rFonts w:ascii="思源黑体 CN Normal" w:eastAsia="思源黑体 CN Normal" w:hAnsi="思源黑体 CN Normal"/>
-                <w:color w:val="000000" w:themeColor="text1"/>
-                <w:sz w:val="17"/>
-                <w:szCs w:val="17"/>
-              </w:rPr>
-              <w:t>1”]</w:t>
+              <w:t>,”s1”]</w:t>
             </w:r>
             <w:r>
               <w:rPr>
@@ -11141,25 +10478,7 @@
           <w:sz w:val="16"/>
           <w:szCs w:val="16"/>
         </w:rPr>
-        <w:t>专家</w:t>
-      </w:r>
-      <w:proofErr w:type="gramStart"/>
-      <w:r>
-        <w:rPr>
-          <w:rFonts w:ascii="思源黑体 CN Normal" w:eastAsia="思源黑体 CN Normal" w:hAnsi="思源黑体 CN Normal"/>
-          <w:sz w:val="16"/>
-          <w:szCs w:val="16"/>
-        </w:rPr>
-        <w:t>组发布</w:t>
-      </w:r>
-      <w:proofErr w:type="gramEnd"/>
-      <w:r>
-        <w:rPr>
-          <w:rFonts w:ascii="思源黑体 CN Normal" w:eastAsia="思源黑体 CN Normal" w:hAnsi="思源黑体 CN Normal"/>
-          <w:sz w:val="16"/>
-          <w:szCs w:val="16"/>
-        </w:rPr>
-        <w:t>的特殊基因变异解读指南</w:t>
+        <w:t>专家组发布的特殊基因变异解读指南</w:t>
       </w:r>
       <w:r>
         <w:rPr>
@@ -11393,9 +10712,9 @@
           <w:szCs w:val="13"/>
           <w:highlight w:val="magenta"/>
         </w:rPr>
-        <w:t>page_</w:t>
+        <w:t>page_break</w:t>
       </w:r>
-      <w:proofErr w:type="gramStart"/>
+      <w:proofErr w:type="spellEnd"/>
       <w:r>
         <w:rPr>
           <w:rFonts w:ascii="思源黑体 CN Light" w:eastAsia="思源黑体 CN Light" w:hAnsi="思源黑体 CN Light" w:hint="eastAsia"/>
@@ -11404,29 +10723,7 @@
           <w:szCs w:val="13"/>
           <w:highlight w:val="magenta"/>
         </w:rPr>
-        <w:t>break</w:t>
-      </w:r>
-      <w:proofErr w:type="spellEnd"/>
-      <w:r>
-        <w:rPr>
-          <w:rFonts w:ascii="思源黑体 CN Light" w:eastAsia="思源黑体 CN Light" w:hAnsi="思源黑体 CN Light" w:hint="eastAsia"/>
-          <w:color w:val="595959" w:themeColor="text1" w:themeTint="A6"/>
-          <w:sz w:val="13"/>
-          <w:szCs w:val="13"/>
-          <w:highlight w:val="magenta"/>
-        </w:rPr>
-        <w:t xml:space="preserve"> }</w:t>
-      </w:r>
-      <w:proofErr w:type="gramEnd"/>
-      <w:r>
-        <w:rPr>
-          <w:rFonts w:ascii="思源黑体 CN Light" w:eastAsia="思源黑体 CN Light" w:hAnsi="思源黑体 CN Light" w:hint="eastAsia"/>
-          <w:color w:val="595959" w:themeColor="text1" w:themeTint="A6"/>
-          <w:sz w:val="13"/>
-          <w:szCs w:val="13"/>
-          <w:highlight w:val="magenta"/>
-        </w:rPr>
-        <w:t>}</w:t>
+        <w:t xml:space="preserve"> }}</w:t>
       </w:r>
     </w:p>
     <w:tbl>
@@ -11769,25 +11066,7 @@
           <w:sz w:val="16"/>
           <w:szCs w:val="16"/>
         </w:rPr>
-        <w:t>var.var_</w:t>
-      </w:r>
-      <w:proofErr w:type="gramStart"/>
-      <w:r>
-        <w:rPr>
-          <w:rFonts w:ascii="思源黑体 CN Normal" w:eastAsia="思源黑体 CN Normal" w:hAnsi="思源黑体 CN Normal"/>
-          <w:sz w:val="16"/>
-          <w:szCs w:val="16"/>
-        </w:rPr>
-        <w:t>germline.level</w:t>
-      </w:r>
-      <w:proofErr w:type="gramEnd"/>
-      <w:r>
-        <w:rPr>
-          <w:rFonts w:ascii="思源黑体 CN Normal" w:eastAsia="思源黑体 CN Normal" w:hAnsi="思源黑体 CN Normal"/>
-          <w:sz w:val="16"/>
-          <w:szCs w:val="16"/>
-        </w:rPr>
-        <w:t>_5 + var.germline_cnv.level_5 + var.var_germline.level_4 + var.germline_cnv.level_4</w:t>
+        <w:t>var.var_germline.level_5 + var.germline_cnv.level_5 + var.var_germline.level_4 + var.germline_cnv.level_4</w:t>
       </w:r>
       <w:r>
         <w:rPr>
@@ -11828,25 +11107,7 @@
           <w:sz w:val="16"/>
           <w:szCs w:val="16"/>
         </w:rPr>
-        <w:t>var.var_</w:t>
-      </w:r>
-      <w:proofErr w:type="gramStart"/>
-      <w:r>
-        <w:rPr>
-          <w:rFonts w:ascii="思源黑体 CN Normal" w:eastAsia="思源黑体 CN Normal" w:hAnsi="思源黑体 CN Normal"/>
-          <w:sz w:val="16"/>
-          <w:szCs w:val="16"/>
-        </w:rPr>
-        <w:t>germline.level</w:t>
-      </w:r>
-      <w:proofErr w:type="gramEnd"/>
-      <w:r>
-        <w:rPr>
-          <w:rFonts w:ascii="思源黑体 CN Normal" w:eastAsia="思源黑体 CN Normal" w:hAnsi="思源黑体 CN Normal"/>
-          <w:sz w:val="16"/>
-          <w:szCs w:val="16"/>
-        </w:rPr>
-        <w:t>_5 + var.germline_cnv.level_5 + var.var_germline.level_4 + var.germline_cnv.level_4</w:t>
+        <w:t>var.var_germline.level_5 + var.germline_cnv.level_5 + var.var_germline.level_4 + var.germline_cnv.level_4</w:t>
       </w:r>
       <w:r>
         <w:rPr>
@@ -11934,7 +11195,6 @@
               <w:t>{</w:t>
             </w:r>
             <w:proofErr w:type="spellStart"/>
-            <w:proofErr w:type="gramStart"/>
             <w:r>
               <w:rPr>
                 <w:rFonts w:ascii="思源黑体 CN Bold" w:eastAsia="思源黑体 CN Bold" w:hAnsi="思源黑体 CN Bold"/>
@@ -11946,9 +11206,9 @@
                 <w:sz w:val="18"/>
                 <w:szCs w:val="18"/>
               </w:rPr>
-              <w:t>a.gene</w:t>
-            </w:r>
-            <w:proofErr w:type="gramEnd"/>
+              <w:t>a.gene_symbol</w:t>
+            </w:r>
+            <w:proofErr w:type="spellEnd"/>
             <w:r>
               <w:rPr>
                 <w:rFonts w:ascii="思源黑体 CN Bold" w:eastAsia="思源黑体 CN Bold" w:hAnsi="思源黑体 CN Bold"/>
@@ -11960,22 +11220,20 @@
                 <w:sz w:val="18"/>
                 <w:szCs w:val="18"/>
               </w:rPr>
-              <w:t>_symbol</w:t>
-            </w:r>
-            <w:proofErr w:type="spellEnd"/>
+              <w:t>}}</w:t>
+            </w:r>
             <w:r>
               <w:rPr>
                 <w:rFonts w:ascii="思源黑体 CN Bold" w:eastAsia="思源黑体 CN Bold" w:hAnsi="思源黑体 CN Bold"/>
                 <w:b/>
                 <w:bCs/>
-                <w:i/>
-                <w:iCs/>
                 <w:color w:val="FFFFFF" w:themeColor="background1"/>
                 <w:sz w:val="18"/>
                 <w:szCs w:val="18"/>
               </w:rPr>
-              <w:t>}}</w:t>
-            </w:r>
+              <w:t xml:space="preserve"> {%if </w:t>
+            </w:r>
+            <w:proofErr w:type="spellStart"/>
             <w:r>
               <w:rPr>
                 <w:rFonts w:ascii="思源黑体 CN Bold" w:eastAsia="思源黑体 CN Bold" w:hAnsi="思源黑体 CN Bold"/>
@@ -11985,9 +11243,9 @@
                 <w:sz w:val="18"/>
                 <w:szCs w:val="18"/>
               </w:rPr>
-              <w:t xml:space="preserve"> {%if </w:t>
-            </w:r>
-            <w:proofErr w:type="spellStart"/>
+              <w:t>a.type</w:t>
+            </w:r>
+            <w:proofErr w:type="spellEnd"/>
             <w:r>
               <w:rPr>
                 <w:rFonts w:ascii="思源黑体 CN Bold" w:eastAsia="思源黑体 CN Bold" w:hAnsi="思源黑体 CN Bold"/>
@@ -11997,9 +11255,9 @@
                 <w:sz w:val="18"/>
                 <w:szCs w:val="18"/>
               </w:rPr>
-              <w:t>a.type</w:t>
-            </w:r>
-            <w:proofErr w:type="spellEnd"/>
+              <w:t>==”Loss”%}{{</w:t>
+            </w:r>
+            <w:proofErr w:type="spellStart"/>
             <w:r>
               <w:rPr>
                 <w:rFonts w:ascii="思源黑体 CN Bold" w:eastAsia="思源黑体 CN Bold" w:hAnsi="思源黑体 CN Bold"/>
@@ -12009,9 +11267,9 @@
                 <w:sz w:val="18"/>
                 <w:szCs w:val="18"/>
               </w:rPr>
-              <w:t>==”Loss”%}{{</w:t>
-            </w:r>
-            <w:proofErr w:type="spellStart"/>
+              <w:t>a.value</w:t>
+            </w:r>
+            <w:proofErr w:type="spellEnd"/>
             <w:r>
               <w:rPr>
                 <w:rFonts w:ascii="思源黑体 CN Bold" w:eastAsia="思源黑体 CN Bold" w:hAnsi="思源黑体 CN Bold"/>
@@ -12021,9 +11279,9 @@
                 <w:sz w:val="18"/>
                 <w:szCs w:val="18"/>
               </w:rPr>
-              <w:t>a.value</w:t>
-            </w:r>
-            <w:proofErr w:type="spellEnd"/>
+              <w:t xml:space="preserve">}} del{% </w:t>
+            </w:r>
+            <w:proofErr w:type="spellStart"/>
             <w:r>
               <w:rPr>
                 <w:rFonts w:ascii="思源黑体 CN Bold" w:eastAsia="思源黑体 CN Bold" w:hAnsi="思源黑体 CN Bold"/>
@@ -12033,9 +11291,9 @@
                 <w:sz w:val="18"/>
                 <w:szCs w:val="18"/>
               </w:rPr>
-              <w:t xml:space="preserve">}} del{% </w:t>
-            </w:r>
-            <w:proofErr w:type="spellStart"/>
+              <w:t>elif</w:t>
+            </w:r>
+            <w:proofErr w:type="spellEnd"/>
             <w:r>
               <w:rPr>
                 <w:rFonts w:ascii="思源黑体 CN Bold" w:eastAsia="思源黑体 CN Bold" w:hAnsi="思源黑体 CN Bold"/>
@@ -12045,9 +11303,9 @@
                 <w:sz w:val="18"/>
                 <w:szCs w:val="18"/>
               </w:rPr>
-              <w:t>elif</w:t>
-            </w:r>
-            <w:proofErr w:type="spellEnd"/>
+              <w:t xml:space="preserve"> </w:t>
+            </w:r>
+            <w:proofErr w:type="spellStart"/>
             <w:r>
               <w:rPr>
                 <w:rFonts w:ascii="思源黑体 CN Bold" w:eastAsia="思源黑体 CN Bold" w:hAnsi="思源黑体 CN Bold"/>
@@ -12057,9 +11315,9 @@
                 <w:sz w:val="18"/>
                 <w:szCs w:val="18"/>
               </w:rPr>
-              <w:t xml:space="preserve"> </w:t>
-            </w:r>
-            <w:proofErr w:type="spellStart"/>
+              <w:t>a.type</w:t>
+            </w:r>
+            <w:proofErr w:type="spellEnd"/>
             <w:r>
               <w:rPr>
                 <w:rFonts w:ascii="思源黑体 CN Bold" w:eastAsia="思源黑体 CN Bold" w:hAnsi="思源黑体 CN Bold"/>
@@ -12069,9 +11327,9 @@
                 <w:sz w:val="18"/>
                 <w:szCs w:val="18"/>
               </w:rPr>
-              <w:t>a.type</w:t>
-            </w:r>
-            <w:proofErr w:type="spellEnd"/>
+              <w:t>==”Gain”%}{{</w:t>
+            </w:r>
+            <w:proofErr w:type="spellStart"/>
             <w:r>
               <w:rPr>
                 <w:rFonts w:ascii="思源黑体 CN Bold" w:eastAsia="思源黑体 CN Bold" w:hAnsi="思源黑体 CN Bold"/>
@@ -12081,9 +11339,9 @@
                 <w:sz w:val="18"/>
                 <w:szCs w:val="18"/>
               </w:rPr>
-              <w:t>==”Gain”%}{{</w:t>
-            </w:r>
-            <w:proofErr w:type="spellStart"/>
+              <w:t>a.value</w:t>
+            </w:r>
+            <w:proofErr w:type="spellEnd"/>
             <w:r>
               <w:rPr>
                 <w:rFonts w:ascii="思源黑体 CN Bold" w:eastAsia="思源黑体 CN Bold" w:hAnsi="思源黑体 CN Bold"/>
@@ -12093,9 +11351,9 @@
                 <w:sz w:val="18"/>
                 <w:szCs w:val="18"/>
               </w:rPr>
-              <w:t>a.value</w:t>
-            </w:r>
-            <w:proofErr w:type="spellEnd"/>
+              <w:t>}} dup{% else%}{{</w:t>
+            </w:r>
+            <w:proofErr w:type="spellStart"/>
             <w:r>
               <w:rPr>
                 <w:rFonts w:ascii="思源黑体 CN Bold" w:eastAsia="思源黑体 CN Bold" w:hAnsi="思源黑体 CN Bold"/>
@@ -12105,9 +11363,9 @@
                 <w:sz w:val="18"/>
                 <w:szCs w:val="18"/>
               </w:rPr>
-              <w:t>}} dup{% else%}{{</w:t>
-            </w:r>
-            <w:proofErr w:type="spellStart"/>
+              <w:t>a.gene_region</w:t>
+            </w:r>
+            <w:proofErr w:type="spellEnd"/>
             <w:r>
               <w:rPr>
                 <w:rFonts w:ascii="思源黑体 CN Bold" w:eastAsia="思源黑体 CN Bold" w:hAnsi="思源黑体 CN Bold"/>
@@ -12117,9 +11375,9 @@
                 <w:sz w:val="18"/>
                 <w:szCs w:val="18"/>
               </w:rPr>
-              <w:t>a.gene_region</w:t>
-            </w:r>
-            <w:proofErr w:type="spellEnd"/>
+              <w:t>}} {{</w:t>
+            </w:r>
+            <w:proofErr w:type="spellStart"/>
             <w:r>
               <w:rPr>
                 <w:rFonts w:ascii="思源黑体 CN Bold" w:eastAsia="思源黑体 CN Bold" w:hAnsi="思源黑体 CN Bold"/>
@@ -12129,9 +11387,9 @@
                 <w:sz w:val="18"/>
                 <w:szCs w:val="18"/>
               </w:rPr>
-              <w:t>}} {{</w:t>
-            </w:r>
-            <w:proofErr w:type="spellStart"/>
+              <w:t>a.hgvs_c</w:t>
+            </w:r>
+            <w:proofErr w:type="spellEnd"/>
             <w:r>
               <w:rPr>
                 <w:rFonts w:ascii="思源黑体 CN Bold" w:eastAsia="思源黑体 CN Bold" w:hAnsi="思源黑体 CN Bold"/>
@@ -12141,9 +11399,9 @@
                 <w:sz w:val="18"/>
                 <w:szCs w:val="18"/>
               </w:rPr>
-              <w:t>a.hgvs_c</w:t>
-            </w:r>
-            <w:proofErr w:type="spellEnd"/>
+              <w:t xml:space="preserve">}}{%if </w:t>
+            </w:r>
+            <w:proofErr w:type="spellStart"/>
             <w:r>
               <w:rPr>
                 <w:rFonts w:ascii="思源黑体 CN Bold" w:eastAsia="思源黑体 CN Bold" w:hAnsi="思源黑体 CN Bold"/>
@@ -12153,7 +11411,19 @@
                 <w:sz w:val="18"/>
                 <w:szCs w:val="18"/>
               </w:rPr>
-              <w:t>}}{%if a.hgvs_p!=”p.?”%} {{a.hgvs_p}}{%endif%}{%endif%}</w:t>
+              <w:t>a.hgvs_p</w:t>
+            </w:r>
+            <w:proofErr w:type="spellEnd"/>
+            <w:r>
+              <w:rPr>
+                <w:rFonts w:ascii="思源黑体 CN Bold" w:eastAsia="思源黑体 CN Bold" w:hAnsi="思源黑体 CN Bold"/>
+                <w:b/>
+                <w:bCs/>
+                <w:color w:val="FFFFFF" w:themeColor="background1"/>
+                <w:sz w:val="18"/>
+                <w:szCs w:val="18"/>
+              </w:rPr>
+              <w:t>!=”p.?”%} {{a.hgvs_p}}{%endif%}{%endif%}</w:t>
             </w:r>
           </w:p>
         </w:tc>
@@ -12230,23 +11500,13 @@
               <w:t>{{</w:t>
             </w:r>
             <w:proofErr w:type="spellStart"/>
-            <w:proofErr w:type="gramStart"/>
             <w:r>
               <w:rPr>
                 <w:rFonts w:ascii="思源黑体 CN Normal" w:eastAsia="思源黑体 CN Normal" w:hAnsi="思源黑体 CN Normal"/>
                 <w:sz w:val="17"/>
                 <w:szCs w:val="17"/>
               </w:rPr>
-              <w:t>a.gene</w:t>
-            </w:r>
-            <w:proofErr w:type="gramEnd"/>
-            <w:r>
-              <w:rPr>
-                <w:rFonts w:ascii="思源黑体 CN Normal" w:eastAsia="思源黑体 CN Normal" w:hAnsi="思源黑体 CN Normal"/>
-                <w:sz w:val="17"/>
-                <w:szCs w:val="17"/>
-              </w:rPr>
-              <w:t>_function</w:t>
+              <w:t>a.gene_function</w:t>
             </w:r>
             <w:r>
               <w:rPr>
@@ -12874,19 +12134,7 @@
                 <w:sz w:val="17"/>
                 <w:szCs w:val="17"/>
               </w:rPr>
-              <w:t>%endif</w:t>
-            </w:r>
-            <w:proofErr w:type="gramStart"/>
-            <w:r>
-              <w:rPr>
-                <w:rFonts w:ascii="思源黑体 CN Normal" w:eastAsia="思源黑体 CN Normal" w:hAnsi="思源黑体 CN Normal"/>
-                <w:b/>
-                <w:bCs/>
-                <w:color w:val="0070C0"/>
-                <w:sz w:val="17"/>
-                <w:szCs w:val="17"/>
-              </w:rPr>
-              <w:t>%}</w:t>
+              <w:t>%endif%}</w:t>
             </w:r>
             <w:r>
               <w:rPr>
@@ -12894,16 +12142,7 @@
                 <w:sz w:val="17"/>
                 <w:szCs w:val="17"/>
               </w:rPr>
-              <w:t>{</w:t>
-            </w:r>
-            <w:proofErr w:type="gramEnd"/>
-            <w:r>
-              <w:rPr>
-                <w:rFonts w:ascii="思源黑体 CN Normal" w:eastAsia="思源黑体 CN Normal" w:hAnsi="思源黑体 CN Normal" w:hint="eastAsia"/>
-                <w:sz w:val="17"/>
-                <w:szCs w:val="17"/>
-              </w:rPr>
-              <w:t>{</w:t>
+              <w:t>{{</w:t>
             </w:r>
             <w:proofErr w:type="spellStart"/>
             <w:r>
@@ -13139,19 +12378,44 @@
                 <w:sz w:val="17"/>
                 <w:szCs w:val="17"/>
               </w:rPr>
-              <w:t>a.evi_sum.evi_</w:t>
-            </w:r>
-            <w:proofErr w:type="gramStart"/>
+              <w:t>a.evi_sum.evi_split.Predisposing</w:t>
+            </w:r>
+            <w:proofErr w:type="spellEnd"/>
             <w:r>
               <w:rPr>
                 <w:rFonts w:ascii="思源黑体 CN Normal" w:eastAsia="思源黑体 CN Normal" w:hAnsi="思源黑体 CN Normal"/>
                 <w:sz w:val="17"/>
                 <w:szCs w:val="17"/>
               </w:rPr>
-              <w:t>split.Predisposing</w:t>
+              <w:t>%}</w:t>
+            </w:r>
+          </w:p>
+          <w:p>
+            <w:pPr>
+              <w:rPr>
+                <w:rFonts w:ascii="思源黑体 CN Normal" w:eastAsia="思源黑体 CN Normal" w:hAnsi="思源黑体 CN Normal"/>
+                <w:sz w:val="17"/>
+                <w:szCs w:val="17"/>
+              </w:rPr>
+            </w:pPr>
+            <w:r>
+              <w:rPr>
+                <w:rFonts w:ascii="思源黑体 CN Normal" w:eastAsia="思源黑体 CN Normal" w:hAnsi="思源黑体 CN Normal"/>
+                <w:sz w:val="17"/>
+                <w:szCs w:val="17"/>
+              </w:rPr>
+              <w:t xml:space="preserve">{%p for b in </w:t>
+            </w:r>
+            <w:proofErr w:type="spellStart"/>
+            <w:r>
+              <w:rPr>
+                <w:rFonts w:ascii="思源黑体 CN Normal" w:eastAsia="思源黑体 CN Normal" w:hAnsi="思源黑体 CN Normal"/>
+                <w:sz w:val="17"/>
+                <w:szCs w:val="17"/>
+              </w:rPr>
+              <w:t>a.evi_sum.evi_split.Predisposing</w:t>
             </w:r>
             <w:proofErr w:type="spellEnd"/>
-            <w:proofErr w:type="gramEnd"/>
             <w:r>
               <w:rPr>
                 <w:rFonts w:ascii="思源黑体 CN Normal" w:eastAsia="思源黑体 CN Normal" w:hAnsi="思源黑体 CN Normal"/>
@@ -13175,7 +12439,7 @@
                 <w:sz w:val="17"/>
                 <w:szCs w:val="17"/>
               </w:rPr>
-              <w:t xml:space="preserve">{%p for b in </w:t>
+              <w:t>{{</w:t>
             </w:r>
             <w:proofErr w:type="spellStart"/>
             <w:r>
@@ -13184,421 +12448,358 @@
                 <w:sz w:val="17"/>
                 <w:szCs w:val="17"/>
               </w:rPr>
-              <w:t>a.evi_sum.evi_</w:t>
-            </w:r>
-            <w:proofErr w:type="gramStart"/>
+              <w:t>b.evi_interpretation|e</w:t>
+            </w:r>
+            <w:proofErr w:type="spellEnd"/>
             <w:r>
               <w:rPr>
                 <w:rFonts w:ascii="思源黑体 CN Normal" w:eastAsia="思源黑体 CN Normal" w:hAnsi="思源黑体 CN Normal"/>
                 <w:sz w:val="17"/>
                 <w:szCs w:val="17"/>
               </w:rPr>
-              <w:t>split.Predisposing</w:t>
+              <w:t>}}</w:t>
+            </w:r>
+            <w:r>
+              <w:rPr>
+                <w:rFonts w:ascii="思源黑体 CN Normal" w:eastAsia="思源黑体 CN Normal" w:hAnsi="思源黑体 CN Normal" w:hint="eastAsia"/>
+                <w:sz w:val="17"/>
+                <w:szCs w:val="17"/>
+              </w:rPr>
+              <w:t>{%</w:t>
+            </w:r>
+            <w:r>
+              <w:rPr>
+                <w:rFonts w:ascii="思源黑体 CN Normal" w:eastAsia="思源黑体 CN Normal" w:hAnsi="思源黑体 CN Normal"/>
+                <w:sz w:val="17"/>
+                <w:szCs w:val="17"/>
+              </w:rPr>
+              <w:t>if “</w:t>
+            </w:r>
+            <w:r>
+              <w:rPr>
+                <w:rFonts w:ascii="思源黑体 CN Normal" w:eastAsia="思源黑体 CN Normal" w:hAnsi="思源黑体 CN Normal" w:hint="eastAsia"/>
+                <w:sz w:val="17"/>
+                <w:szCs w:val="17"/>
+              </w:rPr>
+              <w:t>林奇</w:t>
+            </w:r>
+            <w:r>
+              <w:rPr>
+                <w:rFonts w:ascii="思源黑体 CN Normal" w:eastAsia="思源黑体 CN Normal" w:hAnsi="思源黑体 CN Normal"/>
+                <w:sz w:val="17"/>
+                <w:szCs w:val="17"/>
+              </w:rPr>
+              <w:t xml:space="preserve">” in </w:t>
+            </w:r>
+            <w:proofErr w:type="spellStart"/>
+            <w:r>
+              <w:rPr>
+                <w:rFonts w:ascii="思源黑体 CN Normal" w:eastAsia="思源黑体 CN Normal" w:hAnsi="思源黑体 CN Normal"/>
+                <w:sz w:val="17"/>
+                <w:szCs w:val="17"/>
+              </w:rPr>
+              <w:t>sample.prod_names</w:t>
             </w:r>
             <w:proofErr w:type="spellEnd"/>
-            <w:proofErr w:type="gramEnd"/>
+            <w:r>
+              <w:rPr>
+                <w:rFonts w:ascii="思源黑体 CN Normal" w:eastAsia="思源黑体 CN Normal" w:hAnsi="思源黑体 CN Normal" w:hint="eastAsia"/>
+                <w:sz w:val="17"/>
+                <w:szCs w:val="17"/>
+              </w:rPr>
+              <w:t>%}</w:t>
+            </w:r>
+            <w:r>
+              <w:rPr>
+                <w:rFonts w:ascii="思源黑体 CN Normal" w:eastAsia="思源黑体 CN Normal" w:hAnsi="思源黑体 CN Normal" w:cs="思源黑体 CN Light"/>
+                <w:sz w:val="17"/>
+                <w:szCs w:val="17"/>
+              </w:rPr>
+              <w:t>{{</w:t>
+            </w:r>
+            <w:proofErr w:type="spellStart"/>
+            <w:r>
+              <w:rPr>
+                <w:rFonts w:ascii="思源黑体 CN Normal" w:eastAsia="思源黑体 CN Normal" w:hAnsi="思源黑体 CN Normal" w:cs="思源黑体 CN Light"/>
+                <w:sz w:val="17"/>
+                <w:szCs w:val="17"/>
+              </w:rPr>
+              <w:t>a.gene_symbol</w:t>
+            </w:r>
+            <w:proofErr w:type="spellEnd"/>
+            <w:r>
+              <w:rPr>
+                <w:rFonts w:ascii="思源黑体 CN Normal" w:eastAsia="思源黑体 CN Normal" w:hAnsi="思源黑体 CN Normal" w:cs="思源黑体 CN Light"/>
+                <w:sz w:val="17"/>
+                <w:szCs w:val="17"/>
+              </w:rPr>
+              <w:t xml:space="preserve">}}基因的致病性或疑似致病性胚系变异与{%if </w:t>
+            </w:r>
+            <w:proofErr w:type="spellStart"/>
+            <w:r>
+              <w:rPr>
+                <w:rFonts w:ascii="思源黑体 CN Normal" w:eastAsia="思源黑体 CN Normal" w:hAnsi="思源黑体 CN Normal" w:cs="思源黑体 CN Light"/>
+                <w:sz w:val="17"/>
+                <w:szCs w:val="17"/>
+              </w:rPr>
+              <w:t>a.gene_symbol</w:t>
+            </w:r>
+            <w:proofErr w:type="spellEnd"/>
+            <w:r>
+              <w:rPr>
+                <w:rFonts w:ascii="思源黑体 CN Normal" w:eastAsia="思源黑体 CN Normal" w:hAnsi="思源黑体 CN Normal" w:cs="思源黑体 CN Light"/>
+                <w:sz w:val="17"/>
+                <w:szCs w:val="17"/>
+              </w:rPr>
+              <w:t>==</w:t>
+            </w:r>
+            <w:r>
+              <w:rPr>
+                <w:rFonts w:ascii="思源黑体 CN Normal" w:eastAsia="思源黑体 CN Normal" w:hAnsi="思源黑体 CN Normal" w:cs="思源黑体 CN Light" w:hint="eastAsia"/>
+                <w:sz w:val="17"/>
+                <w:szCs w:val="17"/>
+              </w:rPr>
+              <w:t>‘</w:t>
+            </w:r>
+            <w:r>
+              <w:rPr>
+                <w:rFonts w:ascii="思源黑体 CN Normal" w:eastAsia="思源黑体 CN Normal" w:hAnsi="思源黑体 CN Normal" w:cs="思源黑体 CN Light"/>
+                <w:sz w:val="17"/>
+                <w:szCs w:val="17"/>
+              </w:rPr>
+              <w:t>MLH1’%}错配修复癌症综合征（常染色体隐性遗传）、林奇综合征（常染色体显性遗传）明确相关。{%</w:t>
+            </w:r>
+            <w:proofErr w:type="spellStart"/>
+            <w:r>
+              <w:rPr>
+                <w:rFonts w:ascii="思源黑体 CN Normal" w:eastAsia="思源黑体 CN Normal" w:hAnsi="思源黑体 CN Normal" w:cs="思源黑体 CN Light"/>
+                <w:sz w:val="17"/>
+                <w:szCs w:val="17"/>
+              </w:rPr>
+              <w:t>elif</w:t>
+            </w:r>
+            <w:proofErr w:type="spellEnd"/>
+            <w:r>
+              <w:rPr>
+                <w:rFonts w:ascii="思源黑体 CN Normal" w:eastAsia="思源黑体 CN Normal" w:hAnsi="思源黑体 CN Normal" w:cs="思源黑体 CN Light"/>
+                <w:sz w:val="17"/>
+                <w:szCs w:val="17"/>
+              </w:rPr>
+              <w:t xml:space="preserve"> </w:t>
+            </w:r>
+            <w:proofErr w:type="spellStart"/>
+            <w:r>
+              <w:rPr>
+                <w:rFonts w:ascii="思源黑体 CN Normal" w:eastAsia="思源黑体 CN Normal" w:hAnsi="思源黑体 CN Normal" w:cs="思源黑体 CN Light"/>
+                <w:sz w:val="17"/>
+                <w:szCs w:val="17"/>
+              </w:rPr>
+              <w:t>a.gene_symbol</w:t>
+            </w:r>
+            <w:proofErr w:type="spellEnd"/>
+            <w:r>
+              <w:rPr>
+                <w:rFonts w:ascii="思源黑体 CN Normal" w:eastAsia="思源黑体 CN Normal" w:hAnsi="思源黑体 CN Normal" w:cs="思源黑体 CN Light"/>
+                <w:sz w:val="17"/>
+                <w:szCs w:val="17"/>
+              </w:rPr>
+              <w:t>==</w:t>
+            </w:r>
+            <w:r>
+              <w:rPr>
+                <w:rFonts w:ascii="思源黑体 CN Normal" w:eastAsia="思源黑体 CN Normal" w:hAnsi="思源黑体 CN Normal" w:cs="思源黑体 CN Light" w:hint="eastAsia"/>
+                <w:sz w:val="17"/>
+                <w:szCs w:val="17"/>
+              </w:rPr>
+              <w:t>‘</w:t>
+            </w:r>
+            <w:r>
+              <w:rPr>
+                <w:rFonts w:ascii="思源黑体 CN Normal" w:eastAsia="思源黑体 CN Normal" w:hAnsi="思源黑体 CN Normal" w:cs="思源黑体 CN Light"/>
+                <w:sz w:val="17"/>
+                <w:szCs w:val="17"/>
+              </w:rPr>
+              <w:t>MSH2’%}错配修复癌症综合征（常染色体隐性遗传）、林奇综合征（常染色体显性遗传）明确相关。{%</w:t>
+            </w:r>
+            <w:proofErr w:type="spellStart"/>
+            <w:r>
+              <w:rPr>
+                <w:rFonts w:ascii="思源黑体 CN Normal" w:eastAsia="思源黑体 CN Normal" w:hAnsi="思源黑体 CN Normal" w:cs="思源黑体 CN Light"/>
+                <w:sz w:val="17"/>
+                <w:szCs w:val="17"/>
+              </w:rPr>
+              <w:t>elif</w:t>
+            </w:r>
+            <w:proofErr w:type="spellEnd"/>
+            <w:r>
+              <w:rPr>
+                <w:rFonts w:ascii="思源黑体 CN Normal" w:eastAsia="思源黑体 CN Normal" w:hAnsi="思源黑体 CN Normal" w:cs="思源黑体 CN Light"/>
+                <w:sz w:val="17"/>
+                <w:szCs w:val="17"/>
+              </w:rPr>
+              <w:t xml:space="preserve"> </w:t>
+            </w:r>
+            <w:proofErr w:type="spellStart"/>
+            <w:r>
+              <w:rPr>
+                <w:rFonts w:ascii="思源黑体 CN Normal" w:eastAsia="思源黑体 CN Normal" w:hAnsi="思源黑体 CN Normal" w:cs="思源黑体 CN Light"/>
+                <w:sz w:val="17"/>
+                <w:szCs w:val="17"/>
+              </w:rPr>
+              <w:t>a.gene_symbol</w:t>
+            </w:r>
+            <w:proofErr w:type="spellEnd"/>
+            <w:r>
+              <w:rPr>
+                <w:rFonts w:ascii="思源黑体 CN Normal" w:eastAsia="思源黑体 CN Normal" w:hAnsi="思源黑体 CN Normal" w:cs="思源黑体 CN Light"/>
+                <w:sz w:val="17"/>
+                <w:szCs w:val="17"/>
+              </w:rPr>
+              <w:t>==</w:t>
+            </w:r>
+            <w:r>
+              <w:rPr>
+                <w:rFonts w:ascii="思源黑体 CN Normal" w:eastAsia="思源黑体 CN Normal" w:hAnsi="思源黑体 CN Normal" w:cs="思源黑体 CN Light" w:hint="eastAsia"/>
+                <w:sz w:val="17"/>
+                <w:szCs w:val="17"/>
+              </w:rPr>
+              <w:t>‘M</w:t>
+            </w:r>
+            <w:r>
+              <w:rPr>
+                <w:rFonts w:ascii="思源黑体 CN Normal" w:eastAsia="思源黑体 CN Normal" w:hAnsi="思源黑体 CN Normal" w:cs="思源黑体 CN Light"/>
+                <w:sz w:val="17"/>
+                <w:szCs w:val="17"/>
+              </w:rPr>
+              <w:t>SH6’%}错配修复癌症综合征（常染色体隐性遗传）、林奇综合征（常染色体显性遗传）明确相关。{%</w:t>
+            </w:r>
+            <w:proofErr w:type="spellStart"/>
+            <w:r>
+              <w:rPr>
+                <w:rFonts w:ascii="思源黑体 CN Normal" w:eastAsia="思源黑体 CN Normal" w:hAnsi="思源黑体 CN Normal" w:cs="思源黑体 CN Light"/>
+                <w:sz w:val="17"/>
+                <w:szCs w:val="17"/>
+              </w:rPr>
+              <w:t>elif</w:t>
+            </w:r>
+            <w:proofErr w:type="spellEnd"/>
+            <w:r>
+              <w:rPr>
+                <w:rFonts w:ascii="思源黑体 CN Normal" w:eastAsia="思源黑体 CN Normal" w:hAnsi="思源黑体 CN Normal" w:cs="思源黑体 CN Light"/>
+                <w:sz w:val="17"/>
+                <w:szCs w:val="17"/>
+              </w:rPr>
+              <w:t xml:space="preserve"> </w:t>
+            </w:r>
+            <w:proofErr w:type="spellStart"/>
+            <w:r>
+              <w:rPr>
+                <w:rFonts w:ascii="思源黑体 CN Normal" w:eastAsia="思源黑体 CN Normal" w:hAnsi="思源黑体 CN Normal" w:cs="思源黑体 CN Light"/>
+                <w:sz w:val="17"/>
+                <w:szCs w:val="17"/>
+              </w:rPr>
+              <w:t>a.gene_symbol</w:t>
+            </w:r>
+            <w:proofErr w:type="spellEnd"/>
+            <w:r>
+              <w:rPr>
+                <w:rFonts w:ascii="思源黑体 CN Normal" w:eastAsia="思源黑体 CN Normal" w:hAnsi="思源黑体 CN Normal" w:cs="思源黑体 CN Light"/>
+                <w:sz w:val="17"/>
+                <w:szCs w:val="17"/>
+              </w:rPr>
+              <w:t>==</w:t>
+            </w:r>
+            <w:r>
+              <w:rPr>
+                <w:rFonts w:ascii="思源黑体 CN Normal" w:eastAsia="思源黑体 CN Normal" w:hAnsi="思源黑体 CN Normal" w:cs="思源黑体 CN Light" w:hint="eastAsia"/>
+                <w:sz w:val="17"/>
+                <w:szCs w:val="17"/>
+              </w:rPr>
+              <w:t>‘</w:t>
+            </w:r>
+            <w:r>
+              <w:rPr>
+                <w:rFonts w:ascii="思源黑体 CN Normal" w:eastAsia="思源黑体 CN Normal" w:hAnsi="思源黑体 CN Normal" w:cs="思源黑体 CN Light"/>
+                <w:sz w:val="17"/>
+                <w:szCs w:val="17"/>
+              </w:rPr>
+              <w:t>PMS2’%}错配修复癌症综合征（常染色体隐性遗传）、林奇综合征（常染色体显性遗传）明确相关。{%</w:t>
+            </w:r>
+            <w:proofErr w:type="spellStart"/>
+            <w:r>
+              <w:rPr>
+                <w:rFonts w:ascii="思源黑体 CN Normal" w:eastAsia="思源黑体 CN Normal" w:hAnsi="思源黑体 CN Normal" w:cs="思源黑体 CN Light"/>
+                <w:sz w:val="17"/>
+                <w:szCs w:val="17"/>
+              </w:rPr>
+              <w:t>elif</w:t>
+            </w:r>
+            <w:proofErr w:type="spellEnd"/>
+            <w:r>
+              <w:rPr>
+                <w:rFonts w:ascii="思源黑体 CN Normal" w:eastAsia="思源黑体 CN Normal" w:hAnsi="思源黑体 CN Normal" w:cs="思源黑体 CN Light"/>
+                <w:sz w:val="17"/>
+                <w:szCs w:val="17"/>
+              </w:rPr>
+              <w:t xml:space="preserve"> </w:t>
+            </w:r>
+            <w:proofErr w:type="spellStart"/>
+            <w:r>
+              <w:rPr>
+                <w:rFonts w:ascii="思源黑体 CN Normal" w:eastAsia="思源黑体 CN Normal" w:hAnsi="思源黑体 CN Normal" w:cs="思源黑体 CN Light"/>
+                <w:sz w:val="17"/>
+                <w:szCs w:val="17"/>
+              </w:rPr>
+              <w:t>a.gene_symbol</w:t>
+            </w:r>
+            <w:proofErr w:type="spellEnd"/>
+            <w:r>
+              <w:rPr>
+                <w:rFonts w:ascii="思源黑体 CN Normal" w:eastAsia="思源黑体 CN Normal" w:hAnsi="思源黑体 CN Normal" w:cs="思源黑体 CN Light"/>
+                <w:sz w:val="17"/>
+                <w:szCs w:val="17"/>
+              </w:rPr>
+              <w:t>==</w:t>
+            </w:r>
+            <w:r>
+              <w:rPr>
+                <w:rFonts w:ascii="思源黑体 CN Normal" w:eastAsia="思源黑体 CN Normal" w:hAnsi="思源黑体 CN Normal" w:cs="思源黑体 CN Light" w:hint="eastAsia"/>
+                <w:sz w:val="17"/>
+                <w:szCs w:val="17"/>
+              </w:rPr>
+              <w:t>‘</w:t>
+            </w:r>
+            <w:r>
+              <w:rPr>
+                <w:rFonts w:ascii="思源黑体 CN Normal" w:eastAsia="思源黑体 CN Normal" w:hAnsi="思源黑体 CN Normal" w:cs="思源黑体 CN Light"/>
+                <w:sz w:val="17"/>
+                <w:szCs w:val="17"/>
+              </w:rPr>
+              <w:t>EPCAM’%}</w:t>
+            </w:r>
+            <w:r>
+              <w:rPr>
+                <w:rFonts w:ascii="思源黑体 CN Normal" w:eastAsia="思源黑体 CN Normal" w:hAnsi="思源黑体 CN Normal" w:cs="思源黑体 CN Light" w:hint="eastAsia"/>
+                <w:sz w:val="17"/>
+                <w:szCs w:val="17"/>
+              </w:rPr>
+              <w:t>林奇综合征（常染色体显性遗传）明确相关。</w:t>
+            </w:r>
+            <w:r>
+              <w:rPr>
+                <w:rFonts w:ascii="思源黑体 CN Normal" w:eastAsia="思源黑体 CN Normal" w:hAnsi="思源黑体 CN Normal" w:cs="思源黑体 CN Light"/>
+                <w:sz w:val="17"/>
+                <w:szCs w:val="17"/>
+              </w:rPr>
+              <w:t>{%endif%}</w:t>
+            </w:r>
             <w:r>
               <w:rPr>
                 <w:rFonts w:ascii="思源黑体 CN Normal" w:eastAsia="思源黑体 CN Normal" w:hAnsi="思源黑体 CN Normal"/>
                 <w:sz w:val="17"/>
                 <w:szCs w:val="17"/>
               </w:rPr>
-              <w:t>%}</w:t>
-            </w:r>
-          </w:p>
-          <w:p>
-            <w:pPr>
-              <w:rPr>
-                <w:rFonts w:ascii="思源黑体 CN Normal" w:eastAsia="思源黑体 CN Normal" w:hAnsi="思源黑体 CN Normal"/>
-                <w:sz w:val="17"/>
-                <w:szCs w:val="17"/>
-              </w:rPr>
-            </w:pPr>
-            <w:r>
-              <w:rPr>
-                <w:rFonts w:ascii="思源黑体 CN Normal" w:eastAsia="思源黑体 CN Normal" w:hAnsi="思源黑体 CN Normal"/>
-                <w:sz w:val="17"/>
-                <w:szCs w:val="17"/>
-              </w:rPr>
-              <w:t>{{</w:t>
-            </w:r>
-            <w:proofErr w:type="spellStart"/>
-            <w:r>
-              <w:rPr>
-                <w:rFonts w:ascii="思源黑体 CN Normal" w:eastAsia="思源黑体 CN Normal" w:hAnsi="思源黑体 CN Normal"/>
-                <w:sz w:val="17"/>
-                <w:szCs w:val="17"/>
-              </w:rPr>
-              <w:t>b.evi_interpretation|e</w:t>
-            </w:r>
-            <w:proofErr w:type="spellEnd"/>
-            <w:r>
-              <w:rPr>
-                <w:rFonts w:ascii="思源黑体 CN Normal" w:eastAsia="思源黑体 CN Normal" w:hAnsi="思源黑体 CN Normal"/>
-                <w:sz w:val="17"/>
-                <w:szCs w:val="17"/>
-              </w:rPr>
-              <w:t>}}</w:t>
-            </w:r>
-            <w:r>
-              <w:rPr>
-                <w:rFonts w:ascii="思源黑体 CN Normal" w:eastAsia="思源黑体 CN Normal" w:hAnsi="思源黑体 CN Normal" w:hint="eastAsia"/>
-                <w:sz w:val="17"/>
-                <w:szCs w:val="17"/>
-              </w:rPr>
-              <w:t>{%</w:t>
-            </w:r>
-            <w:r>
-              <w:rPr>
-                <w:rFonts w:ascii="思源黑体 CN Normal" w:eastAsia="思源黑体 CN Normal" w:hAnsi="思源黑体 CN Normal"/>
-                <w:sz w:val="17"/>
-                <w:szCs w:val="17"/>
-              </w:rPr>
-              <w:t>if “</w:t>
-            </w:r>
-            <w:r>
-              <w:rPr>
-                <w:rFonts w:ascii="思源黑体 CN Normal" w:eastAsia="思源黑体 CN Normal" w:hAnsi="思源黑体 CN Normal" w:hint="eastAsia"/>
-                <w:sz w:val="17"/>
-                <w:szCs w:val="17"/>
-              </w:rPr>
-              <w:t>林奇</w:t>
-            </w:r>
-            <w:r>
-              <w:rPr>
-                <w:rFonts w:ascii="思源黑体 CN Normal" w:eastAsia="思源黑体 CN Normal" w:hAnsi="思源黑体 CN Normal"/>
-                <w:sz w:val="17"/>
-                <w:szCs w:val="17"/>
-              </w:rPr>
-              <w:t xml:space="preserve">” in </w:t>
-            </w:r>
-            <w:proofErr w:type="spellStart"/>
-            <w:r>
-              <w:rPr>
-                <w:rFonts w:ascii="思源黑体 CN Normal" w:eastAsia="思源黑体 CN Normal" w:hAnsi="思源黑体 CN Normal"/>
-                <w:sz w:val="17"/>
-                <w:szCs w:val="17"/>
-              </w:rPr>
-              <w:t>sample.prod_names</w:t>
-            </w:r>
-            <w:proofErr w:type="spellEnd"/>
-            <w:r>
-              <w:rPr>
-                <w:rFonts w:ascii="思源黑体 CN Normal" w:eastAsia="思源黑体 CN Normal" w:hAnsi="思源黑体 CN Normal" w:hint="eastAsia"/>
-                <w:sz w:val="17"/>
-                <w:szCs w:val="17"/>
-              </w:rPr>
-              <w:t>%}</w:t>
-            </w:r>
-            <w:r>
-              <w:rPr>
-                <w:rFonts w:ascii="思源黑体 CN Normal" w:eastAsia="思源黑体 CN Normal" w:hAnsi="思源黑体 CN Normal" w:cs="思源黑体 CN Light"/>
-                <w:sz w:val="17"/>
-                <w:szCs w:val="17"/>
-              </w:rPr>
-              <w:t>{{</w:t>
-            </w:r>
-            <w:proofErr w:type="spellStart"/>
-            <w:r>
-              <w:rPr>
-                <w:rFonts w:ascii="思源黑体 CN Normal" w:eastAsia="思源黑体 CN Normal" w:hAnsi="思源黑体 CN Normal" w:cs="思源黑体 CN Light"/>
-                <w:sz w:val="17"/>
-                <w:szCs w:val="17"/>
-              </w:rPr>
-              <w:t>a.gene_symbol</w:t>
-            </w:r>
-            <w:proofErr w:type="spellEnd"/>
-            <w:r>
-              <w:rPr>
-                <w:rFonts w:ascii="思源黑体 CN Normal" w:eastAsia="思源黑体 CN Normal" w:hAnsi="思源黑体 CN Normal" w:cs="思源黑体 CN Light"/>
-                <w:sz w:val="17"/>
-                <w:szCs w:val="17"/>
-              </w:rPr>
-              <w:t xml:space="preserve">}}基因的致病性或疑似致病性胚系变异与{%if </w:t>
-            </w:r>
-            <w:proofErr w:type="spellStart"/>
-            <w:r>
-              <w:rPr>
-                <w:rFonts w:ascii="思源黑体 CN Normal" w:eastAsia="思源黑体 CN Normal" w:hAnsi="思源黑体 CN Normal" w:cs="思源黑体 CN Light"/>
-                <w:sz w:val="17"/>
-                <w:szCs w:val="17"/>
-              </w:rPr>
-              <w:t>a.gene_symbol</w:t>
-            </w:r>
-            <w:proofErr w:type="spellEnd"/>
-            <w:r>
-              <w:rPr>
-                <w:rFonts w:ascii="思源黑体 CN Normal" w:eastAsia="思源黑体 CN Normal" w:hAnsi="思源黑体 CN Normal" w:cs="思源黑体 CN Light"/>
-                <w:sz w:val="17"/>
-                <w:szCs w:val="17"/>
-              </w:rPr>
-              <w:t>==</w:t>
-            </w:r>
-            <w:r>
-              <w:rPr>
-                <w:rFonts w:ascii="思源黑体 CN Normal" w:eastAsia="思源黑体 CN Normal" w:hAnsi="思源黑体 CN Normal" w:cs="思源黑体 CN Light" w:hint="eastAsia"/>
-                <w:sz w:val="17"/>
-                <w:szCs w:val="17"/>
-              </w:rPr>
-              <w:t>‘</w:t>
-            </w:r>
-            <w:r>
-              <w:rPr>
-                <w:rFonts w:ascii="思源黑体 CN Normal" w:eastAsia="思源黑体 CN Normal" w:hAnsi="思源黑体 CN Normal" w:cs="思源黑体 CN Light"/>
-                <w:sz w:val="17"/>
-                <w:szCs w:val="17"/>
-              </w:rPr>
-              <w:t>MLH1’%}错配修复癌症综合征（常染色体隐性遗传）、林奇综合征（常染色体显性遗传）明确相关。{%</w:t>
-            </w:r>
-            <w:proofErr w:type="spellStart"/>
-            <w:r>
-              <w:rPr>
-                <w:rFonts w:ascii="思源黑体 CN Normal" w:eastAsia="思源黑体 CN Normal" w:hAnsi="思源黑体 CN Normal" w:cs="思源黑体 CN Light"/>
-                <w:sz w:val="17"/>
-                <w:szCs w:val="17"/>
-              </w:rPr>
-              <w:t>elif</w:t>
-            </w:r>
-            <w:proofErr w:type="spellEnd"/>
-            <w:r>
-              <w:rPr>
-                <w:rFonts w:ascii="思源黑体 CN Normal" w:eastAsia="思源黑体 CN Normal" w:hAnsi="思源黑体 CN Normal" w:cs="思源黑体 CN Light"/>
-                <w:sz w:val="17"/>
-                <w:szCs w:val="17"/>
-              </w:rPr>
-              <w:t xml:space="preserve"> </w:t>
-            </w:r>
-            <w:proofErr w:type="spellStart"/>
-            <w:r>
-              <w:rPr>
-                <w:rFonts w:ascii="思源黑体 CN Normal" w:eastAsia="思源黑体 CN Normal" w:hAnsi="思源黑体 CN Normal" w:cs="思源黑体 CN Light"/>
-                <w:sz w:val="17"/>
-                <w:szCs w:val="17"/>
-              </w:rPr>
-              <w:t>a.gene_symbol</w:t>
-            </w:r>
-            <w:proofErr w:type="spellEnd"/>
-            <w:r>
-              <w:rPr>
-                <w:rFonts w:ascii="思源黑体 CN Normal" w:eastAsia="思源黑体 CN Normal" w:hAnsi="思源黑体 CN Normal" w:cs="思源黑体 CN Light"/>
-                <w:sz w:val="17"/>
-                <w:szCs w:val="17"/>
-              </w:rPr>
-              <w:t>==</w:t>
-            </w:r>
-            <w:r>
-              <w:rPr>
-                <w:rFonts w:ascii="思源黑体 CN Normal" w:eastAsia="思源黑体 CN Normal" w:hAnsi="思源黑体 CN Normal" w:cs="思源黑体 CN Light" w:hint="eastAsia"/>
-                <w:sz w:val="17"/>
-                <w:szCs w:val="17"/>
-              </w:rPr>
-              <w:t>‘</w:t>
-            </w:r>
-            <w:r>
-              <w:rPr>
-                <w:rFonts w:ascii="思源黑体 CN Normal" w:eastAsia="思源黑体 CN Normal" w:hAnsi="思源黑体 CN Normal" w:cs="思源黑体 CN Light"/>
-                <w:sz w:val="17"/>
-                <w:szCs w:val="17"/>
-              </w:rPr>
-              <w:t>MSH2’%}错配修复癌症综合征（常染色体隐性遗传）、林奇综合征（常染色体显性遗传）明确相关。{%</w:t>
-            </w:r>
-            <w:proofErr w:type="spellStart"/>
-            <w:r>
-              <w:rPr>
-                <w:rFonts w:ascii="思源黑体 CN Normal" w:eastAsia="思源黑体 CN Normal" w:hAnsi="思源黑体 CN Normal" w:cs="思源黑体 CN Light"/>
-                <w:sz w:val="17"/>
-                <w:szCs w:val="17"/>
-              </w:rPr>
-              <w:t>elif</w:t>
-            </w:r>
-            <w:proofErr w:type="spellEnd"/>
-            <w:r>
-              <w:rPr>
-                <w:rFonts w:ascii="思源黑体 CN Normal" w:eastAsia="思源黑体 CN Normal" w:hAnsi="思源黑体 CN Normal" w:cs="思源黑体 CN Light"/>
-                <w:sz w:val="17"/>
-                <w:szCs w:val="17"/>
-              </w:rPr>
-              <w:t xml:space="preserve"> </w:t>
-            </w:r>
-            <w:proofErr w:type="spellStart"/>
-            <w:r>
-              <w:rPr>
-                <w:rFonts w:ascii="思源黑体 CN Normal" w:eastAsia="思源黑体 CN Normal" w:hAnsi="思源黑体 CN Normal" w:cs="思源黑体 CN Light"/>
-                <w:sz w:val="17"/>
-                <w:szCs w:val="17"/>
-              </w:rPr>
-              <w:t>a.gene_symbol</w:t>
-            </w:r>
-            <w:proofErr w:type="spellEnd"/>
-            <w:r>
-              <w:rPr>
-                <w:rFonts w:ascii="思源黑体 CN Normal" w:eastAsia="思源黑体 CN Normal" w:hAnsi="思源黑体 CN Normal" w:cs="思源黑体 CN Light"/>
-                <w:sz w:val="17"/>
-                <w:szCs w:val="17"/>
-              </w:rPr>
-              <w:t>==</w:t>
-            </w:r>
-            <w:r>
-              <w:rPr>
-                <w:rFonts w:ascii="思源黑体 CN Normal" w:eastAsia="思源黑体 CN Normal" w:hAnsi="思源黑体 CN Normal" w:cs="思源黑体 CN Light" w:hint="eastAsia"/>
-                <w:sz w:val="17"/>
-                <w:szCs w:val="17"/>
-              </w:rPr>
-              <w:t>‘M</w:t>
-            </w:r>
-            <w:r>
-              <w:rPr>
-                <w:rFonts w:ascii="思源黑体 CN Normal" w:eastAsia="思源黑体 CN Normal" w:hAnsi="思源黑体 CN Normal" w:cs="思源黑体 CN Light"/>
-                <w:sz w:val="17"/>
-                <w:szCs w:val="17"/>
-              </w:rPr>
-              <w:t>SH6’%}错配修复癌症综合征（常染色体隐性遗传）、林奇综合征（常染色体显性遗传）明确相关。{%</w:t>
-            </w:r>
-            <w:proofErr w:type="spellStart"/>
-            <w:r>
-              <w:rPr>
-                <w:rFonts w:ascii="思源黑体 CN Normal" w:eastAsia="思源黑体 CN Normal" w:hAnsi="思源黑体 CN Normal" w:cs="思源黑体 CN Light"/>
-                <w:sz w:val="17"/>
-                <w:szCs w:val="17"/>
-              </w:rPr>
-              <w:t>elif</w:t>
-            </w:r>
-            <w:proofErr w:type="spellEnd"/>
-            <w:r>
-              <w:rPr>
-                <w:rFonts w:ascii="思源黑体 CN Normal" w:eastAsia="思源黑体 CN Normal" w:hAnsi="思源黑体 CN Normal" w:cs="思源黑体 CN Light"/>
-                <w:sz w:val="17"/>
-                <w:szCs w:val="17"/>
-              </w:rPr>
-              <w:t xml:space="preserve"> </w:t>
-            </w:r>
-            <w:proofErr w:type="spellStart"/>
-            <w:r>
-              <w:rPr>
-                <w:rFonts w:ascii="思源黑体 CN Normal" w:eastAsia="思源黑体 CN Normal" w:hAnsi="思源黑体 CN Normal" w:cs="思源黑体 CN Light"/>
-                <w:sz w:val="17"/>
-                <w:szCs w:val="17"/>
-              </w:rPr>
-              <w:t>a.gene_symbol</w:t>
-            </w:r>
-            <w:proofErr w:type="spellEnd"/>
-            <w:r>
-              <w:rPr>
-                <w:rFonts w:ascii="思源黑体 CN Normal" w:eastAsia="思源黑体 CN Normal" w:hAnsi="思源黑体 CN Normal" w:cs="思源黑体 CN Light"/>
-                <w:sz w:val="17"/>
-                <w:szCs w:val="17"/>
-              </w:rPr>
-              <w:t>==</w:t>
-            </w:r>
-            <w:r>
-              <w:rPr>
-                <w:rFonts w:ascii="思源黑体 CN Normal" w:eastAsia="思源黑体 CN Normal" w:hAnsi="思源黑体 CN Normal" w:cs="思源黑体 CN Light" w:hint="eastAsia"/>
-                <w:sz w:val="17"/>
-                <w:szCs w:val="17"/>
-              </w:rPr>
-              <w:t>‘</w:t>
-            </w:r>
-            <w:r>
-              <w:rPr>
-                <w:rFonts w:ascii="思源黑体 CN Normal" w:eastAsia="思源黑体 CN Normal" w:hAnsi="思源黑体 CN Normal" w:cs="思源黑体 CN Light"/>
-                <w:sz w:val="17"/>
-                <w:szCs w:val="17"/>
-              </w:rPr>
-              <w:t>PMS2’%}错配修复癌症综合征（常染色体隐性遗传）、林奇综合征（常染色体显性遗传）明确相关。{%</w:t>
-            </w:r>
-            <w:proofErr w:type="spellStart"/>
-            <w:r>
-              <w:rPr>
-                <w:rFonts w:ascii="思源黑体 CN Normal" w:eastAsia="思源黑体 CN Normal" w:hAnsi="思源黑体 CN Normal" w:cs="思源黑体 CN Light"/>
-                <w:sz w:val="17"/>
-                <w:szCs w:val="17"/>
-              </w:rPr>
-              <w:t>elif</w:t>
-            </w:r>
-            <w:proofErr w:type="spellEnd"/>
-            <w:r>
-              <w:rPr>
-                <w:rFonts w:ascii="思源黑体 CN Normal" w:eastAsia="思源黑体 CN Normal" w:hAnsi="思源黑体 CN Normal" w:cs="思源黑体 CN Light"/>
-                <w:sz w:val="17"/>
-                <w:szCs w:val="17"/>
-              </w:rPr>
-              <w:t xml:space="preserve"> </w:t>
-            </w:r>
-            <w:proofErr w:type="spellStart"/>
-            <w:r>
-              <w:rPr>
-                <w:rFonts w:ascii="思源黑体 CN Normal" w:eastAsia="思源黑体 CN Normal" w:hAnsi="思源黑体 CN Normal" w:cs="思源黑体 CN Light"/>
-                <w:sz w:val="17"/>
-                <w:szCs w:val="17"/>
-              </w:rPr>
-              <w:t>a.gene_symbol</w:t>
-            </w:r>
-            <w:proofErr w:type="spellEnd"/>
-            <w:r>
-              <w:rPr>
-                <w:rFonts w:ascii="思源黑体 CN Normal" w:eastAsia="思源黑体 CN Normal" w:hAnsi="思源黑体 CN Normal" w:cs="思源黑体 CN Light"/>
-                <w:sz w:val="17"/>
-                <w:szCs w:val="17"/>
-              </w:rPr>
-              <w:t>==</w:t>
-            </w:r>
-            <w:r>
-              <w:rPr>
-                <w:rFonts w:ascii="思源黑体 CN Normal" w:eastAsia="思源黑体 CN Normal" w:hAnsi="思源黑体 CN Normal" w:cs="思源黑体 CN Light" w:hint="eastAsia"/>
-                <w:sz w:val="17"/>
-                <w:szCs w:val="17"/>
-              </w:rPr>
-              <w:t>‘</w:t>
-            </w:r>
-            <w:r>
-              <w:rPr>
-                <w:rFonts w:ascii="思源黑体 CN Normal" w:eastAsia="思源黑体 CN Normal" w:hAnsi="思源黑体 CN Normal" w:cs="思源黑体 CN Light"/>
-                <w:sz w:val="17"/>
-                <w:szCs w:val="17"/>
-              </w:rPr>
-              <w:t>EPCAM’%}</w:t>
-            </w:r>
-            <w:r>
-              <w:rPr>
-                <w:rFonts w:ascii="思源黑体 CN Normal" w:eastAsia="思源黑体 CN Normal" w:hAnsi="思源黑体 CN Normal" w:cs="思源黑体 CN Light" w:hint="eastAsia"/>
-                <w:sz w:val="17"/>
-                <w:szCs w:val="17"/>
-              </w:rPr>
-              <w:t>林奇综合征（常染色体显性遗传）明确相关。</w:t>
-            </w:r>
-            <w:r>
-              <w:rPr>
-                <w:rFonts w:ascii="思源黑体 CN Normal" w:eastAsia="思源黑体 CN Normal" w:hAnsi="思源黑体 CN Normal" w:cs="思源黑体 CN Light"/>
-                <w:sz w:val="17"/>
-                <w:szCs w:val="17"/>
-              </w:rPr>
-              <w:t>{%endif</w:t>
-            </w:r>
-            <w:proofErr w:type="gramStart"/>
-            <w:r>
-              <w:rPr>
-                <w:rFonts w:ascii="思源黑体 CN Normal" w:eastAsia="思源黑体 CN Normal" w:hAnsi="思源黑体 CN Normal" w:cs="思源黑体 CN Light"/>
-                <w:sz w:val="17"/>
-                <w:szCs w:val="17"/>
-              </w:rPr>
-              <w:t>%}</w:t>
-            </w:r>
-            <w:r>
-              <w:rPr>
-                <w:rFonts w:ascii="思源黑体 CN Normal" w:eastAsia="思源黑体 CN Normal" w:hAnsi="思源黑体 CN Normal"/>
-                <w:sz w:val="17"/>
-                <w:szCs w:val="17"/>
-              </w:rPr>
-              <w:t>{</w:t>
-            </w:r>
-            <w:proofErr w:type="gramEnd"/>
-            <w:r>
-              <w:rPr>
-                <w:rFonts w:ascii="思源黑体 CN Normal" w:eastAsia="思源黑体 CN Normal" w:hAnsi="思源黑体 CN Normal"/>
-                <w:sz w:val="17"/>
-                <w:szCs w:val="17"/>
-              </w:rPr>
-              <w:t>%endif%}</w:t>
+              <w:t>{%endif%}</w:t>
             </w:r>
           </w:p>
           <w:p>
@@ -14489,25 +13690,7 @@
           <w:sz w:val="16"/>
           <w:szCs w:val="16"/>
         </w:rPr>
-        <w:t>var.var_</w:t>
-      </w:r>
-      <w:proofErr w:type="gramStart"/>
-      <w:r>
-        <w:rPr>
-          <w:rFonts w:ascii="思源黑体 CN Normal" w:eastAsia="思源黑体 CN Normal" w:hAnsi="思源黑体 CN Normal"/>
-          <w:sz w:val="16"/>
-          <w:szCs w:val="16"/>
-        </w:rPr>
-        <w:t>germline.level</w:t>
-      </w:r>
-      <w:proofErr w:type="gramEnd"/>
-      <w:r>
-        <w:rPr>
-          <w:rFonts w:ascii="思源黑体 CN Normal" w:eastAsia="思源黑体 CN Normal" w:hAnsi="思源黑体 CN Normal"/>
-          <w:sz w:val="16"/>
-          <w:szCs w:val="16"/>
-        </w:rPr>
-        <w:t>_3 + var.germline_cnv.level_3</w:t>
+        <w:t>var.var_germline.level_3 + var.germline_cnv.level_3</w:t>
       </w:r>
       <w:r>
         <w:rPr>
@@ -14540,25 +13723,7 @@
           <w:sz w:val="16"/>
           <w:szCs w:val="16"/>
         </w:rPr>
-        <w:t>var.var_</w:t>
-      </w:r>
-      <w:proofErr w:type="gramStart"/>
-      <w:r>
-        <w:rPr>
-          <w:rFonts w:ascii="思源黑体 CN Normal" w:eastAsia="思源黑体 CN Normal" w:hAnsi="思源黑体 CN Normal"/>
-          <w:sz w:val="16"/>
-          <w:szCs w:val="16"/>
-        </w:rPr>
-        <w:t>germline.level</w:t>
-      </w:r>
-      <w:proofErr w:type="gramEnd"/>
-      <w:r>
-        <w:rPr>
-          <w:rFonts w:ascii="思源黑体 CN Normal" w:eastAsia="思源黑体 CN Normal" w:hAnsi="思源黑体 CN Normal"/>
-          <w:sz w:val="16"/>
-          <w:szCs w:val="16"/>
-        </w:rPr>
-        <w:t>_3 + var.germline_cnv.level_3</w:t>
+        <w:t>var.var_germline.level_3 + var.germline_cnv.level_3</w:t>
       </w:r>
       <w:r>
         <w:rPr>
@@ -14640,7 +13805,6 @@
               <w:t>{</w:t>
             </w:r>
             <w:proofErr w:type="spellStart"/>
-            <w:proofErr w:type="gramStart"/>
             <w:r>
               <w:rPr>
                 <w:rFonts w:ascii="思源黑体 CN Bold" w:eastAsia="思源黑体 CN Bold" w:hAnsi="思源黑体 CN Bold"/>
@@ -14652,9 +13816,9 @@
                 <w:sz w:val="18"/>
                 <w:szCs w:val="18"/>
               </w:rPr>
-              <w:t>a.gene</w:t>
-            </w:r>
-            <w:proofErr w:type="gramEnd"/>
+              <w:t>a.gene_symbol</w:t>
+            </w:r>
+            <w:proofErr w:type="spellEnd"/>
             <w:r>
               <w:rPr>
                 <w:rFonts w:ascii="思源黑体 CN Bold" w:eastAsia="思源黑体 CN Bold" w:hAnsi="思源黑体 CN Bold"/>
@@ -14666,22 +13830,20 @@
                 <w:sz w:val="18"/>
                 <w:szCs w:val="18"/>
               </w:rPr>
-              <w:t>_symbol</w:t>
-            </w:r>
-            <w:proofErr w:type="spellEnd"/>
+              <w:t>}}</w:t>
+            </w:r>
             <w:r>
               <w:rPr>
                 <w:rFonts w:ascii="思源黑体 CN Bold" w:eastAsia="思源黑体 CN Bold" w:hAnsi="思源黑体 CN Bold"/>
                 <w:b/>
                 <w:bCs/>
-                <w:i/>
-                <w:iCs/>
                 <w:color w:val="FFFFFF" w:themeColor="background1"/>
                 <w:sz w:val="18"/>
                 <w:szCs w:val="18"/>
               </w:rPr>
-              <w:t>}}</w:t>
-            </w:r>
+              <w:t xml:space="preserve"> {%if </w:t>
+            </w:r>
+            <w:proofErr w:type="spellStart"/>
             <w:r>
               <w:rPr>
                 <w:rFonts w:ascii="思源黑体 CN Bold" w:eastAsia="思源黑体 CN Bold" w:hAnsi="思源黑体 CN Bold"/>
@@ -14691,9 +13853,9 @@
                 <w:sz w:val="18"/>
                 <w:szCs w:val="18"/>
               </w:rPr>
-              <w:t xml:space="preserve"> {%if </w:t>
-            </w:r>
-            <w:proofErr w:type="spellStart"/>
+              <w:t>a.type</w:t>
+            </w:r>
+            <w:proofErr w:type="spellEnd"/>
             <w:r>
               <w:rPr>
                 <w:rFonts w:ascii="思源黑体 CN Bold" w:eastAsia="思源黑体 CN Bold" w:hAnsi="思源黑体 CN Bold"/>
@@ -14703,9 +13865,9 @@
                 <w:sz w:val="18"/>
                 <w:szCs w:val="18"/>
               </w:rPr>
-              <w:t>a.type</w:t>
-            </w:r>
-            <w:proofErr w:type="spellEnd"/>
+              <w:t>==”Loss”%}{{</w:t>
+            </w:r>
+            <w:proofErr w:type="spellStart"/>
             <w:r>
               <w:rPr>
                 <w:rFonts w:ascii="思源黑体 CN Bold" w:eastAsia="思源黑体 CN Bold" w:hAnsi="思源黑体 CN Bold"/>
@@ -14715,9 +13877,9 @@
                 <w:sz w:val="18"/>
                 <w:szCs w:val="18"/>
               </w:rPr>
-              <w:t>==”Loss”%}{{</w:t>
-            </w:r>
-            <w:proofErr w:type="spellStart"/>
+              <w:t>a.value</w:t>
+            </w:r>
+            <w:proofErr w:type="spellEnd"/>
             <w:r>
               <w:rPr>
                 <w:rFonts w:ascii="思源黑体 CN Bold" w:eastAsia="思源黑体 CN Bold" w:hAnsi="思源黑体 CN Bold"/>
@@ -14727,9 +13889,9 @@
                 <w:sz w:val="18"/>
                 <w:szCs w:val="18"/>
               </w:rPr>
-              <w:t>a.value</w:t>
-            </w:r>
-            <w:proofErr w:type="spellEnd"/>
+              <w:t xml:space="preserve">}} del{% </w:t>
+            </w:r>
+            <w:proofErr w:type="spellStart"/>
             <w:r>
               <w:rPr>
                 <w:rFonts w:ascii="思源黑体 CN Bold" w:eastAsia="思源黑体 CN Bold" w:hAnsi="思源黑体 CN Bold"/>
@@ -14739,9 +13901,9 @@
                 <w:sz w:val="18"/>
                 <w:szCs w:val="18"/>
               </w:rPr>
-              <w:t xml:space="preserve">}} del{% </w:t>
-            </w:r>
-            <w:proofErr w:type="spellStart"/>
+              <w:t>elif</w:t>
+            </w:r>
+            <w:proofErr w:type="spellEnd"/>
             <w:r>
               <w:rPr>
                 <w:rFonts w:ascii="思源黑体 CN Bold" w:eastAsia="思源黑体 CN Bold" w:hAnsi="思源黑体 CN Bold"/>
@@ -14751,9 +13913,9 @@
                 <w:sz w:val="18"/>
                 <w:szCs w:val="18"/>
               </w:rPr>
-              <w:t>elif</w:t>
-            </w:r>
-            <w:proofErr w:type="spellEnd"/>
+              <w:t xml:space="preserve"> </w:t>
+            </w:r>
+            <w:proofErr w:type="spellStart"/>
             <w:r>
               <w:rPr>
                 <w:rFonts w:ascii="思源黑体 CN Bold" w:eastAsia="思源黑体 CN Bold" w:hAnsi="思源黑体 CN Bold"/>
@@ -14763,9 +13925,9 @@
                 <w:sz w:val="18"/>
                 <w:szCs w:val="18"/>
               </w:rPr>
-              <w:t xml:space="preserve"> </w:t>
-            </w:r>
-            <w:proofErr w:type="spellStart"/>
+              <w:t>a.type</w:t>
+            </w:r>
+            <w:proofErr w:type="spellEnd"/>
             <w:r>
               <w:rPr>
                 <w:rFonts w:ascii="思源黑体 CN Bold" w:eastAsia="思源黑体 CN Bold" w:hAnsi="思源黑体 CN Bold"/>
@@ -14775,9 +13937,9 @@
                 <w:sz w:val="18"/>
                 <w:szCs w:val="18"/>
               </w:rPr>
-              <w:t>a.type</w:t>
-            </w:r>
-            <w:proofErr w:type="spellEnd"/>
+              <w:t>==”Gain”%}{{</w:t>
+            </w:r>
+            <w:proofErr w:type="spellStart"/>
             <w:r>
               <w:rPr>
                 <w:rFonts w:ascii="思源黑体 CN Bold" w:eastAsia="思源黑体 CN Bold" w:hAnsi="思源黑体 CN Bold"/>
@@ -14787,9 +13949,9 @@
                 <w:sz w:val="18"/>
                 <w:szCs w:val="18"/>
               </w:rPr>
-              <w:t>==”Gain”%}{{</w:t>
-            </w:r>
-            <w:proofErr w:type="spellStart"/>
+              <w:t>a.value</w:t>
+            </w:r>
+            <w:proofErr w:type="spellEnd"/>
             <w:r>
               <w:rPr>
                 <w:rFonts w:ascii="思源黑体 CN Bold" w:eastAsia="思源黑体 CN Bold" w:hAnsi="思源黑体 CN Bold"/>
@@ -14799,9 +13961,9 @@
                 <w:sz w:val="18"/>
                 <w:szCs w:val="18"/>
               </w:rPr>
-              <w:t>a.value</w:t>
-            </w:r>
-            <w:proofErr w:type="spellEnd"/>
+              <w:t>}} dup{% else%}{{</w:t>
+            </w:r>
+            <w:proofErr w:type="spellStart"/>
             <w:r>
               <w:rPr>
                 <w:rFonts w:ascii="思源黑体 CN Bold" w:eastAsia="思源黑体 CN Bold" w:hAnsi="思源黑体 CN Bold"/>
@@ -14811,9 +13973,9 @@
                 <w:sz w:val="18"/>
                 <w:szCs w:val="18"/>
               </w:rPr>
-              <w:t>}} dup{% else%}{{</w:t>
-            </w:r>
-            <w:proofErr w:type="spellStart"/>
+              <w:t>a.gene_region</w:t>
+            </w:r>
+            <w:proofErr w:type="spellEnd"/>
             <w:r>
               <w:rPr>
                 <w:rFonts w:ascii="思源黑体 CN Bold" w:eastAsia="思源黑体 CN Bold" w:hAnsi="思源黑体 CN Bold"/>
@@ -14823,9 +13985,9 @@
                 <w:sz w:val="18"/>
                 <w:szCs w:val="18"/>
               </w:rPr>
-              <w:t>a.gene_region</w:t>
-            </w:r>
-            <w:proofErr w:type="spellEnd"/>
+              <w:t>}} {{</w:t>
+            </w:r>
+            <w:proofErr w:type="spellStart"/>
             <w:r>
               <w:rPr>
                 <w:rFonts w:ascii="思源黑体 CN Bold" w:eastAsia="思源黑体 CN Bold" w:hAnsi="思源黑体 CN Bold"/>
@@ -14835,9 +13997,9 @@
                 <w:sz w:val="18"/>
                 <w:szCs w:val="18"/>
               </w:rPr>
-              <w:t>}} {{</w:t>
-            </w:r>
-            <w:proofErr w:type="spellStart"/>
+              <w:t>a.hgvs_c</w:t>
+            </w:r>
+            <w:proofErr w:type="spellEnd"/>
             <w:r>
               <w:rPr>
                 <w:rFonts w:ascii="思源黑体 CN Bold" w:eastAsia="思源黑体 CN Bold" w:hAnsi="思源黑体 CN Bold"/>
@@ -14847,9 +14009,9 @@
                 <w:sz w:val="18"/>
                 <w:szCs w:val="18"/>
               </w:rPr>
-              <w:t>a.hgvs_c</w:t>
-            </w:r>
-            <w:proofErr w:type="spellEnd"/>
+              <w:t xml:space="preserve">}}{%if </w:t>
+            </w:r>
+            <w:proofErr w:type="spellStart"/>
             <w:r>
               <w:rPr>
                 <w:rFonts w:ascii="思源黑体 CN Bold" w:eastAsia="思源黑体 CN Bold" w:hAnsi="思源黑体 CN Bold"/>
@@ -14859,7 +14021,19 @@
                 <w:sz w:val="18"/>
                 <w:szCs w:val="18"/>
               </w:rPr>
-              <w:t>}}{%if a.hgvs_p!=”p.?”%} {{a.hgvs_p}}{%endif%}{%endif%}</w:t>
+              <w:t>a.hgvs_p</w:t>
+            </w:r>
+            <w:proofErr w:type="spellEnd"/>
+            <w:r>
+              <w:rPr>
+                <w:rFonts w:ascii="思源黑体 CN Bold" w:eastAsia="思源黑体 CN Bold" w:hAnsi="思源黑体 CN Bold"/>
+                <w:b/>
+                <w:bCs/>
+                <w:color w:val="FFFFFF" w:themeColor="background1"/>
+                <w:sz w:val="18"/>
+                <w:szCs w:val="18"/>
+              </w:rPr>
+              <w:t>!=”p.?”%} {{a.hgvs_p}}{%endif%}{%endif%}</w:t>
             </w:r>
           </w:p>
         </w:tc>
@@ -14937,23 +14111,13 @@
               <w:t>{{</w:t>
             </w:r>
             <w:proofErr w:type="spellStart"/>
-            <w:proofErr w:type="gramStart"/>
             <w:r>
               <w:rPr>
                 <w:rFonts w:ascii="思源黑体 CN Normal" w:eastAsia="思源黑体 CN Normal" w:hAnsi="思源黑体 CN Normal"/>
                 <w:sz w:val="17"/>
                 <w:szCs w:val="17"/>
               </w:rPr>
-              <w:t>a.gene</w:t>
-            </w:r>
-            <w:proofErr w:type="gramEnd"/>
-            <w:r>
-              <w:rPr>
-                <w:rFonts w:ascii="思源黑体 CN Normal" w:eastAsia="思源黑体 CN Normal" w:hAnsi="思源黑体 CN Normal"/>
-                <w:sz w:val="17"/>
-                <w:szCs w:val="17"/>
-              </w:rPr>
-              <w:t>_function</w:t>
+              <w:t>a.gene_function</w:t>
             </w:r>
             <w:r>
               <w:rPr>
@@ -15559,9 +14723,9 @@
           <w:szCs w:val="13"/>
           <w:highlight w:val="magenta"/>
         </w:rPr>
-        <w:t>page_</w:t>
+        <w:t>page_break</w:t>
       </w:r>
-      <w:proofErr w:type="gramStart"/>
+      <w:proofErr w:type="spellEnd"/>
       <w:r>
         <w:rPr>
           <w:rFonts w:ascii="思源黑体 CN Light" w:eastAsia="思源黑体 CN Light" w:hAnsi="思源黑体 CN Light" w:hint="eastAsia"/>
@@ -15570,29 +14734,7 @@
           <w:szCs w:val="13"/>
           <w:highlight w:val="magenta"/>
         </w:rPr>
-        <w:t>break</w:t>
-      </w:r>
-      <w:proofErr w:type="spellEnd"/>
-      <w:r>
-        <w:rPr>
-          <w:rFonts w:ascii="思源黑体 CN Light" w:eastAsia="思源黑体 CN Light" w:hAnsi="思源黑体 CN Light" w:hint="eastAsia"/>
-          <w:color w:val="595959" w:themeColor="text1" w:themeTint="A6"/>
-          <w:sz w:val="13"/>
-          <w:szCs w:val="13"/>
-          <w:highlight w:val="magenta"/>
-        </w:rPr>
-        <w:t xml:space="preserve"> }</w:t>
-      </w:r>
-      <w:proofErr w:type="gramEnd"/>
-      <w:r>
-        <w:rPr>
-          <w:rFonts w:ascii="思源黑体 CN Light" w:eastAsia="思源黑体 CN Light" w:hAnsi="思源黑体 CN Light" w:hint="eastAsia"/>
-          <w:color w:val="595959" w:themeColor="text1" w:themeTint="A6"/>
-          <w:sz w:val="13"/>
-          <w:szCs w:val="13"/>
-          <w:highlight w:val="magenta"/>
-        </w:rPr>
-        <w:t>}</w:t>
+        <w:t xml:space="preserve"> }}</w:t>
       </w:r>
     </w:p>
     <w:tbl>
@@ -16185,29 +15327,7 @@
                 <w:szCs w:val="17"/>
                 <w:lang w:bidi="ar"/>
               </w:rPr>
-              <w:t xml:space="preserve"> and lib_quality_control.lib_dna_qc.dna_qty</w:t>
-            </w:r>
-            <w:proofErr w:type="gramStart"/>
-            <w:r>
-              <w:rPr>
-                <w:rFonts w:ascii="思源黑体 CN Normal" w:eastAsia="思源黑体 CN Normal" w:hAnsi="思源黑体 CN Normal" w:cs="思源黑体 CN Light"/>
-                <w:kern w:val="0"/>
-                <w:sz w:val="17"/>
-                <w:szCs w:val="17"/>
-                <w:lang w:bidi="ar"/>
-              </w:rPr>
-              <w:t>%}{</w:t>
-            </w:r>
-            <w:proofErr w:type="gramEnd"/>
-            <w:r>
-              <w:rPr>
-                <w:rFonts w:ascii="思源黑体 CN Normal" w:eastAsia="思源黑体 CN Normal" w:hAnsi="思源黑体 CN Normal" w:cs="思源黑体 CN Light"/>
-                <w:kern w:val="0"/>
-                <w:sz w:val="17"/>
-                <w:szCs w:val="17"/>
-                <w:lang w:bidi="ar"/>
-              </w:rPr>
-              <w:t>{lib_quality_control.lib_dna_qc.dna_qty|replace(“.00”,””)}}{%else%}{%endif%}</w:t>
+              <w:t xml:space="preserve"> and lib_quality_control.lib_dna_qc.dna_qty%}{{lib_quality_control.lib_dna_qc.dna_qty|replace(“.00”,””)}}{%else%}{%endif%}</w:t>
             </w:r>
           </w:p>
         </w:tc>
@@ -16426,29 +15546,7 @@
                 <w:szCs w:val="17"/>
                 <w:lang w:bidi="ar"/>
               </w:rPr>
-              <w:t xml:space="preserve"> and lib_quality_control.lib_dna_</w:t>
-            </w:r>
-            <w:proofErr w:type="gramStart"/>
-            <w:r>
-              <w:rPr>
-                <w:rFonts w:ascii="思源黑体 CN Normal" w:eastAsia="思源黑体 CN Normal" w:hAnsi="思源黑体 CN Normal" w:cs="思源黑体 CN Light"/>
-                <w:kern w:val="0"/>
-                <w:sz w:val="17"/>
-                <w:szCs w:val="17"/>
-                <w:lang w:bidi="ar"/>
-              </w:rPr>
-              <w:t>qc.library</w:t>
-            </w:r>
-            <w:proofErr w:type="gramEnd"/>
-            <w:r>
-              <w:rPr>
-                <w:rFonts w:ascii="思源黑体 CN Normal" w:eastAsia="思源黑体 CN Normal" w:hAnsi="思源黑体 CN Normal" w:cs="思源黑体 CN Light"/>
-                <w:kern w:val="0"/>
-                <w:sz w:val="17"/>
-                <w:szCs w:val="17"/>
-                <w:lang w:bidi="ar"/>
-              </w:rPr>
-              <w:t>_qty%}{{lib_quality_control.lib_dna_qc.library_qty|replace(“.00”,””)}}{%else%}{%endif%}</w:t>
+              <w:t xml:space="preserve"> and lib_quality_control.lib_dna_qc.library_qty%}{{lib_quality_control.lib_dna_qc.library_qty|replace(“.00”,””)}}{%else%}{%endif%}</w:t>
             </w:r>
           </w:p>
         </w:tc>
@@ -16615,25 +15713,7 @@
                 <w:sz w:val="17"/>
                 <w:szCs w:val="17"/>
               </w:rPr>
-              <w:t>qc.dna_data_</w:t>
-            </w:r>
-            <w:proofErr w:type="gramStart"/>
-            <w:r>
-              <w:rPr>
-                <w:rFonts w:ascii="思源黑体 CN Normal" w:eastAsia="思源黑体 CN Normal" w:hAnsi="思源黑体 CN Normal"/>
-                <w:sz w:val="17"/>
-                <w:szCs w:val="17"/>
-              </w:rPr>
-              <w:t>qc.cleandata</w:t>
-            </w:r>
-            <w:proofErr w:type="gramEnd"/>
-            <w:r>
-              <w:rPr>
-                <w:rFonts w:ascii="思源黑体 CN Normal" w:eastAsia="思源黑体 CN Normal" w:hAnsi="思源黑体 CN Normal"/>
-                <w:sz w:val="17"/>
-                <w:szCs w:val="17"/>
-              </w:rPr>
-              <w:t>_q30</w:t>
+              <w:t>qc.dna_data_qc.cleandata_q30</w:t>
             </w:r>
             <w:r>
               <w:rPr>
@@ -16794,25 +15874,7 @@
                 <w:sz w:val="17"/>
                 <w:szCs w:val="17"/>
               </w:rPr>
-              <w:t>qc.dna_data_</w:t>
-            </w:r>
-            <w:proofErr w:type="gramStart"/>
-            <w:r>
-              <w:rPr>
-                <w:rFonts w:ascii="思源黑体 CN Normal" w:eastAsia="思源黑体 CN Normal" w:hAnsi="思源黑体 CN Normal"/>
-                <w:sz w:val="17"/>
-                <w:szCs w:val="17"/>
-              </w:rPr>
-              <w:t>qc.mapping</w:t>
-            </w:r>
-            <w:proofErr w:type="gramEnd"/>
-            <w:r>
-              <w:rPr>
-                <w:rFonts w:ascii="思源黑体 CN Normal" w:eastAsia="思源黑体 CN Normal" w:hAnsi="思源黑体 CN Normal"/>
-                <w:sz w:val="17"/>
-                <w:szCs w:val="17"/>
-              </w:rPr>
-              <w:t>_ratio</w:t>
+              <w:t>qc.dna_data_qc.mapping_ratio</w:t>
             </w:r>
             <w:proofErr w:type="spellEnd"/>
             <w:r>
@@ -16974,25 +16036,7 @@
                 <w:sz w:val="17"/>
                 <w:szCs w:val="17"/>
               </w:rPr>
-              <w:t>qc.dna_data_</w:t>
-            </w:r>
-            <w:proofErr w:type="gramStart"/>
-            <w:r>
-              <w:rPr>
-                <w:rFonts w:ascii="思源黑体 CN Normal" w:eastAsia="思源黑体 CN Normal" w:hAnsi="思源黑体 CN Normal"/>
-                <w:sz w:val="17"/>
-                <w:szCs w:val="17"/>
-              </w:rPr>
-              <w:t>qc.cover</w:t>
-            </w:r>
-            <w:proofErr w:type="gramEnd"/>
-            <w:r>
-              <w:rPr>
-                <w:rFonts w:ascii="思源黑体 CN Normal" w:eastAsia="思源黑体 CN Normal" w:hAnsi="思源黑体 CN Normal"/>
-                <w:sz w:val="17"/>
-                <w:szCs w:val="17"/>
-              </w:rPr>
-              <w:t>_ratio</w:t>
+              <w:t>qc.dna_data_qc.cover_ratio</w:t>
             </w:r>
             <w:proofErr w:type="spellEnd"/>
             <w:r>
@@ -17101,29 +16145,7 @@
                 <w:szCs w:val="17"/>
                 <w:lang w:bidi="ar"/>
               </w:rPr>
-              <w:t>均</w:t>
-            </w:r>
-            <w:proofErr w:type="gramStart"/>
-            <w:r>
-              <w:rPr>
-                <w:rFonts w:ascii="思源黑体 CN Normal" w:eastAsia="思源黑体 CN Normal" w:hAnsi="思源黑体 CN Normal" w:cs="思源黑体 CN Light" w:hint="eastAsia"/>
-                <w:kern w:val="0"/>
-                <w:sz w:val="17"/>
-                <w:szCs w:val="17"/>
-                <w:lang w:bidi="ar"/>
-              </w:rPr>
-              <w:t>一</w:t>
-            </w:r>
-            <w:proofErr w:type="gramEnd"/>
-            <w:r>
-              <w:rPr>
-                <w:rFonts w:ascii="思源黑体 CN Normal" w:eastAsia="思源黑体 CN Normal" w:hAnsi="思源黑体 CN Normal" w:cs="思源黑体 CN Light" w:hint="eastAsia"/>
-                <w:kern w:val="0"/>
-                <w:sz w:val="17"/>
-                <w:szCs w:val="17"/>
-                <w:lang w:bidi="ar"/>
-              </w:rPr>
-              <w:t>性</w:t>
+              <w:t>均一性</w:t>
             </w:r>
             <w:r>
               <w:rPr>
@@ -17175,25 +16197,7 @@
                 <w:sz w:val="17"/>
                 <w:szCs w:val="17"/>
               </w:rPr>
-              <w:t>qc.dna_data_</w:t>
-            </w:r>
-            <w:proofErr w:type="gramStart"/>
-            <w:r>
-              <w:rPr>
-                <w:rFonts w:ascii="思源黑体 CN Normal" w:eastAsia="思源黑体 CN Normal" w:hAnsi="思源黑体 CN Normal"/>
-                <w:sz w:val="17"/>
-                <w:szCs w:val="17"/>
-              </w:rPr>
-              <w:t>qc.uni</w:t>
-            </w:r>
-            <w:proofErr w:type="gramEnd"/>
-            <w:r>
-              <w:rPr>
-                <w:rFonts w:ascii="思源黑体 CN Normal" w:eastAsia="思源黑体 CN Normal" w:hAnsi="思源黑体 CN Normal"/>
-                <w:sz w:val="17"/>
-                <w:szCs w:val="17"/>
-              </w:rPr>
-              <w:t>20</w:t>
+              <w:t>qc.dna_data_qc.uni20</w:t>
             </w:r>
             <w:r>
               <w:rPr>
@@ -17354,25 +16358,7 @@
                 <w:sz w:val="17"/>
                 <w:szCs w:val="17"/>
               </w:rPr>
-              <w:t>qc.dna_data_</w:t>
-            </w:r>
-            <w:proofErr w:type="gramStart"/>
-            <w:r>
-              <w:rPr>
-                <w:rFonts w:ascii="思源黑体 CN Normal" w:eastAsia="思源黑体 CN Normal" w:hAnsi="思源黑体 CN Normal"/>
-                <w:sz w:val="17"/>
-                <w:szCs w:val="17"/>
-              </w:rPr>
-              <w:t>qc.depth</w:t>
-            </w:r>
-            <w:proofErr w:type="gramEnd"/>
-            <w:r>
-              <w:rPr>
-                <w:rFonts w:ascii="思源黑体 CN Normal" w:eastAsia="思源黑体 CN Normal" w:hAnsi="思源黑体 CN Normal"/>
-                <w:sz w:val="17"/>
-                <w:szCs w:val="17"/>
-              </w:rPr>
-              <w:t>_mean</w:t>
+              <w:t>qc.dna_data_qc.depth_mean</w:t>
             </w:r>
             <w:proofErr w:type="spellEnd"/>
             <w:r>
@@ -17535,25 +16521,7 @@
                 <w:sz w:val="17"/>
                 <w:szCs w:val="17"/>
               </w:rPr>
-              <w:t>qc.dna_data_</w:t>
-            </w:r>
-            <w:proofErr w:type="gramStart"/>
-            <w:r>
-              <w:rPr>
-                <w:rFonts w:ascii="思源黑体 CN Normal" w:eastAsia="思源黑体 CN Normal" w:hAnsi="思源黑体 CN Normal"/>
-                <w:sz w:val="17"/>
-                <w:szCs w:val="17"/>
-              </w:rPr>
-              <w:t>qc.depth</w:t>
-            </w:r>
-            <w:proofErr w:type="gramEnd"/>
-            <w:r>
-              <w:rPr>
-                <w:rFonts w:ascii="思源黑体 CN Normal" w:eastAsia="思源黑体 CN Normal" w:hAnsi="思源黑体 CN Normal"/>
-                <w:sz w:val="17"/>
-                <w:szCs w:val="17"/>
-              </w:rPr>
-              <w:t>_ssbc</w:t>
+              <w:t>qc.dna_data_qc.depth_ssbc</w:t>
             </w:r>
             <w:proofErr w:type="spellEnd"/>
             <w:r>
@@ -17775,25 +16743,7 @@
           <w:sz w:val="16"/>
           <w:szCs w:val="16"/>
         </w:rPr>
-        <w:t>覆盖度：检测到的区域</w:t>
-      </w:r>
-      <w:proofErr w:type="gramStart"/>
-      <w:r>
-        <w:rPr>
-          <w:rFonts w:ascii="思源黑体 CN Normal" w:eastAsia="思源黑体 CN Normal" w:hAnsi="思源黑体 CN Normal" w:hint="eastAsia"/>
-          <w:sz w:val="16"/>
-          <w:szCs w:val="16"/>
-        </w:rPr>
-        <w:t>占目标</w:t>
-      </w:r>
-      <w:proofErr w:type="gramEnd"/>
-      <w:r>
-        <w:rPr>
-          <w:rFonts w:ascii="思源黑体 CN Normal" w:eastAsia="思源黑体 CN Normal" w:hAnsi="思源黑体 CN Normal" w:hint="eastAsia"/>
-          <w:sz w:val="16"/>
-          <w:szCs w:val="16"/>
-        </w:rPr>
-        <w:t>区域的比例；</w:t>
+        <w:t>覆盖度：检测到的区域占目标区域的比例；</w:t>
       </w:r>
     </w:p>
     <w:p>
@@ -17816,25 +16766,7 @@
           <w:sz w:val="16"/>
           <w:szCs w:val="16"/>
         </w:rPr>
-        <w:t>均</w:t>
-      </w:r>
-      <w:proofErr w:type="gramStart"/>
-      <w:r>
-        <w:rPr>
-          <w:rFonts w:ascii="思源黑体 CN Normal" w:eastAsia="思源黑体 CN Normal" w:hAnsi="思源黑体 CN Normal" w:hint="eastAsia"/>
-          <w:sz w:val="16"/>
-          <w:szCs w:val="16"/>
-        </w:rPr>
-        <w:t>一</w:t>
-      </w:r>
-      <w:proofErr w:type="gramEnd"/>
-      <w:r>
-        <w:rPr>
-          <w:rFonts w:ascii="思源黑体 CN Normal" w:eastAsia="思源黑体 CN Normal" w:hAnsi="思源黑体 CN Normal" w:hint="eastAsia"/>
-          <w:sz w:val="16"/>
-          <w:szCs w:val="16"/>
-        </w:rPr>
-        <w:t>性：整体目标区域中，测序深度超过平均深度</w:t>
+        <w:t>均一性：整体目标区域中，测序深度超过平均深度</w:t>
       </w:r>
       <w:r>
         <w:rPr>
@@ -18326,9 +17258,9 @@
           <w:szCs w:val="13"/>
           <w:highlight w:val="magenta"/>
         </w:rPr>
-        <w:t>page_</w:t>
+        <w:t>page_break</w:t>
       </w:r>
-      <w:proofErr w:type="gramStart"/>
+      <w:proofErr w:type="spellEnd"/>
       <w:r>
         <w:rPr>
           <w:rFonts w:ascii="思源黑体 CN Light" w:eastAsia="思源黑体 CN Light" w:hAnsi="思源黑体 CN Light" w:hint="eastAsia"/>
@@ -18337,29 +17269,7 @@
           <w:szCs w:val="13"/>
           <w:highlight w:val="magenta"/>
         </w:rPr>
-        <w:t>break</w:t>
-      </w:r>
-      <w:proofErr w:type="spellEnd"/>
-      <w:r>
-        <w:rPr>
-          <w:rFonts w:ascii="思源黑体 CN Light" w:eastAsia="思源黑体 CN Light" w:hAnsi="思源黑体 CN Light" w:hint="eastAsia"/>
-          <w:color w:val="595959" w:themeColor="text1" w:themeTint="A6"/>
-          <w:sz w:val="13"/>
-          <w:szCs w:val="13"/>
-          <w:highlight w:val="magenta"/>
-        </w:rPr>
-        <w:t xml:space="preserve"> }</w:t>
-      </w:r>
-      <w:proofErr w:type="gramEnd"/>
-      <w:r>
-        <w:rPr>
-          <w:rFonts w:ascii="思源黑体 CN Light" w:eastAsia="思源黑体 CN Light" w:hAnsi="思源黑体 CN Light" w:hint="eastAsia"/>
-          <w:color w:val="595959" w:themeColor="text1" w:themeTint="A6"/>
-          <w:sz w:val="13"/>
-          <w:szCs w:val="13"/>
-          <w:highlight w:val="magenta"/>
-        </w:rPr>
-        <w:t>}</w:t>
+        <w:t xml:space="preserve"> }}</w:t>
       </w:r>
     </w:p>
     <w:tbl>
@@ -18712,25 +17622,7 @@
           <w:sz w:val="16"/>
           <w:szCs w:val="16"/>
         </w:rPr>
-        <w:t xml:space="preserve">NCCN Clinical Practice Guidelines in Oncology-Colon Cancer. (version </w:t>
-      </w:r>
-      <w:proofErr w:type="gramStart"/>
-      <w:r>
-        <w:rPr>
-          <w:rFonts w:ascii="思源黑体 CN Normal" w:eastAsia="思源黑体 CN Normal" w:hAnsi="思源黑体 CN Normal"/>
-          <w:sz w:val="16"/>
-          <w:szCs w:val="16"/>
-        </w:rPr>
-        <w:t>4.2023)[</w:t>
-      </w:r>
-      <w:proofErr w:type="gramEnd"/>
-      <w:r>
-        <w:rPr>
-          <w:rFonts w:ascii="思源黑体 CN Normal" w:eastAsia="思源黑体 CN Normal" w:hAnsi="思源黑体 CN Normal"/>
-          <w:sz w:val="16"/>
-          <w:szCs w:val="16"/>
-        </w:rPr>
-        <w:t>EB/OL]. http://www.nccn.org</w:t>
+        <w:t>NCCN Clinical Practice Guidelines in Oncology-Colon Cancer. (version 4.2023)[EB/OL]. http://www.nccn.org</w:t>
       </w:r>
     </w:p>
     <w:p>
@@ -18753,25 +17645,7 @@
           <w:sz w:val="16"/>
           <w:szCs w:val="16"/>
         </w:rPr>
-        <w:t xml:space="preserve">NCCN Clinical Practice Guidelines in Oncology-Uterine Neoplasms. (version </w:t>
-      </w:r>
-      <w:proofErr w:type="gramStart"/>
-      <w:r>
-        <w:rPr>
-          <w:rFonts w:ascii="思源黑体 CN Normal" w:eastAsia="思源黑体 CN Normal" w:hAnsi="思源黑体 CN Normal"/>
-          <w:sz w:val="16"/>
-          <w:szCs w:val="16"/>
-        </w:rPr>
-        <w:t>1.2024)[</w:t>
-      </w:r>
-      <w:proofErr w:type="gramEnd"/>
-      <w:r>
-        <w:rPr>
-          <w:rFonts w:ascii="思源黑体 CN Normal" w:eastAsia="思源黑体 CN Normal" w:hAnsi="思源黑体 CN Normal"/>
-          <w:sz w:val="16"/>
-          <w:szCs w:val="16"/>
-        </w:rPr>
-        <w:t>EB/OL]. http://www.nccn.org</w:t>
+        <w:t>NCCN Clinical Practice Guidelines in Oncology-Uterine Neoplasms. (version 1.2024)[EB/OL]. http://www.nccn.org</w:t>
       </w:r>
     </w:p>
     <w:p>
@@ -18861,241 +17735,7 @@
           <w:sz w:val="16"/>
           <w:szCs w:val="16"/>
         </w:rPr>
-        <w:t xml:space="preserve">, 沈亦平, 邬玲仟, 陈少科, 陈子江, 方向东, </w:t>
-      </w:r>
-      <w:proofErr w:type="gramStart"/>
-      <w:r>
-        <w:rPr>
-          <w:rFonts w:ascii="思源黑体 CN Normal" w:eastAsia="思源黑体 CN Normal" w:hAnsi="思源黑体 CN Normal"/>
-          <w:sz w:val="16"/>
-          <w:szCs w:val="16"/>
-        </w:rPr>
-        <w:t>傅松滨</w:t>
-      </w:r>
-      <w:proofErr w:type="gramEnd"/>
-      <w:r>
-        <w:rPr>
-          <w:rFonts w:ascii="思源黑体 CN Normal" w:eastAsia="思源黑体 CN Normal" w:hAnsi="思源黑体 CN Normal"/>
-          <w:sz w:val="16"/>
-          <w:szCs w:val="16"/>
-        </w:rPr>
-        <w:t xml:space="preserve">, 龚瑶琴, 黄国英, </w:t>
-      </w:r>
-      <w:proofErr w:type="gramStart"/>
-      <w:r>
-        <w:rPr>
-          <w:rFonts w:ascii="思源黑体 CN Normal" w:eastAsia="思源黑体 CN Normal" w:hAnsi="思源黑体 CN Normal"/>
-          <w:sz w:val="16"/>
-          <w:szCs w:val="16"/>
-        </w:rPr>
-        <w:t>黄国宁</w:t>
-      </w:r>
-      <w:proofErr w:type="gramEnd"/>
-      <w:r>
-        <w:rPr>
-          <w:rFonts w:ascii="思源黑体 CN Normal" w:eastAsia="思源黑体 CN Normal" w:hAnsi="思源黑体 CN Normal"/>
-          <w:sz w:val="16"/>
-          <w:szCs w:val="16"/>
-        </w:rPr>
-        <w:t xml:space="preserve">, </w:t>
-      </w:r>
-      <w:proofErr w:type="gramStart"/>
-      <w:r>
-        <w:rPr>
-          <w:rFonts w:ascii="思源黑体 CN Normal" w:eastAsia="思源黑体 CN Normal" w:hAnsi="思源黑体 CN Normal"/>
-          <w:sz w:val="16"/>
-          <w:szCs w:val="16"/>
-        </w:rPr>
-        <w:t>黄荷凤</w:t>
-      </w:r>
-      <w:proofErr w:type="gramEnd"/>
-      <w:r>
-        <w:rPr>
-          <w:rFonts w:ascii="思源黑体 CN Normal" w:eastAsia="思源黑体 CN Normal" w:hAnsi="思源黑体 CN Normal"/>
-          <w:sz w:val="16"/>
-          <w:szCs w:val="16"/>
-        </w:rPr>
-        <w:t xml:space="preserve">, 黄山, 郝晓柯 12, 冀小平, 李红, 梁波, 廖灿, </w:t>
-      </w:r>
-      <w:proofErr w:type="gramStart"/>
-      <w:r>
-        <w:rPr>
-          <w:rFonts w:ascii="思源黑体 CN Normal" w:eastAsia="思源黑体 CN Normal" w:hAnsi="思源黑体 CN Normal"/>
-          <w:sz w:val="16"/>
-          <w:szCs w:val="16"/>
-        </w:rPr>
-        <w:t>乔杰</w:t>
-      </w:r>
-      <w:proofErr w:type="gramEnd"/>
-      <w:r>
-        <w:rPr>
-          <w:rFonts w:ascii="思源黑体 CN Normal" w:eastAsia="思源黑体 CN Normal" w:hAnsi="思源黑体 CN Normal"/>
-          <w:sz w:val="16"/>
-          <w:szCs w:val="16"/>
-        </w:rPr>
-        <w:t xml:space="preserve">, </w:t>
-      </w:r>
-      <w:proofErr w:type="gramStart"/>
-      <w:r>
-        <w:rPr>
-          <w:rFonts w:ascii="思源黑体 CN Normal" w:eastAsia="思源黑体 CN Normal" w:hAnsi="思源黑体 CN Normal"/>
-          <w:sz w:val="16"/>
-          <w:szCs w:val="16"/>
-        </w:rPr>
-        <w:t>苏海翔</w:t>
-      </w:r>
-      <w:proofErr w:type="gramEnd"/>
-      <w:r>
-        <w:rPr>
-          <w:rFonts w:ascii="思源黑体 CN Normal" w:eastAsia="思源黑体 CN Normal" w:hAnsi="思源黑体 CN Normal"/>
-          <w:sz w:val="16"/>
-          <w:szCs w:val="16"/>
-        </w:rPr>
-        <w:t>, 魏军, 王磊, 王树玉, 王晓红, 邢清和, 徐湘民, 袁慧军, 杨正林, 周从容, 周文</w:t>
-      </w:r>
-      <w:proofErr w:type="gramStart"/>
-      <w:r>
-        <w:rPr>
-          <w:rFonts w:ascii="思源黑体 CN Normal" w:eastAsia="思源黑体 CN Normal" w:hAnsi="思源黑体 CN Normal"/>
-          <w:sz w:val="16"/>
-          <w:szCs w:val="16"/>
-        </w:rPr>
-        <w:t>浩</w:t>
-      </w:r>
-      <w:proofErr w:type="gramEnd"/>
-      <w:r>
-        <w:rPr>
-          <w:rFonts w:ascii="思源黑体 CN Normal" w:eastAsia="思源黑体 CN Normal" w:hAnsi="思源黑体 CN Normal"/>
-          <w:sz w:val="16"/>
-          <w:szCs w:val="16"/>
-        </w:rPr>
-        <w:t xml:space="preserve">, 曾勇, 张学军, </w:t>
-      </w:r>
-      <w:proofErr w:type="gramStart"/>
-      <w:r>
-        <w:rPr>
-          <w:rFonts w:ascii="思源黑体 CN Normal" w:eastAsia="思源黑体 CN Normal" w:hAnsi="思源黑体 CN Normal"/>
-          <w:sz w:val="16"/>
-          <w:szCs w:val="16"/>
-        </w:rPr>
-        <w:t>黄涛生</w:t>
-      </w:r>
-      <w:proofErr w:type="gramEnd"/>
-      <w:r>
-        <w:rPr>
-          <w:rFonts w:ascii="思源黑体 CN Normal" w:eastAsia="思源黑体 CN Normal" w:hAnsi="思源黑体 CN Normal"/>
-          <w:sz w:val="16"/>
-          <w:szCs w:val="16"/>
-        </w:rPr>
-        <w:t xml:space="preserve">, 郑茜, </w:t>
-      </w:r>
-      <w:proofErr w:type="gramStart"/>
-      <w:r>
-        <w:rPr>
-          <w:rFonts w:ascii="思源黑体 CN Normal" w:eastAsia="思源黑体 CN Normal" w:hAnsi="思源黑体 CN Normal"/>
-          <w:sz w:val="16"/>
-          <w:szCs w:val="16"/>
-        </w:rPr>
-        <w:t>秦胜营</w:t>
-      </w:r>
-      <w:proofErr w:type="gramEnd"/>
-      <w:r>
-        <w:rPr>
-          <w:rFonts w:ascii="思源黑体 CN Normal" w:eastAsia="思源黑体 CN Normal" w:hAnsi="思源黑体 CN Normal"/>
-          <w:sz w:val="16"/>
-          <w:szCs w:val="16"/>
-        </w:rPr>
-        <w:t>, 于</w:t>
-      </w:r>
-      <w:proofErr w:type="gramStart"/>
-      <w:r>
-        <w:rPr>
-          <w:rFonts w:ascii="思源黑体 CN Normal" w:eastAsia="思源黑体 CN Normal" w:hAnsi="思源黑体 CN Normal"/>
-          <w:sz w:val="16"/>
-          <w:szCs w:val="16"/>
-        </w:rPr>
-        <w:t>世</w:t>
-      </w:r>
-      <w:proofErr w:type="gramEnd"/>
-      <w:r>
-        <w:rPr>
-          <w:rFonts w:ascii="思源黑体 CN Normal" w:eastAsia="思源黑体 CN Normal" w:hAnsi="思源黑体 CN Normal"/>
-          <w:sz w:val="16"/>
-          <w:szCs w:val="16"/>
-        </w:rPr>
-        <w:t xml:space="preserve">辉, 关静, 王洪阳, 王大勇, 赵立东, 王慧君, </w:t>
-      </w:r>
-      <w:proofErr w:type="gramStart"/>
-      <w:r>
-        <w:rPr>
-          <w:rFonts w:ascii="思源黑体 CN Normal" w:eastAsia="思源黑体 CN Normal" w:hAnsi="思源黑体 CN Normal"/>
-          <w:sz w:val="16"/>
-          <w:szCs w:val="16"/>
-        </w:rPr>
-        <w:t>孔令印</w:t>
-      </w:r>
-      <w:proofErr w:type="gramEnd"/>
-      <w:r>
-        <w:rPr>
-          <w:rFonts w:ascii="思源黑体 CN Normal" w:eastAsia="思源黑体 CN Normal" w:hAnsi="思源黑体 CN Normal"/>
-          <w:sz w:val="16"/>
-          <w:szCs w:val="16"/>
-        </w:rPr>
-        <w:t xml:space="preserve">, 宣黎明, </w:t>
-      </w:r>
-      <w:proofErr w:type="gramStart"/>
-      <w:r>
-        <w:rPr>
-          <w:rFonts w:ascii="思源黑体 CN Normal" w:eastAsia="思源黑体 CN Normal" w:hAnsi="思源黑体 CN Normal"/>
-          <w:sz w:val="16"/>
-          <w:szCs w:val="16"/>
-        </w:rPr>
-        <w:t>冒燕</w:t>
-      </w:r>
-      <w:proofErr w:type="gramEnd"/>
-      <w:r>
-        <w:rPr>
-          <w:rFonts w:ascii="思源黑体 CN Normal" w:eastAsia="思源黑体 CN Normal" w:hAnsi="思源黑体 CN Normal"/>
-          <w:sz w:val="16"/>
-          <w:szCs w:val="16"/>
-        </w:rPr>
-        <w:t xml:space="preserve">, 祝轶君, </w:t>
-      </w:r>
-      <w:proofErr w:type="gramStart"/>
-      <w:r>
-        <w:rPr>
-          <w:rFonts w:ascii="思源黑体 CN Normal" w:eastAsia="思源黑体 CN Normal" w:hAnsi="思源黑体 CN Normal"/>
-          <w:sz w:val="16"/>
-          <w:szCs w:val="16"/>
-        </w:rPr>
-        <w:t>徐君玲</w:t>
-      </w:r>
-      <w:proofErr w:type="gramEnd"/>
-      <w:r>
-        <w:rPr>
-          <w:rFonts w:ascii="思源黑体 CN Normal" w:eastAsia="思源黑体 CN Normal" w:hAnsi="思源黑体 CN Normal"/>
-          <w:sz w:val="16"/>
-          <w:szCs w:val="16"/>
-        </w:rPr>
-        <w:t>, 王剑青, 王莉, 赵婷, 秦</w:t>
-      </w:r>
-      <w:proofErr w:type="gramStart"/>
-      <w:r>
-        <w:rPr>
-          <w:rFonts w:ascii="思源黑体 CN Normal" w:eastAsia="思源黑体 CN Normal" w:hAnsi="思源黑体 CN Normal"/>
-          <w:sz w:val="16"/>
-          <w:szCs w:val="16"/>
-        </w:rPr>
-        <w:t>一</w:t>
-      </w:r>
-      <w:proofErr w:type="gramEnd"/>
-      <w:r>
-        <w:rPr>
-          <w:rFonts w:ascii="思源黑体 CN Normal" w:eastAsia="思源黑体 CN Normal" w:hAnsi="思源黑体 CN Normal"/>
-          <w:sz w:val="16"/>
-          <w:szCs w:val="16"/>
-        </w:rPr>
-        <w:t>丁, 夏滢颖, 樊丽霞, 赵丁丁, 邱浩, 贺林.  遗传变异分类标准与指南[J]. 中国科学：生命科学, 2017, 47(6): 668-688.</w:t>
+        <w:t>, 沈亦平, 邬玲仟, 陈少科, 陈子江, 方向东, 傅松滨, 龚瑶琴, 黄国英, 黄国宁, 黄荷凤, 黄山, 郝晓柯 12, 冀小平, 李红, 梁波, 廖灿, 乔杰, 苏海翔, 魏军, 王磊, 王树玉, 王晓红, 邢清和, 徐湘民, 袁慧军, 杨正林, 周从容, 周文浩, 曾勇, 张学军, 黄涛生, 郑茜, 秦胜营, 于世辉, 关静, 王洪阳, 王大勇, 赵立东, 王慧君, 孔令印, 宣黎明, 冒燕, 祝轶君, 徐君玲, 王剑青, 王莉, 赵婷, 秦一丁, 夏滢颖, 樊丽霞, 赵丁丁, 邱浩, 贺林.  遗传变异分类标准与指南[J]. 中国科学：生命科学, 2017, 47(6): 668-688.</w:t>
       </w:r>
     </w:p>
     <w:p>
@@ -19122,7 +17762,6 @@
       </w:r>
       <w:bookmarkStart w:id="6" w:name="_Hlk229579178"/>
       <w:proofErr w:type="spellStart"/>
-      <w:proofErr w:type="gramStart"/>
       <w:r>
         <w:rPr>
           <w:rFonts w:ascii="思源黑体 CN Normal" w:eastAsia="思源黑体 CN Normal" w:hAnsi="思源黑体 CN Normal"/>
@@ -19132,7 +17771,6 @@
         <w:t>refer.fixed</w:t>
       </w:r>
       <w:proofErr w:type="spellEnd"/>
-      <w:proofErr w:type="gramEnd"/>
       <w:r>
         <w:rPr>
           <w:rFonts w:ascii="思源黑体 CN Normal" w:eastAsia="思源黑体 CN Normal" w:hAnsi="思源黑体 CN Normal"/>
@@ -19275,9 +17913,9 @@
           <w:szCs w:val="13"/>
           <w:highlight w:val="magenta"/>
         </w:rPr>
-        <w:t>page_</w:t>
+        <w:t>page_break</w:t>
       </w:r>
-      <w:proofErr w:type="gramStart"/>
+      <w:proofErr w:type="spellEnd"/>
       <w:r>
         <w:rPr>
           <w:rFonts w:ascii="思源黑体 CN Light" w:eastAsia="思源黑体 CN Light" w:hAnsi="思源黑体 CN Light" w:hint="eastAsia"/>
@@ -19286,29 +17924,7 @@
           <w:szCs w:val="13"/>
           <w:highlight w:val="magenta"/>
         </w:rPr>
-        <w:t>break</w:t>
-      </w:r>
-      <w:proofErr w:type="spellEnd"/>
-      <w:r>
-        <w:rPr>
-          <w:rFonts w:ascii="思源黑体 CN Light" w:eastAsia="思源黑体 CN Light" w:hAnsi="思源黑体 CN Light" w:hint="eastAsia"/>
-          <w:color w:val="595959" w:themeColor="text1" w:themeTint="A6"/>
-          <w:sz w:val="13"/>
-          <w:szCs w:val="13"/>
-          <w:highlight w:val="magenta"/>
-        </w:rPr>
-        <w:t xml:space="preserve"> }</w:t>
-      </w:r>
-      <w:proofErr w:type="gramEnd"/>
-      <w:r>
-        <w:rPr>
-          <w:rFonts w:ascii="思源黑体 CN Light" w:eastAsia="思源黑体 CN Light" w:hAnsi="思源黑体 CN Light" w:hint="eastAsia"/>
-          <w:color w:val="595959" w:themeColor="text1" w:themeTint="A6"/>
-          <w:sz w:val="13"/>
-          <w:szCs w:val="13"/>
-          <w:highlight w:val="magenta"/>
-        </w:rPr>
-        <w:t>}</w:t>
+        <w:t xml:space="preserve"> }}</w:t>
       </w:r>
     </w:p>
     <w:tbl>
